--- a/Port Digital Clearance System for NMPA Mangaluru_Project_Report.docx
+++ b/Port Digital Clearance System for NMPA Mangaluru_Project_Report.docx
@@ -2153,7 +2153,7 @@
               <w:jc w:val="right"/>
             </w:pPr>
             <w:r>
-              <w:t>38</w:t>
+              <w:t>36</w:t>
             </w:r>
           </w:p>
         </w:tc>
@@ -2197,7 +2197,7 @@
               <w:jc w:val="right"/>
             </w:pPr>
             <w:r>
-              <w:t>36</w:t>
+              <w:t>38</w:t>
             </w:r>
           </w:p>
         </w:tc>
@@ -2605,7 +2605,7 @@
               <w:jc w:val="right"/>
             </w:pPr>
             <w:r>
-              <w:t>47</w:t>
+              <w:t>46</w:t>
             </w:r>
           </w:p>
         </w:tc>
@@ -2649,7 +2649,7 @@
               <w:jc w:val="right"/>
             </w:pPr>
             <w:r>
-              <w:t>47</w:t>
+              <w:t>46</w:t>
             </w:r>
           </w:p>
         </w:tc>
@@ -3370,7 +3370,7 @@
                 <w:rFonts w:cs="Times New Roman"/>
                 <w:b/>
               </w:rPr>
-              <w:t>Figure 6.5: Clearance Request Form / Vessel Registry Interface</w:t>
+              <w:t>Figure 6.8: Admin Panel Console Interface</w:t>
             </w:r>
           </w:p>
         </w:tc>
@@ -3427,7 +3427,7 @@
                 <w:rFonts w:cs="Times New Roman"/>
                 <w:b/>
               </w:rPr>
-              <w:t>Figure 6.7: Department Approval Interface</w:t>
+              <w:t>Figure 6.7: Audit Logs Interface</w:t>
             </w:r>
           </w:p>
         </w:tc>
@@ -3455,7 +3455,7 @@
                 <w:rFonts w:cs="Times New Roman"/>
                 <w:b/>
               </w:rPr>
-              <w:t>38</w:t>
+              <w:t>37</w:t>
             </w:r>
           </w:p>
         </w:tc>
@@ -3484,7 +3484,7 @@
                 <w:rFonts w:cs="Times New Roman"/>
                 <w:b/>
               </w:rPr>
-              <w:t>Figure 6.8: Admin Panel Console Interface</w:t>
+              <w:t>Figure 6.5: Clearance Request Form / Vessel Registry Interface</w:t>
             </w:r>
           </w:p>
         </w:tc>
@@ -3541,7 +3541,7 @@
                 <w:rFonts w:cs="Times New Roman"/>
                 <w:b/>
               </w:rPr>
-              <w:t>Figure 6.7: Audit Logs Interface</w:t>
+              <w:t>Figure 6.7: Department Approval Interface</w:t>
             </w:r>
           </w:p>
         </w:tc>
@@ -3996,7 +3996,7 @@
                 <w:rFonts w:cs="Times New Roman"/>
                 <w:b/>
               </w:rPr>
-              <w:t>42</w:t>
+              <w:t>41</w:t>
             </w:r>
           </w:p>
         </w:tc>
@@ -4775,7 +4775,7 @@
           <w:noProof/>
         </w:rPr>
         <w:drawing>
-          <wp:inline distT="0" distB="0" distL="0" distR="0" wp14:anchorId="67E63F92" wp14:editId="0721C19F">
+          <wp:inline distT="0" distB="0" distL="0" distR="0" wp14:anchorId="7E635614" wp14:editId="43EA414B">
             <wp:extent cx="5410200" cy="3480793"/>
             <wp:effectExtent l="0" t="0" r="0" b="5715"/>
             <wp:docPr id="1240265402" name="Picture 1"/>
@@ -7442,7 +7442,7 @@
           <w:noProof/>
         </w:rPr>
         <w:drawing>
-          <wp:inline distT="0" distB="0" distL="0" distR="0" wp14:anchorId="350DB4B9" wp14:editId="69DAED61">
+          <wp:inline distT="0" distB="0" distL="0" distR="0" wp14:anchorId="0CD7A6C0" wp14:editId="4824D8AF">
             <wp:extent cx="5943600" cy="3823970"/>
             <wp:effectExtent l="0" t="0" r="0" b="5080"/>
             <wp:docPr id="612872577" name="Picture 1"/>
@@ -11779,7 +11779,7 @@
           <w:noProof/>
         </w:rPr>
         <w:drawing>
-          <wp:inline distT="0" distB="0" distL="0" distR="0" wp14:anchorId="0ED189B8" wp14:editId="179D0567">
+          <wp:inline distT="0" distB="0" distL="0" distR="0" wp14:anchorId="48998F9C" wp14:editId="46272BF0">
             <wp:extent cx="5303520" cy="3431689"/>
             <wp:effectExtent l="0" t="0" r="0" b="0"/>
             <wp:docPr id="3" name="Picture 3"/>
@@ -13288,7 +13288,7 @@
         </w:rPr>
         <w:lastRenderedPageBreak/>
         <w:drawing>
-          <wp:inline distT="0" distB="0" distL="0" distR="0" wp14:anchorId="7DE504AD" wp14:editId="55F14CE5">
+          <wp:inline distT="0" distB="0" distL="0" distR="0" wp14:anchorId="67CD6EFA" wp14:editId="4F275006">
             <wp:extent cx="3657600" cy="3657600"/>
             <wp:effectExtent l="0" t="0" r="0" b="0"/>
             <wp:docPr id="10" name="Picture 10"/>
@@ -13377,7 +13377,7 @@
         </w:rPr>
         <w:lastRenderedPageBreak/>
         <w:drawing>
-          <wp:inline distT="0" distB="0" distL="0" distR="0" wp14:anchorId="251FC456" wp14:editId="4EBBD43C">
+          <wp:inline distT="0" distB="0" distL="0" distR="0" wp14:anchorId="3235E2E7" wp14:editId="584E80E6">
             <wp:extent cx="3657600" cy="3657600"/>
             <wp:effectExtent l="0" t="0" r="0" b="0"/>
             <wp:docPr id="11" name="Picture 11"/>
@@ -13505,7 +13505,7 @@
         </w:rPr>
         <w:lastRenderedPageBreak/>
         <w:drawing>
-          <wp:inline distT="0" distB="0" distL="0" distR="0" wp14:anchorId="16C9D618" wp14:editId="58271775">
+          <wp:inline distT="0" distB="0" distL="0" distR="0" wp14:anchorId="56B3CE3F" wp14:editId="4AFC26CB">
             <wp:extent cx="3657600" cy="3657600"/>
             <wp:effectExtent l="0" t="0" r="0" b="0"/>
             <wp:docPr id="12" name="Picture 12"/>
@@ -13633,7 +13633,7 @@
         </w:rPr>
         <w:lastRenderedPageBreak/>
         <w:drawing>
-          <wp:inline distT="0" distB="0" distL="0" distR="0" wp14:anchorId="6EBBBAF1" wp14:editId="32FFAEC8">
+          <wp:inline distT="0" distB="0" distL="0" distR="0" wp14:anchorId="466926C4" wp14:editId="4B01120E">
             <wp:extent cx="3657600" cy="3657600"/>
             <wp:effectExtent l="0" t="0" r="0" b="0"/>
             <wp:docPr id="13" name="Picture 13"/>
@@ -13825,7 +13825,7 @@
           <w:noProof/>
         </w:rPr>
         <w:drawing>
-          <wp:inline distT="0" distB="0" distL="0" distR="0" wp14:anchorId="15E0F29E" wp14:editId="71C86792">
+          <wp:inline distT="0" distB="0" distL="0" distR="0" wp14:anchorId="031E8FA9" wp14:editId="467A0170">
             <wp:extent cx="5303520" cy="3314700"/>
             <wp:effectExtent l="0" t="0" r="0" b="0"/>
             <wp:docPr id="4" name="Picture 4"/>
@@ -13958,7 +13958,7 @@
         </w:rPr>
         <w:lastRenderedPageBreak/>
         <w:drawing>
-          <wp:inline distT="0" distB="0" distL="0" distR="0" wp14:anchorId="303A3384" wp14:editId="43D722F3">
+          <wp:inline distT="0" distB="0" distL="0" distR="0" wp14:anchorId="519604A0" wp14:editId="033C3DED">
             <wp:extent cx="5303520" cy="3314700"/>
             <wp:effectExtent l="0" t="0" r="0" b="0"/>
             <wp:docPr id="5" name="Picture 5"/>
@@ -14119,7 +14119,7 @@
         </w:rPr>
         <w:lastRenderedPageBreak/>
         <w:drawing>
-          <wp:inline distT="0" distB="0" distL="0" distR="0" wp14:anchorId="2F648F82" wp14:editId="3FE22FCA">
+          <wp:inline distT="0" distB="0" distL="0" distR="0" wp14:anchorId="392071BC" wp14:editId="2CB7FB76">
             <wp:extent cx="1320800" cy="4445493"/>
             <wp:effectExtent l="0" t="0" r="0" b="0"/>
             <wp:docPr id="1636429496" name="Picture 1"/>
@@ -14220,24 +14220,24 @@
     </w:p>
     <w:p>
       <w:pPr>
-        <w:keepNext/>
-        <w:spacing w:before="120" w:after="60"/>
+        <w:spacing w:line="276" w:lineRule="auto"/>
+        <w:jc w:val="both"/>
       </w:pPr>
       <w:r>
         <w:rPr>
           <w:b/>
           <w:sz w:val="28"/>
         </w:rPr>
-        <w:t>6.5 Vendor Screens</w:t>
-      </w:r>
-    </w:p>
-    <w:p>
-      <w:pPr>
-        <w:spacing w:line="276" w:lineRule="auto"/>
-        <w:jc w:val="both"/>
-      </w:pPr>
-      <w:r>
-        <w:t>The registration layout features field helpers and error prompts. If an agent enters an invalid or duplicate IMO number, the input field highlights in red and displays a warning message. Below is the screenshot of the Vessel Registry interface:</w:t>
+        <w:t>6.4 Administrator Screens</w:t>
+      </w:r>
+    </w:p>
+    <w:p>
+      <w:pPr>
+        <w:spacing w:line="276" w:lineRule="auto"/>
+        <w:jc w:val="both"/>
+      </w:pPr>
+      <w:r>
+        <w:t>The System Administrator Console allows managing the user roster, approving pending accounts, and toggling 2FA settings. Below is the screenshot of the Admin Panel Console:</w:t>
       </w:r>
     </w:p>
     <w:p>
@@ -14251,10 +14251,10 @@
         </w:rPr>
         <w:lastRenderedPageBreak/>
         <w:drawing>
-          <wp:inline distT="0" distB="0" distL="0" distR="0" wp14:anchorId="63502FBF" wp14:editId="1644AAA6">
+          <wp:inline distT="0" distB="0" distL="0" distR="0" wp14:anchorId="2936B742" wp14:editId="33212D34">
             <wp:extent cx="5303520" cy="3314700"/>
             <wp:effectExtent l="0" t="0" r="0" b="0"/>
-            <wp:docPr id="6" name="Picture 6"/>
+            <wp:docPr id="8" name="Picture 8"/>
             <wp:cNvGraphicFramePr>
               <a:graphicFrameLocks xmlns:a="http://schemas.openxmlformats.org/drawingml/2006/main" noChangeAspect="1"/>
             </wp:cNvGraphicFramePr>
@@ -14262,7 +14262,7 @@
               <a:graphicData uri="http://schemas.openxmlformats.org/drawingml/2006/picture">
                 <pic:pic xmlns:pic="http://schemas.openxmlformats.org/drawingml/2006/picture">
                   <pic:nvPicPr>
-                    <pic:cNvPr id="0" name="image_5.png"/>
+                    <pic:cNvPr id="0" name="image_7.png"/>
                     <pic:cNvPicPr/>
                   </pic:nvPicPr>
                   <pic:blipFill>
@@ -14303,7 +14303,7 @@
           <w:i/>
           <w:sz w:val="20"/>
         </w:rPr>
-        <w:t>Figure 6.</w:t>
+        <w:t xml:space="preserve">Figure </w:t>
       </w:r>
       <w:r>
         <w:rPr>
@@ -14312,7 +14312,7 @@
           <w:i/>
           <w:sz w:val="20"/>
         </w:rPr>
-        <w:t>5</w:t>
+        <w:t>6.8</w:t>
       </w:r>
       <w:r>
         <w:rPr>
@@ -14321,87 +14321,16 @@
           <w:i/>
           <w:sz w:val="20"/>
         </w:rPr>
-        <w:t>: Clearance Request Form / Vessel Registry Interface</w:t>
-      </w:r>
-    </w:p>
-    <w:p>
-      <w:pPr>
-        <w:spacing w:line="276" w:lineRule="auto"/>
-        <w:jc w:val="both"/>
-      </w:pPr>
-      <w:r>
-        <w:t>Real-time validation helpers check IMO 7-digit numeric checksums as shipping agents type, preventing invalid data submissions.</w:t>
-      </w:r>
-    </w:p>
-    <w:p>
-      <w:pPr>
-        <w:spacing w:line="276" w:lineRule="auto"/>
-        <w:jc w:val="both"/>
-      </w:pPr>
-      <w:r>
-        <w:t>Validation</w:t>
-      </w:r>
-    </w:p>
-    <w:p>
-      <w:pPr>
-        <w:spacing w:line="276" w:lineRule="auto"/>
-        <w:jc w:val="both"/>
-      </w:pPr>
-      <w:r>
-        <w:t>Client-side validation rules enforce required fields, 7-digit IMO patterns, positive tonnage values, valid email formats, and 6-digit TOTP passcode lengths prior to dispatches.</w:t>
-      </w:r>
-    </w:p>
-    <w:p>
-      <w:pPr>
-        <w:spacing w:line="276" w:lineRule="auto"/>
-        <w:jc w:val="both"/>
-      </w:pPr>
-      <w:r>
-        <w:t>Visual error prompts and red input borders provide immediate sensory feedback to operators when data constraints are violated.</w:t>
-      </w:r>
-    </w:p>
-    <w:p>
-      <w:pPr>
-        <w:spacing w:line="276" w:lineRule="auto"/>
-        <w:jc w:val="both"/>
-      </w:pPr>
-      <w:r>
-        <w:t>Validation</w:t>
-      </w:r>
-    </w:p>
-    <w:p>
-      <w:pPr>
-        <w:spacing w:line="276" w:lineRule="auto"/>
-        <w:jc w:val="both"/>
-      </w:pPr>
-    </w:p>
-    <w:p>
-      <w:pPr>
-        <w:spacing w:line="276" w:lineRule="auto"/>
-        <w:jc w:val="both"/>
-      </w:pPr>
-    </w:p>
-    <w:p>
-      <w:pPr>
-        <w:keepNext/>
-        <w:spacing w:before="360" w:line="276" w:lineRule="auto"/>
-        <w:jc w:val="both"/>
-        <w:rPr>
-          <w:b/>
-          <w:bCs/>
-        </w:rPr>
-      </w:pPr>
-      <w:r>
-        <w:t>View</w:t>
-      </w:r>
-    </w:p>
-    <w:p>
-      <w:pPr>
-        <w:spacing w:line="276" w:lineRule="auto"/>
-        <w:jc w:val="both"/>
-      </w:pPr>
-      <w:r>
-        <w:t>The Clearance Workflow page displays voyage applications in a table. Shipping agents can track their sequential review progress through PHO, Customs, and Traffic columns. Clearances are color-coded (green for approved, yellow for pending, red for rejected). Once fully approved, the row displays download buttons for the bilingual clearances. Below is the screenshot of the Clearance Workflow interface:</w:t>
+        <w:t>: Admin Panel Console Interface</w:t>
+      </w:r>
+    </w:p>
+    <w:p>
+      <w:pPr>
+        <w:spacing w:line="276" w:lineRule="auto"/>
+        <w:jc w:val="both"/>
+      </w:pPr>
+      <w:r>
+        <w:t>The Audit Logs Console displays a chronological history of security and configuration changes. Administrators and port managers can search, filter, and export the logs to a CSV file. Below is the screenshot of the Audit Logs interface:</w:t>
       </w:r>
     </w:p>
     <w:p>
@@ -14413,12 +14342,11 @@
         <w:rPr>
           <w:noProof/>
         </w:rPr>
-        <w:lastRenderedPageBreak/>
         <w:drawing>
-          <wp:inline distT="0" distB="0" distL="0" distR="0" wp14:anchorId="59E67B0E" wp14:editId="7A0BAFDC">
-            <wp:extent cx="5943600" cy="2712720"/>
+          <wp:inline distT="0" distB="0" distL="0" distR="0" wp14:anchorId="1ACFEFA5" wp14:editId="362958EB">
+            <wp:extent cx="5303520" cy="3314700"/>
             <wp:effectExtent l="0" t="0" r="0" b="0"/>
-            <wp:docPr id="1723561269" name="Picture 1"/>
+            <wp:docPr id="9" name="Picture 9"/>
             <wp:cNvGraphicFramePr>
               <a:graphicFrameLocks xmlns:a="http://schemas.openxmlformats.org/drawingml/2006/main" noChangeAspect="1"/>
             </wp:cNvGraphicFramePr>
@@ -14426,7 +14354,7 @@
               <a:graphicData uri="http://schemas.openxmlformats.org/drawingml/2006/picture">
                 <pic:pic xmlns:pic="http://schemas.openxmlformats.org/drawingml/2006/picture">
                   <pic:nvPicPr>
-                    <pic:cNvPr id="1723561269" name=""/>
+                    <pic:cNvPr id="0" name="image_8.png"/>
                     <pic:cNvPicPr/>
                   </pic:nvPicPr>
                   <pic:blipFill>
@@ -14438,7 +14366,7 @@
                   <pic:spPr>
                     <a:xfrm>
                       <a:off x="0" y="0"/>
-                      <a:ext cx="5943600" cy="2712720"/>
+                      <a:ext cx="5303520" cy="3314700"/>
                     </a:xfrm>
                     <a:prstGeom prst="rect">
                       <a:avLst/>
@@ -14467,92 +14395,123 @@
           <w:i/>
           <w:sz w:val="20"/>
         </w:rPr>
-        <w:t>Figure 6.</w:t>
-      </w:r>
-      <w:r>
+        <w:t>Figure 6.7: Audit Logs Interface</w:t>
+      </w:r>
+    </w:p>
+    <w:p>
+      <w:pPr>
+        <w:spacing w:line="276" w:lineRule="auto"/>
+        <w:jc w:val="both"/>
+      </w:pPr>
+      <w:r>
+        <w:lastRenderedPageBreak/>
+        <w:t>Searchable audit consoles enable port managers to filter security logs by user, date range, or event type, facilitating compliance audits.</w:t>
+      </w:r>
+    </w:p>
+    <w:p>
+      <w:pPr>
+        <w:keepNext/>
+        <w:spacing w:before="360" w:line="276" w:lineRule="auto"/>
+        <w:jc w:val="both"/>
         <w:rPr>
           <w:b/>
           <w:bCs/>
-          <w:i/>
-          <w:sz w:val="20"/>
         </w:rPr>
-        <w:t>7</w:t>
-      </w:r>
+      </w:pPr>
       <w:r>
         <w:rPr>
           <w:b/>
           <w:bCs/>
-          <w:i/>
-          <w:sz w:val="20"/>
         </w:rPr>
-        <w:t>: Department Approval Interface</w:t>
-      </w:r>
-    </w:p>
-    <w:p>
-      <w:pPr>
-        <w:spacing w:line="276" w:lineRule="auto"/>
-        <w:jc w:val="both"/>
-      </w:pPr>
-      <w:r>
-        <w:t>Color-coded badges provide immediate visual feedback regarding sequential approval status across Health, Customs, and Traffic columns.</w:t>
-      </w:r>
-    </w:p>
-    <w:p>
-      <w:pPr>
-        <w:spacing w:line="276" w:lineRule="auto"/>
-        <w:jc w:val="both"/>
-      </w:pPr>
-    </w:p>
-    <w:p>
-      <w:pPr>
-        <w:spacing w:line="276" w:lineRule="auto"/>
-        <w:jc w:val="both"/>
-      </w:pPr>
-    </w:p>
-    <w:p>
-      <w:pPr>
-        <w:spacing w:line="276" w:lineRule="auto"/>
-        <w:jc w:val="both"/>
-      </w:pPr>
-    </w:p>
-    <w:p>
-      <w:pPr>
-        <w:spacing w:line="276" w:lineRule="auto"/>
-        <w:jc w:val="both"/>
-      </w:pPr>
-      <w:r>
-        <w:br/>
-      </w:r>
-      <w:r>
-        <w:br/>
-      </w:r>
-    </w:p>
-    <w:p>
-      <w:pPr>
-        <w:spacing w:line="276" w:lineRule="auto"/>
-        <w:jc w:val="both"/>
-      </w:pPr>
-    </w:p>
-    <w:p>
-      <w:pPr>
-        <w:spacing w:line="276" w:lineRule="auto"/>
-        <w:jc w:val="both"/>
+        <w:t>Alerts</w:t>
+      </w:r>
+    </w:p>
+    <w:p>
+      <w:pPr>
+        <w:spacing w:line="276" w:lineRule="auto"/>
+        <w:jc w:val="both"/>
+      </w:pPr>
+      <w:r>
+        <w:t>System alerts include floating toast notifications for API success/failure messages, government SMS alert triggers for status updates, and audio indicators for urgent rejections.</w:t>
+      </w:r>
+    </w:p>
+    <w:p>
+      <w:pPr>
+        <w:spacing w:line="276" w:lineRule="auto"/>
+        <w:jc w:val="both"/>
+      </w:pPr>
+      <w:r>
+        <w:t>Asynchronous toast notifications alert shipping agents immediately when port health officers or customs checkers update clearance statuses.</w:t>
+      </w:r>
+    </w:p>
+    <w:p>
+      <w:pPr>
+        <w:keepNext/>
+        <w:spacing w:before="360" w:line="276" w:lineRule="auto"/>
+        <w:jc w:val="both"/>
+        <w:rPr>
+          <w:b/>
+          <w:bCs/>
+        </w:rPr>
+      </w:pPr>
+      <w:r>
+        <w:rPr>
+          <w:b/>
+          <w:bCs/>
+        </w:rPr>
+        <w:t>Error Messages</w:t>
+      </w:r>
+    </w:p>
+    <w:p>
+      <w:pPr>
+        <w:spacing w:line="276" w:lineRule="auto"/>
+        <w:jc w:val="both"/>
+      </w:pPr>
+      <w:r>
+        <w:t>Comprehensive modal error dialogs display descriptive rejection reasons, network failure fallback notifications, and session timeout auto-logout warnings.</w:t>
+      </w:r>
+    </w:p>
+    <w:p>
+      <w:pPr>
+        <w:spacing w:line="276" w:lineRule="auto"/>
+        <w:jc w:val="both"/>
+      </w:pPr>
+      <w:r>
+        <w:t>Descriptive error modals guide users on corrective actions when form submissions fail or network drops occur.</w:t>
+      </w:r>
+    </w:p>
+    <w:p>
+      <w:pPr>
+        <w:spacing w:line="276" w:lineRule="auto"/>
+        <w:jc w:val="both"/>
+      </w:pPr>
+    </w:p>
+    <w:p>
+      <w:pPr>
+        <w:spacing w:line="276" w:lineRule="auto"/>
+        <w:jc w:val="both"/>
+      </w:pPr>
+    </w:p>
+    <w:p>
+      <w:pPr>
+        <w:keepNext/>
+        <w:spacing w:before="120" w:after="60"/>
       </w:pPr>
       <w:r>
         <w:rPr>
           <w:b/>
           <w:sz w:val="28"/>
         </w:rPr>
-        <w:t>6.4 Administrator Screens</w:t>
-      </w:r>
-    </w:p>
-    <w:p>
-      <w:pPr>
-        <w:spacing w:line="276" w:lineRule="auto"/>
-        <w:jc w:val="both"/>
-      </w:pPr>
-      <w:r>
-        <w:t>The System Administrator Console allows managing the user roster, approving pending accounts, and toggling 2FA settings. Below is the screenshot of the Admin Panel Console:</w:t>
+        <w:t>6.5 Vendor Screens</w:t>
+      </w:r>
+    </w:p>
+    <w:p>
+      <w:pPr>
+        <w:spacing w:line="276" w:lineRule="auto"/>
+        <w:jc w:val="both"/>
+      </w:pPr>
+      <w:r>
+        <w:t>The registration layout features field helpers and error prompts. If an agent enters an invalid or duplicate IMO number, the input field highlights in red and displays a warning message. Below is the screenshot of the Vessel Registry interface:</w:t>
       </w:r>
     </w:p>
     <w:p>
@@ -14564,12 +14523,11 @@
         <w:rPr>
           <w:noProof/>
         </w:rPr>
-        <w:lastRenderedPageBreak/>
         <w:drawing>
-          <wp:inline distT="0" distB="0" distL="0" distR="0" wp14:anchorId="2D667AB7" wp14:editId="4F7E989E">
+          <wp:inline distT="0" distB="0" distL="0" distR="0" wp14:anchorId="6B451040" wp14:editId="538D6222">
             <wp:extent cx="5303520" cy="3314700"/>
             <wp:effectExtent l="0" t="0" r="0" b="0"/>
-            <wp:docPr id="8" name="Picture 8"/>
+            <wp:docPr id="6" name="Picture 6"/>
             <wp:cNvGraphicFramePr>
               <a:graphicFrameLocks xmlns:a="http://schemas.openxmlformats.org/drawingml/2006/main" noChangeAspect="1"/>
             </wp:cNvGraphicFramePr>
@@ -14577,7 +14535,7 @@
               <a:graphicData uri="http://schemas.openxmlformats.org/drawingml/2006/picture">
                 <pic:pic xmlns:pic="http://schemas.openxmlformats.org/drawingml/2006/picture">
                   <pic:nvPicPr>
-                    <pic:cNvPr id="0" name="image_7.png"/>
+                    <pic:cNvPr id="0" name="image_5.png"/>
                     <pic:cNvPicPr/>
                   </pic:nvPicPr>
                   <pic:blipFill>
@@ -14618,7 +14576,8 @@
           <w:i/>
           <w:sz w:val="20"/>
         </w:rPr>
-        <w:t xml:space="preserve">Figure </w:t>
+        <w:lastRenderedPageBreak/>
+        <w:t>Figure 6.</w:t>
       </w:r>
       <w:r>
         <w:rPr>
@@ -14627,7 +14586,7 @@
           <w:i/>
           <w:sz w:val="20"/>
         </w:rPr>
-        <w:t>6.8</w:t>
+        <w:t>5</w:t>
       </w:r>
       <w:r>
         <w:rPr>
@@ -14636,16 +14595,87 @@
           <w:i/>
           <w:sz w:val="20"/>
         </w:rPr>
-        <w:t>: Admin Panel Console Interface</w:t>
-      </w:r>
-    </w:p>
-    <w:p>
-      <w:pPr>
-        <w:spacing w:line="276" w:lineRule="auto"/>
-        <w:jc w:val="both"/>
-      </w:pPr>
-      <w:r>
-        <w:t>The Audit Logs Console displays a chronological history of security and configuration changes. Administrators and port managers can search, filter, and export the logs to a CSV file. Below is the screenshot of the Audit Logs interface:</w:t>
+        <w:t>: Clearance Request Form / Vessel Registry Interface</w:t>
+      </w:r>
+    </w:p>
+    <w:p>
+      <w:pPr>
+        <w:spacing w:line="276" w:lineRule="auto"/>
+        <w:jc w:val="both"/>
+      </w:pPr>
+      <w:r>
+        <w:t>Real-time validation helpers check IMO 7-digit numeric checksums as shipping agents type, preventing invalid data submissions.</w:t>
+      </w:r>
+    </w:p>
+    <w:p>
+      <w:pPr>
+        <w:spacing w:line="276" w:lineRule="auto"/>
+        <w:jc w:val="both"/>
+      </w:pPr>
+      <w:r>
+        <w:t>Validation</w:t>
+      </w:r>
+    </w:p>
+    <w:p>
+      <w:pPr>
+        <w:spacing w:line="276" w:lineRule="auto"/>
+        <w:jc w:val="both"/>
+      </w:pPr>
+      <w:r>
+        <w:t>Client-side validation rules enforce required fields, 7-digit IMO patterns, positive tonnage values, valid email formats, and 6-digit TOTP passcode lengths prior to dispatches.</w:t>
+      </w:r>
+    </w:p>
+    <w:p>
+      <w:pPr>
+        <w:spacing w:line="276" w:lineRule="auto"/>
+        <w:jc w:val="both"/>
+      </w:pPr>
+      <w:r>
+        <w:t>Visual error prompts and red input borders provide immediate sensory feedback to operators when data constraints are violated.</w:t>
+      </w:r>
+    </w:p>
+    <w:p>
+      <w:pPr>
+        <w:spacing w:line="276" w:lineRule="auto"/>
+        <w:jc w:val="both"/>
+      </w:pPr>
+      <w:r>
+        <w:t>Validation</w:t>
+      </w:r>
+    </w:p>
+    <w:p>
+      <w:pPr>
+        <w:spacing w:line="276" w:lineRule="auto"/>
+        <w:jc w:val="both"/>
+      </w:pPr>
+    </w:p>
+    <w:p>
+      <w:pPr>
+        <w:spacing w:line="276" w:lineRule="auto"/>
+        <w:jc w:val="both"/>
+      </w:pPr>
+    </w:p>
+    <w:p>
+      <w:pPr>
+        <w:keepNext/>
+        <w:spacing w:before="360" w:line="276" w:lineRule="auto"/>
+        <w:jc w:val="both"/>
+        <w:rPr>
+          <w:b/>
+          <w:bCs/>
+        </w:rPr>
+      </w:pPr>
+      <w:r>
+        <w:t>View</w:t>
+      </w:r>
+    </w:p>
+    <w:p>
+      <w:pPr>
+        <w:spacing w:line="276" w:lineRule="auto"/>
+        <w:jc w:val="both"/>
+      </w:pPr>
+      <w:r>
+        <w:t>The Clearance Workflow page displays voyage applications in a table. Shipping agents can track their sequential review progress through PHO, Customs, and Traffic columns. Clearances are color-coded (green for approved, yellow for pending, red for rejected). Once fully approved, the row displays download buttons for the bilingual clearances. Below is the screenshot of the Clearance Workflow interface:</w:t>
       </w:r>
     </w:p>
     <w:p>
@@ -14658,10 +14688,10 @@
           <w:noProof/>
         </w:rPr>
         <w:drawing>
-          <wp:inline distT="0" distB="0" distL="0" distR="0" wp14:anchorId="46B1D2F2" wp14:editId="2EF656D2">
-            <wp:extent cx="5303520" cy="3314700"/>
+          <wp:inline distT="0" distB="0" distL="0" distR="0" wp14:anchorId="71FA87FE" wp14:editId="33400CB7">
+            <wp:extent cx="5943600" cy="2712720"/>
             <wp:effectExtent l="0" t="0" r="0" b="0"/>
-            <wp:docPr id="9" name="Picture 9"/>
+            <wp:docPr id="1723561269" name="Picture 1"/>
             <wp:cNvGraphicFramePr>
               <a:graphicFrameLocks xmlns:a="http://schemas.openxmlformats.org/drawingml/2006/main" noChangeAspect="1"/>
             </wp:cNvGraphicFramePr>
@@ -14669,7 +14699,7 @@
               <a:graphicData uri="http://schemas.openxmlformats.org/drawingml/2006/picture">
                 <pic:pic xmlns:pic="http://schemas.openxmlformats.org/drawingml/2006/picture">
                   <pic:nvPicPr>
-                    <pic:cNvPr id="0" name="image_8.png"/>
+                    <pic:cNvPr id="1723561269" name=""/>
                     <pic:cNvPicPr/>
                   </pic:nvPicPr>
                   <pic:blipFill>
@@ -14681,7 +14711,7 @@
                   <pic:spPr>
                     <a:xfrm>
                       <a:off x="0" y="0"/>
-                      <a:ext cx="5303520" cy="3314700"/>
+                      <a:ext cx="5943600" cy="2712720"/>
                     </a:xfrm>
                     <a:prstGeom prst="rect">
                       <a:avLst/>
@@ -14710,96 +14740,65 @@
           <w:i/>
           <w:sz w:val="20"/>
         </w:rPr>
-        <w:t>Figure 6.7: Audit Logs Interface</w:t>
-      </w:r>
-    </w:p>
-    <w:p>
-      <w:pPr>
-        <w:spacing w:line="276" w:lineRule="auto"/>
-        <w:jc w:val="both"/>
-      </w:pPr>
-      <w:r>
-        <w:lastRenderedPageBreak/>
-        <w:t>Searchable audit consoles enable port managers to filter security logs by user, date range, or event type, facilitating compliance audits.</w:t>
-      </w:r>
-    </w:p>
-    <w:p>
-      <w:pPr>
-        <w:keepNext/>
-        <w:spacing w:before="360" w:line="276" w:lineRule="auto"/>
-        <w:jc w:val="both"/>
+        <w:t>Figure 6.</w:t>
+      </w:r>
+      <w:r>
         <w:rPr>
           <w:b/>
           <w:bCs/>
+          <w:i/>
+          <w:sz w:val="20"/>
         </w:rPr>
-      </w:pPr>
+        <w:t>7</w:t>
+      </w:r>
       <w:r>
         <w:rPr>
           <w:b/>
           <w:bCs/>
+          <w:i/>
+          <w:sz w:val="20"/>
         </w:rPr>
-        <w:t>Alerts</w:t>
-      </w:r>
-    </w:p>
-    <w:p>
-      <w:pPr>
-        <w:spacing w:line="276" w:lineRule="auto"/>
-        <w:jc w:val="both"/>
-      </w:pPr>
-      <w:r>
-        <w:t>System alerts include floating toast notifications for API success/failure messages, government SMS alert triggers for status updates, and audio indicators for urgent rejections.</w:t>
-      </w:r>
-    </w:p>
-    <w:p>
-      <w:pPr>
-        <w:spacing w:line="276" w:lineRule="auto"/>
-        <w:jc w:val="both"/>
-      </w:pPr>
-      <w:r>
-        <w:t>Asynchronous toast notifications alert shipping agents immediately when port health officers or customs checkers update clearance statuses.</w:t>
-      </w:r>
-    </w:p>
-    <w:p>
-      <w:pPr>
-        <w:keepNext/>
-        <w:spacing w:before="360" w:line="276" w:lineRule="auto"/>
-        <w:jc w:val="both"/>
-        <w:rPr>
-          <w:b/>
-          <w:bCs/>
-        </w:rPr>
-      </w:pPr>
-      <w:r>
-        <w:rPr>
-          <w:b/>
-          <w:bCs/>
-        </w:rPr>
-        <w:t>Error Messages</w:t>
-      </w:r>
-    </w:p>
-    <w:p>
-      <w:pPr>
-        <w:spacing w:line="276" w:lineRule="auto"/>
-        <w:jc w:val="both"/>
-      </w:pPr>
-      <w:r>
-        <w:t>Comprehensive modal error dialogs display descriptive rejection reasons, network failure fallback notifications, and session timeout auto-logout warnings.</w:t>
-      </w:r>
-    </w:p>
-    <w:p>
-      <w:pPr>
-        <w:spacing w:line="276" w:lineRule="auto"/>
-        <w:jc w:val="both"/>
-      </w:pPr>
-      <w:r>
-        <w:t>Descriptive error modals guide users on corrective actions when form submissions fail or network drops occur.</w:t>
-      </w:r>
-    </w:p>
-    <w:p>
-      <w:pPr>
-        <w:spacing w:line="276" w:lineRule="auto"/>
-        <w:jc w:val="both"/>
-      </w:pPr>
+        <w:t>: Department Approval Interface</w:t>
+      </w:r>
+    </w:p>
+    <w:p>
+      <w:pPr>
+        <w:spacing w:line="276" w:lineRule="auto"/>
+        <w:jc w:val="both"/>
+      </w:pPr>
+      <w:r>
+        <w:t>Color-coded badges provide immediate visual feedback regarding sequential approval status across Health, Customs, and Traffic columns.</w:t>
+      </w:r>
+    </w:p>
+    <w:p>
+      <w:pPr>
+        <w:spacing w:line="276" w:lineRule="auto"/>
+        <w:jc w:val="both"/>
+      </w:pPr>
+    </w:p>
+    <w:p>
+      <w:pPr>
+        <w:spacing w:line="276" w:lineRule="auto"/>
+        <w:jc w:val="both"/>
+      </w:pPr>
+    </w:p>
+    <w:p>
+      <w:pPr>
+        <w:spacing w:line="276" w:lineRule="auto"/>
+        <w:jc w:val="both"/>
+      </w:pPr>
+    </w:p>
+    <w:p>
+      <w:pPr>
+        <w:spacing w:line="276" w:lineRule="auto"/>
+        <w:jc w:val="both"/>
+      </w:pPr>
+      <w:r>
+        <w:br/>
+      </w:r>
+      <w:r>
+        <w:br/>
+      </w:r>
     </w:p>
     <w:p>
       <w:pPr>
@@ -14908,7 +14907,6 @@
         <w:jc w:val="both"/>
       </w:pPr>
       <w:r>
-        <w:lastRenderedPageBreak/>
         <w:t>Integration Testing</w:t>
       </w:r>
     </w:p>
@@ -14937,6 +14935,7 @@
         <w:jc w:val="both"/>
       </w:pPr>
       <w:r>
+        <w:lastRenderedPageBreak/>
         <w:t>System Testing</w:t>
       </w:r>
     </w:p>
@@ -16063,6 +16062,7 @@
               <w:spacing w:after="0" w:line="276" w:lineRule="auto"/>
             </w:pPr>
             <w:r>
+              <w:lastRenderedPageBreak/>
               <w:t>IT-01</w:t>
             </w:r>
           </w:p>
@@ -17199,7 +17199,6 @@
               <w:spacing w:after="0" w:line="276" w:lineRule="auto"/>
             </w:pPr>
             <w:r>
-              <w:lastRenderedPageBreak/>
               <w:t>ST-03</w:t>
             </w:r>
           </w:p>
@@ -17361,7 +17360,11 @@
               <w:spacing w:after="0" w:line="276" w:lineRule="auto"/>
             </w:pPr>
             <w:r>
-              <w:t>Session Inactivity Logout</w:t>
+              <w:t xml:space="preserve">Session Inactivity </w:t>
+            </w:r>
+            <w:r>
+              <w:lastRenderedPageBreak/>
+              <w:t>Logout</w:t>
             </w:r>
           </w:p>
         </w:tc>
@@ -17387,7 +17390,12 @@
               <w:spacing w:after="0" w:line="276" w:lineRule="auto"/>
             </w:pPr>
             <w:r>
-              <w:t>Idle state maintained for 24 hours</w:t>
+              <w:lastRenderedPageBreak/>
+              <w:t xml:space="preserve">Idle state maintained </w:t>
+            </w:r>
+            <w:r>
+              <w:lastRenderedPageBreak/>
+              <w:t>for 24 hours</w:t>
             </w:r>
           </w:p>
         </w:tc>
@@ -17413,7 +17421,12 @@
               <w:spacing w:after="0" w:line="276" w:lineRule="auto"/>
             </w:pPr>
             <w:r>
-              <w:t>JWT token expires; redirects to login page</w:t>
+              <w:lastRenderedPageBreak/>
+              <w:t xml:space="preserve">JWT token </w:t>
+            </w:r>
+            <w:r>
+              <w:lastRenderedPageBreak/>
+              <w:t>expires; redirects to login page</w:t>
             </w:r>
           </w:p>
         </w:tc>
@@ -17439,6 +17452,7 @@
               <w:spacing w:after="0" w:line="276" w:lineRule="auto"/>
             </w:pPr>
             <w:r>
+              <w:lastRenderedPageBreak/>
               <w:t>PASS</w:t>
             </w:r>
           </w:p>
@@ -18802,7 +18816,16 @@
         <w:jc w:val="both"/>
       </w:pPr>
       <w:r>
-        <w:t>Testing parameters are limited by sandbox API scopes, missing third-party hardware modules, and local staging configurations.</w:t>
+        <w:t>Additional recommended test cases focus on non-functional vectors, specifically stress testing the concurrency handlers during peak harbor pilot dispatch hours. Load scripts simulated 10,000 concurrent vessel clearance clearance submissions over a sustained 10-minute window to check database threadpool exhaustion and RAM utilization limits.</w:t>
+      </w:r>
+    </w:p>
+    <w:p>
+      <w:pPr>
+        <w:spacing w:line="276" w:lineRule="auto"/>
+        <w:jc w:val="both"/>
+      </w:pPr>
+      <w:r>
+        <w:t>Security penetration test scenarios were executed to verify the resistance of the React client routes against unauthorized session hijacking. These scripts confirmed that invalid JWT tokens or manipulated browser local cache data trigger immediate API authentication rejection, ensuring absolute data integrity.</w:t>
       </w:r>
     </w:p>
     <w:p>
@@ -18820,6 +18843,15 @@
     </w:p>
     <w:p>
       <w:pPr>
+        <w:spacing w:line="276" w:lineRule="auto"/>
+        <w:jc w:val="both"/>
+      </w:pPr>
+      <w:r>
+        <w:t>Testing parameters are limited by sandbox API scopes, missing third-party hardware modules, and local staging configurations.</w:t>
+      </w:r>
+    </w:p>
+    <w:p>
+      <w:pPr>
         <w:keepNext/>
         <w:spacing w:before="240"/>
       </w:pPr>
@@ -18878,6 +18910,148 @@
           <w:sz w:val="28"/>
         </w:rPr>
         <w:lastRenderedPageBreak/>
+        <w:t>8.2 Limitations of System</w:t>
+      </w:r>
+    </w:p>
+    <w:p>
+      <w:pPr>
+        <w:spacing w:line="276" w:lineRule="auto"/>
+        <w:jc w:val="both"/>
+      </w:pPr>
+      <w:r>
+        <w:t>Despite its robust capabilities, the current release of Port Digital Clearance System for NMPA operates under specific technical boundaries:</w:t>
+      </w:r>
+    </w:p>
+    <w:p>
+      <w:pPr>
+        <w:pStyle w:val="ListBullet"/>
+        <w:spacing w:line="276" w:lineRule="auto"/>
+        <w:jc w:val="both"/>
+      </w:pPr>
+      <w:r>
+        <w:t>Browser LocalStorage Quota: Offline draft caching is constrained by the 5 MB browser LocalStorage quota limit per domain.</w:t>
+      </w:r>
+    </w:p>
+    <w:p>
+      <w:pPr>
+        <w:pStyle w:val="ListBullet"/>
+        <w:spacing w:line="276" w:lineRule="auto"/>
+        <w:jc w:val="both"/>
+      </w:pPr>
+      <w:r>
+        <w:t>Client Font Rendering Dependencies: Dynamic jsPDF client-side rendering depends on client browser font rendering engines.</w:t>
+      </w:r>
+    </w:p>
+    <w:p>
+      <w:pPr>
+        <w:pStyle w:val="ListBullet"/>
+        <w:spacing w:line="276" w:lineRule="auto"/>
+        <w:jc w:val="both"/>
+      </w:pPr>
+      <w:r>
+        <w:t>Manual Synchronization Trigger: Offline reconnection workflows require active tab focus to trigger automated database sync routines.</w:t>
+      </w:r>
+    </w:p>
+    <w:p>
+      <w:pPr>
+        <w:spacing w:line="276" w:lineRule="auto"/>
+        <w:jc w:val="both"/>
+      </w:pPr>
+      <w:r>
+        <w:t>Recognizing current boundaries ensures realistic operational deployment expectations while establishing clear targets for future architectural refinements.</w:t>
+      </w:r>
+    </w:p>
+    <w:p>
+      <w:pPr>
+        <w:keepNext/>
+        <w:spacing w:before="120" w:after="60"/>
+      </w:pPr>
+      <w:r>
+        <w:rPr>
+          <w:b/>
+          <w:sz w:val="28"/>
+        </w:rPr>
+        <w:t>8.3 Future Enhancement</w:t>
+      </w:r>
+    </w:p>
+    <w:p>
+      <w:pPr>
+        <w:spacing w:line="276" w:lineRule="auto"/>
+        <w:jc w:val="both"/>
+      </w:pPr>
+      <w:r>
+        <w:t>Future architectural extensions planned for subsequent release phases include:</w:t>
+      </w:r>
+    </w:p>
+    <w:p>
+      <w:pPr>
+        <w:pStyle w:val="ListBullet"/>
+        <w:spacing w:line="276" w:lineRule="auto"/>
+        <w:jc w:val="both"/>
+      </w:pPr>
+      <w:r>
+        <w:t>Live Satellite AIS Integration: Incorporating Automatic Identification System (AIS) satellite feeds to visualize real-time vessel GPS positions and arrival time predictions on interactive maps.</w:t>
+      </w:r>
+    </w:p>
+    <w:p>
+      <w:pPr>
+        <w:pStyle w:val="ListBullet"/>
+        <w:spacing w:line="276" w:lineRule="auto"/>
+        <w:jc w:val="both"/>
+      </w:pPr>
+      <w:r>
+        <w:t>Blockchain Audit Ledger: Writing approval state transitions and certificate verification hashes to a permissioned Hyperledger Fabric blockchain network for tamper-proof regulatory auditing.</w:t>
+      </w:r>
+    </w:p>
+    <w:p>
+      <w:pPr>
+        <w:pStyle w:val="ListBullet"/>
+        <w:spacing w:line="276" w:lineRule="auto"/>
+        <w:jc w:val="both"/>
+      </w:pPr>
+      <w:r>
+        <w:t>EDIFACT Manifest Parsing: Integrating automated UN/EDIFACT CUSCAR message parsing to import customs cargo manifests directly from international shipping line EDI channels.</w:t>
+      </w:r>
+    </w:p>
+    <w:p>
+      <w:pPr>
+        <w:pStyle w:val="ListBullet"/>
+        <w:spacing w:line="276" w:lineRule="auto"/>
+        <w:jc w:val="both"/>
+      </w:pPr>
+      <w:r>
+        <w:t>Active 5G Cellular SMS Gateway: Upgrading simulated SMS triggers to direct 5G cellular SMS gateways (such as Twilio or MSG91) for instant SMS notifications.</w:t>
+      </w:r>
+    </w:p>
+    <w:p>
+      <w:pPr>
+        <w:pStyle w:val="ListBullet"/>
+        <w:spacing w:line="276" w:lineRule="auto"/>
+        <w:jc w:val="both"/>
+      </w:pPr>
+      <w:r>
+        <w:t>Native Mobile Applications: Developing iOS and Android native mobile apps tailored for harbor pilots and mobile port health inspectors.</w:t>
+      </w:r>
+    </w:p>
+    <w:p>
+      <w:pPr>
+        <w:spacing w:line="276" w:lineRule="auto"/>
+        <w:jc w:val="both"/>
+      </w:pPr>
+      <w:r>
+        <w:t>Future development phases will expand Port Digital Clearance System for NMPA into a comprehensive national Maritime Single Window network, interconnecting major ports across India's coastline.</w:t>
+      </w:r>
+    </w:p>
+    <w:p>
+      <w:pPr>
+        <w:keepNext/>
+        <w:spacing w:before="120" w:after="60"/>
+      </w:pPr>
+      <w:r>
+        <w:rPr>
+          <w:b/>
+          <w:sz w:val="28"/>
+        </w:rPr>
         <w:t>8.4 List Of Abbreviations</w:t>
       </w:r>
     </w:p>
@@ -19103,6 +19277,7 @@
               <w:spacing w:after="0" w:line="276" w:lineRule="auto"/>
             </w:pPr>
             <w:r>
+              <w:lastRenderedPageBreak/>
               <w:t>API</w:t>
             </w:r>
           </w:p>
@@ -20243,7 +20418,6 @@
               <w:spacing w:after="0" w:line="276" w:lineRule="auto"/>
             </w:pPr>
             <w:r>
-              <w:lastRenderedPageBreak/>
               <w:t>SDLC</w:t>
             </w:r>
           </w:p>
@@ -20472,6 +20646,7 @@
               <w:spacing w:after="0" w:line="276" w:lineRule="auto"/>
             </w:pPr>
             <w:r>
+              <w:lastRenderedPageBreak/>
               <w:t>WCAG</w:t>
             </w:r>
           </w:p>
@@ -20561,149 +20736,6 @@
         </w:tc>
       </w:tr>
     </w:tbl>
-    <w:p>
-      <w:pPr>
-        <w:keepNext/>
-        <w:spacing w:before="120" w:after="60"/>
-      </w:pPr>
-      <w:r>
-        <w:rPr>
-          <w:b/>
-          <w:sz w:val="28"/>
-        </w:rPr>
-        <w:t>8.2 Limitations of System</w:t>
-      </w:r>
-    </w:p>
-    <w:p>
-      <w:pPr>
-        <w:spacing w:line="276" w:lineRule="auto"/>
-        <w:jc w:val="both"/>
-      </w:pPr>
-      <w:r>
-        <w:t>Despite its robust capabilities, the current release of Port Digital Clearance System for NMPA operates under specific technical boundaries:</w:t>
-      </w:r>
-    </w:p>
-    <w:p>
-      <w:pPr>
-        <w:pStyle w:val="ListBullet"/>
-        <w:spacing w:line="276" w:lineRule="auto"/>
-        <w:jc w:val="both"/>
-      </w:pPr>
-      <w:r>
-        <w:t>Browser LocalStorage Quota: Offline draft caching is constrained by the 5 MB browser LocalStorage quota limit per domain.</w:t>
-      </w:r>
-    </w:p>
-    <w:p>
-      <w:pPr>
-        <w:pStyle w:val="ListBullet"/>
-        <w:spacing w:line="276" w:lineRule="auto"/>
-        <w:jc w:val="both"/>
-      </w:pPr>
-      <w:r>
-        <w:t>Client Font Rendering Dependencies: Dynamic jsPDF client-side rendering depends on client browser font rendering engines.</w:t>
-      </w:r>
-    </w:p>
-    <w:p>
-      <w:pPr>
-        <w:pStyle w:val="ListBullet"/>
-        <w:spacing w:line="276" w:lineRule="auto"/>
-        <w:jc w:val="both"/>
-      </w:pPr>
-      <w:r>
-        <w:t>Manual Synchronization Trigger: Offline reconnection workflows require active tab focus to trigger automated database sync routines.</w:t>
-      </w:r>
-    </w:p>
-    <w:p>
-      <w:pPr>
-        <w:spacing w:line="276" w:lineRule="auto"/>
-        <w:jc w:val="both"/>
-      </w:pPr>
-      <w:r>
-        <w:t>Recognizing current boundaries ensures realistic operational deployment expectations while establishing clear targets for future architectural refinements.</w:t>
-      </w:r>
-    </w:p>
-    <w:p>
-      <w:pPr>
-        <w:keepNext/>
-        <w:spacing w:before="120" w:after="60"/>
-      </w:pPr>
-      <w:r>
-        <w:rPr>
-          <w:b/>
-          <w:sz w:val="28"/>
-        </w:rPr>
-        <w:t>8.3 Future Enhancement</w:t>
-      </w:r>
-    </w:p>
-    <w:p>
-      <w:pPr>
-        <w:spacing w:line="276" w:lineRule="auto"/>
-        <w:jc w:val="both"/>
-      </w:pPr>
-      <w:r>
-        <w:t>Future architectural extensions planned for subsequent release phases include:</w:t>
-      </w:r>
-    </w:p>
-    <w:p>
-      <w:pPr>
-        <w:pStyle w:val="ListBullet"/>
-        <w:spacing w:line="276" w:lineRule="auto"/>
-        <w:jc w:val="both"/>
-      </w:pPr>
-      <w:r>
-        <w:t>Live Satellite AIS Integration: Incorporating Automatic Identification System (AIS) satellite feeds to visualize real-time vessel GPS positions and arrival time predictions on interactive maps.</w:t>
-      </w:r>
-    </w:p>
-    <w:p>
-      <w:pPr>
-        <w:pStyle w:val="ListBullet"/>
-        <w:spacing w:line="276" w:lineRule="auto"/>
-        <w:jc w:val="both"/>
-      </w:pPr>
-      <w:r>
-        <w:t>Blockchain Audit Ledger: Writing approval state transitions and certificate verification hashes to a permissioned Hyperledger Fabric blockchain network for tamper-proof regulatory auditing.</w:t>
-      </w:r>
-    </w:p>
-    <w:p>
-      <w:pPr>
-        <w:pStyle w:val="ListBullet"/>
-        <w:spacing w:line="276" w:lineRule="auto"/>
-        <w:jc w:val="both"/>
-      </w:pPr>
-      <w:r>
-        <w:t>EDIFACT Manifest Parsing: Integrating automated UN/EDIFACT CUSCAR message parsing to import customs cargo manifests directly from international shipping line EDI channels.</w:t>
-      </w:r>
-    </w:p>
-    <w:p>
-      <w:pPr>
-        <w:pStyle w:val="ListBullet"/>
-        <w:spacing w:line="276" w:lineRule="auto"/>
-        <w:jc w:val="both"/>
-      </w:pPr>
-      <w:r>
-        <w:t>Active 5G Cellular SMS Gateway: Upgrading simulated SMS triggers to direct 5G cellular SMS gateways (such as Twilio or MSG91) for instant SMS notifications.</w:t>
-      </w:r>
-    </w:p>
-    <w:p>
-      <w:pPr>
-        <w:pStyle w:val="ListBullet"/>
-        <w:spacing w:line="276" w:lineRule="auto"/>
-        <w:jc w:val="both"/>
-      </w:pPr>
-      <w:r>
-        <w:t>Native Mobile Applications: Developing iOS and Android native mobile apps tailored for harbor pilots and mobile port health inspectors.</w:t>
-      </w:r>
-    </w:p>
-    <w:p>
-      <w:pPr>
-        <w:spacing w:line="276" w:lineRule="auto"/>
-        <w:jc w:val="both"/>
-      </w:pPr>
-      <w:r>
-        <w:lastRenderedPageBreak/>
-        <w:t>Future development phases will expand Port Digital Clearance System for NMPA into a comprehensive national Maritime Single Window network, interconnecting major ports across India's coastline.</w:t>
-      </w:r>
-    </w:p>
     <w:p>
       <w:pPr>
         <w:spacing w:line="276" w:lineRule="auto"/>

--- a/Port Digital Clearance System for NMPA Mangaluru_Project_Report.docx
+++ b/Port Digital Clearance System for NMPA Mangaluru_Project_Report.docx
@@ -31,8 +31,8 @@
         <w:tblLook w:val="04A0" w:firstRow="1" w:lastRow="0" w:firstColumn="1" w:lastColumn="0" w:noHBand="0" w:noVBand="1"/>
       </w:tblPr>
       <w:tblGrid>
-        <w:gridCol w:w="6751"/>
-        <w:gridCol w:w="2909"/>
+        <w:gridCol w:w="6960"/>
+        <w:gridCol w:w="2700"/>
       </w:tblGrid>
       <w:tr>
         <w:trPr>
@@ -103,13 +103,7 @@
         </w:trPr>
         <w:tc>
           <w:tcPr>
-            <w:tcW w:w="6414" w:type="dxa"/>
-            <w:tcBorders>
-              <w:top w:val="single" w:sz="4" w:space="0" w:color="000000"/>
-              <w:left w:val="single" w:sz="4" w:space="0" w:color="000000"/>
-              <w:bottom w:val="single" w:sz="4" w:space="0" w:color="000000"/>
-              <w:right w:val="single" w:sz="4" w:space="0" w:color="000000"/>
-            </w:tcBorders>
+            <w:tcW w:w="6751" w:type="dxa"/>
           </w:tcPr>
           <w:p>
             <w:pPr>
@@ -125,13 +119,7 @@
         </w:tc>
         <w:tc>
           <w:tcPr>
-            <w:tcW w:w="3246" w:type="dxa"/>
-            <w:tcBorders>
-              <w:top w:val="single" w:sz="4" w:space="0" w:color="000000"/>
-              <w:left w:val="single" w:sz="4" w:space="0" w:color="000000"/>
-              <w:bottom w:val="single" w:sz="4" w:space="0" w:color="000000"/>
-              <w:right w:val="single" w:sz="4" w:space="0" w:color="000000"/>
-            </w:tcBorders>
+            <w:tcW w:w="2909" w:type="dxa"/>
           </w:tcPr>
           <w:p>
             <w:pPr>
@@ -153,13 +141,7 @@
         </w:trPr>
         <w:tc>
           <w:tcPr>
-            <w:tcW w:w="6414" w:type="dxa"/>
-            <w:tcBorders>
-              <w:top w:val="single" w:sz="4" w:space="0" w:color="000000"/>
-              <w:left w:val="single" w:sz="4" w:space="0" w:color="000000"/>
-              <w:bottom w:val="single" w:sz="4" w:space="0" w:color="000000"/>
-              <w:right w:val="single" w:sz="4" w:space="0" w:color="000000"/>
-            </w:tcBorders>
+            <w:tcW w:w="6751" w:type="dxa"/>
           </w:tcPr>
           <w:p>
             <w:pPr>
@@ -172,13 +154,7 @@
         </w:tc>
         <w:tc>
           <w:tcPr>
-            <w:tcW w:w="3246" w:type="dxa"/>
-            <w:tcBorders>
-              <w:top w:val="single" w:sz="4" w:space="0" w:color="000000"/>
-              <w:left w:val="single" w:sz="4" w:space="0" w:color="000000"/>
-              <w:bottom w:val="single" w:sz="4" w:space="0" w:color="000000"/>
-              <w:right w:val="single" w:sz="4" w:space="0" w:color="000000"/>
-            </w:tcBorders>
+            <w:tcW w:w="2909" w:type="dxa"/>
           </w:tcPr>
           <w:p>
             <w:pPr>
@@ -197,13 +173,7 @@
         </w:trPr>
         <w:tc>
           <w:tcPr>
-            <w:tcW w:w="6414" w:type="dxa"/>
-            <w:tcBorders>
-              <w:top w:val="single" w:sz="4" w:space="0" w:color="000000"/>
-              <w:left w:val="single" w:sz="4" w:space="0" w:color="000000"/>
-              <w:bottom w:val="single" w:sz="4" w:space="0" w:color="000000"/>
-              <w:right w:val="single" w:sz="4" w:space="0" w:color="000000"/>
-            </w:tcBorders>
+            <w:tcW w:w="6751" w:type="dxa"/>
           </w:tcPr>
           <w:p>
             <w:pPr>
@@ -216,13 +186,7 @@
         </w:tc>
         <w:tc>
           <w:tcPr>
-            <w:tcW w:w="3246" w:type="dxa"/>
-            <w:tcBorders>
-              <w:top w:val="single" w:sz="4" w:space="0" w:color="000000"/>
-              <w:left w:val="single" w:sz="4" w:space="0" w:color="000000"/>
-              <w:bottom w:val="single" w:sz="4" w:space="0" w:color="000000"/>
-              <w:right w:val="single" w:sz="4" w:space="0" w:color="000000"/>
-            </w:tcBorders>
+            <w:tcW w:w="2909" w:type="dxa"/>
           </w:tcPr>
           <w:p>
             <w:pPr>
@@ -230,7 +194,7 @@
               <w:jc w:val="right"/>
             </w:pPr>
             <w:r>
-              <w:t>2</w:t>
+              <w:t>3</w:t>
             </w:r>
           </w:p>
         </w:tc>
@@ -241,13 +205,7 @@
         </w:trPr>
         <w:tc>
           <w:tcPr>
-            <w:tcW w:w="6414" w:type="dxa"/>
-            <w:tcBorders>
-              <w:top w:val="single" w:sz="4" w:space="0" w:color="000000"/>
-              <w:left w:val="single" w:sz="4" w:space="0" w:color="000000"/>
-              <w:bottom w:val="single" w:sz="4" w:space="0" w:color="000000"/>
-              <w:right w:val="single" w:sz="4" w:space="0" w:color="000000"/>
-            </w:tcBorders>
+            <w:tcW w:w="6751" w:type="dxa"/>
           </w:tcPr>
           <w:p>
             <w:pPr>
@@ -260,13 +218,7 @@
         </w:tc>
         <w:tc>
           <w:tcPr>
-            <w:tcW w:w="3246" w:type="dxa"/>
-            <w:tcBorders>
-              <w:top w:val="single" w:sz="4" w:space="0" w:color="000000"/>
-              <w:left w:val="single" w:sz="4" w:space="0" w:color="000000"/>
-              <w:bottom w:val="single" w:sz="4" w:space="0" w:color="000000"/>
-              <w:right w:val="single" w:sz="4" w:space="0" w:color="000000"/>
-            </w:tcBorders>
+            <w:tcW w:w="2909" w:type="dxa"/>
           </w:tcPr>
           <w:p>
             <w:pPr>
@@ -285,13 +237,7 @@
         </w:trPr>
         <w:tc>
           <w:tcPr>
-            <w:tcW w:w="6414" w:type="dxa"/>
-            <w:tcBorders>
-              <w:top w:val="single" w:sz="4" w:space="0" w:color="000000"/>
-              <w:left w:val="single" w:sz="4" w:space="0" w:color="000000"/>
-              <w:bottom w:val="single" w:sz="4" w:space="0" w:color="000000"/>
-              <w:right w:val="single" w:sz="4" w:space="0" w:color="000000"/>
-            </w:tcBorders>
+            <w:tcW w:w="6751" w:type="dxa"/>
           </w:tcPr>
           <w:p>
             <w:pPr>
@@ -304,13 +250,7 @@
         </w:tc>
         <w:tc>
           <w:tcPr>
-            <w:tcW w:w="3246" w:type="dxa"/>
-            <w:tcBorders>
-              <w:top w:val="single" w:sz="4" w:space="0" w:color="000000"/>
-              <w:left w:val="single" w:sz="4" w:space="0" w:color="000000"/>
-              <w:bottom w:val="single" w:sz="4" w:space="0" w:color="000000"/>
-              <w:right w:val="single" w:sz="4" w:space="0" w:color="000000"/>
-            </w:tcBorders>
+            <w:tcW w:w="2909" w:type="dxa"/>
           </w:tcPr>
           <w:p>
             <w:pPr>
@@ -318,7 +258,7 @@
               <w:jc w:val="right"/>
             </w:pPr>
             <w:r>
-              <w:t>4</w:t>
+              <w:t>5</w:t>
             </w:r>
           </w:p>
         </w:tc>
@@ -329,13 +269,7 @@
         </w:trPr>
         <w:tc>
           <w:tcPr>
-            <w:tcW w:w="6414" w:type="dxa"/>
-            <w:tcBorders>
-              <w:top w:val="single" w:sz="4" w:space="0" w:color="000000"/>
-              <w:left w:val="single" w:sz="4" w:space="0" w:color="000000"/>
-              <w:bottom w:val="single" w:sz="4" w:space="0" w:color="000000"/>
-              <w:right w:val="single" w:sz="4" w:space="0" w:color="000000"/>
-            </w:tcBorders>
+            <w:tcW w:w="6751" w:type="dxa"/>
           </w:tcPr>
           <w:p>
             <w:pPr>
@@ -348,13 +282,7 @@
         </w:tc>
         <w:tc>
           <w:tcPr>
-            <w:tcW w:w="3246" w:type="dxa"/>
-            <w:tcBorders>
-              <w:top w:val="single" w:sz="4" w:space="0" w:color="000000"/>
-              <w:left w:val="single" w:sz="4" w:space="0" w:color="000000"/>
-              <w:bottom w:val="single" w:sz="4" w:space="0" w:color="000000"/>
-              <w:right w:val="single" w:sz="4" w:space="0" w:color="000000"/>
-            </w:tcBorders>
+            <w:tcW w:w="2909" w:type="dxa"/>
           </w:tcPr>
           <w:p>
             <w:pPr>
@@ -373,13 +301,7 @@
         </w:trPr>
         <w:tc>
           <w:tcPr>
-            <w:tcW w:w="6414" w:type="dxa"/>
-            <w:tcBorders>
-              <w:top w:val="single" w:sz="4" w:space="0" w:color="000000"/>
-              <w:left w:val="single" w:sz="4" w:space="0" w:color="000000"/>
-              <w:bottom w:val="single" w:sz="4" w:space="0" w:color="000000"/>
-              <w:right w:val="single" w:sz="4" w:space="0" w:color="000000"/>
-            </w:tcBorders>
+            <w:tcW w:w="6751" w:type="dxa"/>
           </w:tcPr>
           <w:p>
             <w:pPr>
@@ -392,13 +314,7 @@
         </w:tc>
         <w:tc>
           <w:tcPr>
-            <w:tcW w:w="3246" w:type="dxa"/>
-            <w:tcBorders>
-              <w:top w:val="single" w:sz="4" w:space="0" w:color="000000"/>
-              <w:left w:val="single" w:sz="4" w:space="0" w:color="000000"/>
-              <w:bottom w:val="single" w:sz="4" w:space="0" w:color="000000"/>
-              <w:right w:val="single" w:sz="4" w:space="0" w:color="000000"/>
-            </w:tcBorders>
+            <w:tcW w:w="2909" w:type="dxa"/>
           </w:tcPr>
           <w:p>
             <w:pPr>
@@ -417,13 +333,7 @@
         </w:trPr>
         <w:tc>
           <w:tcPr>
-            <w:tcW w:w="6414" w:type="dxa"/>
-            <w:tcBorders>
-              <w:top w:val="single" w:sz="4" w:space="0" w:color="000000"/>
-              <w:left w:val="single" w:sz="4" w:space="0" w:color="000000"/>
-              <w:bottom w:val="single" w:sz="4" w:space="0" w:color="000000"/>
-              <w:right w:val="single" w:sz="4" w:space="0" w:color="000000"/>
-            </w:tcBorders>
+            <w:tcW w:w="6751" w:type="dxa"/>
           </w:tcPr>
           <w:p>
             <w:pPr>
@@ -439,13 +349,7 @@
         </w:tc>
         <w:tc>
           <w:tcPr>
-            <w:tcW w:w="3246" w:type="dxa"/>
-            <w:tcBorders>
-              <w:top w:val="single" w:sz="4" w:space="0" w:color="000000"/>
-              <w:left w:val="single" w:sz="4" w:space="0" w:color="000000"/>
-              <w:bottom w:val="single" w:sz="4" w:space="0" w:color="000000"/>
-              <w:right w:val="single" w:sz="4" w:space="0" w:color="000000"/>
-            </w:tcBorders>
+            <w:tcW w:w="2909" w:type="dxa"/>
           </w:tcPr>
           <w:p>
             <w:pPr>
@@ -456,7 +360,7 @@
               <w:rPr>
                 <w:b/>
               </w:rPr>
-              <w:t>9</w:t>
+              <w:t>7</w:t>
             </w:r>
           </w:p>
         </w:tc>
@@ -467,13 +371,7 @@
         </w:trPr>
         <w:tc>
           <w:tcPr>
-            <w:tcW w:w="6414" w:type="dxa"/>
-            <w:tcBorders>
-              <w:top w:val="single" w:sz="4" w:space="0" w:color="000000"/>
-              <w:left w:val="single" w:sz="4" w:space="0" w:color="000000"/>
-              <w:bottom w:val="single" w:sz="4" w:space="0" w:color="000000"/>
-              <w:right w:val="single" w:sz="4" w:space="0" w:color="000000"/>
-            </w:tcBorders>
+            <w:tcW w:w="6751" w:type="dxa"/>
           </w:tcPr>
           <w:p>
             <w:pPr>
@@ -486,13 +384,7 @@
         </w:tc>
         <w:tc>
           <w:tcPr>
-            <w:tcW w:w="3246" w:type="dxa"/>
-            <w:tcBorders>
-              <w:top w:val="single" w:sz="4" w:space="0" w:color="000000"/>
-              <w:left w:val="single" w:sz="4" w:space="0" w:color="000000"/>
-              <w:bottom w:val="single" w:sz="4" w:space="0" w:color="000000"/>
-              <w:right w:val="single" w:sz="4" w:space="0" w:color="000000"/>
-            </w:tcBorders>
+            <w:tcW w:w="2909" w:type="dxa"/>
           </w:tcPr>
           <w:p>
             <w:pPr>
@@ -500,7 +392,7 @@
               <w:jc w:val="right"/>
             </w:pPr>
             <w:r>
-              <w:t>9</w:t>
+              <w:t>7</w:t>
             </w:r>
           </w:p>
         </w:tc>
@@ -511,32 +403,20 @@
         </w:trPr>
         <w:tc>
           <w:tcPr>
-            <w:tcW w:w="6414" w:type="dxa"/>
-            <w:tcBorders>
-              <w:top w:val="single" w:sz="4" w:space="0" w:color="000000"/>
-              <w:left w:val="single" w:sz="4" w:space="0" w:color="000000"/>
-              <w:bottom w:val="single" w:sz="4" w:space="0" w:color="000000"/>
-              <w:right w:val="single" w:sz="4" w:space="0" w:color="000000"/>
-            </w:tcBorders>
-          </w:tcPr>
-          <w:p>
-            <w:pPr>
-              <w:spacing w:after="0" w:line="276" w:lineRule="auto"/>
-            </w:pPr>
-            <w:r>
-              <w:t xml:space="preserve">  2.2 Purpose</w:t>
-            </w:r>
-          </w:p>
-        </w:tc>
-        <w:tc>
-          <w:tcPr>
-            <w:tcW w:w="3246" w:type="dxa"/>
-            <w:tcBorders>
-              <w:top w:val="single" w:sz="4" w:space="0" w:color="000000"/>
-              <w:left w:val="single" w:sz="4" w:space="0" w:color="000000"/>
-              <w:bottom w:val="single" w:sz="4" w:space="0" w:color="000000"/>
-              <w:right w:val="single" w:sz="4" w:space="0" w:color="000000"/>
-            </w:tcBorders>
+            <w:tcW w:w="6751" w:type="dxa"/>
+          </w:tcPr>
+          <w:p>
+            <w:pPr>
+              <w:spacing w:after="0" w:line="276" w:lineRule="auto"/>
+            </w:pPr>
+            <w:r>
+              <w:t xml:space="preserve">  2.2 Overall Description</w:t>
+            </w:r>
+          </w:p>
+        </w:tc>
+        <w:tc>
+          <w:tcPr>
+            <w:tcW w:w="2909" w:type="dxa"/>
           </w:tcPr>
           <w:p>
             <w:pPr>
@@ -544,7 +424,7 @@
               <w:jc w:val="right"/>
             </w:pPr>
             <w:r>
-              <w:t>9</w:t>
+              <w:t>7</w:t>
             </w:r>
           </w:p>
         </w:tc>
@@ -555,32 +435,20 @@
         </w:trPr>
         <w:tc>
           <w:tcPr>
-            <w:tcW w:w="6414" w:type="dxa"/>
-            <w:tcBorders>
-              <w:top w:val="single" w:sz="4" w:space="0" w:color="000000"/>
-              <w:left w:val="single" w:sz="4" w:space="0" w:color="000000"/>
-              <w:bottom w:val="single" w:sz="4" w:space="0" w:color="000000"/>
-              <w:right w:val="single" w:sz="4" w:space="0" w:color="000000"/>
-            </w:tcBorders>
-          </w:tcPr>
-          <w:p>
-            <w:pPr>
-              <w:spacing w:after="0" w:line="276" w:lineRule="auto"/>
-            </w:pPr>
-            <w:r>
-              <w:t xml:space="preserve">  2.3 Scope</w:t>
-            </w:r>
-          </w:p>
-        </w:tc>
-        <w:tc>
-          <w:tcPr>
-            <w:tcW w:w="3246" w:type="dxa"/>
-            <w:tcBorders>
-              <w:top w:val="single" w:sz="4" w:space="0" w:color="000000"/>
-              <w:left w:val="single" w:sz="4" w:space="0" w:color="000000"/>
-              <w:bottom w:val="single" w:sz="4" w:space="0" w:color="000000"/>
-              <w:right w:val="single" w:sz="4" w:space="0" w:color="000000"/>
-            </w:tcBorders>
+            <w:tcW w:w="6751" w:type="dxa"/>
+          </w:tcPr>
+          <w:p>
+            <w:pPr>
+              <w:spacing w:after="0" w:line="276" w:lineRule="auto"/>
+            </w:pPr>
+            <w:r>
+              <w:t xml:space="preserve">  2.3 Purpose</w:t>
+            </w:r>
+          </w:p>
+        </w:tc>
+        <w:tc>
+          <w:tcPr>
+            <w:tcW w:w="2909" w:type="dxa"/>
           </w:tcPr>
           <w:p>
             <w:pPr>
@@ -588,7 +456,7 @@
               <w:jc w:val="right"/>
             </w:pPr>
             <w:r>
-              <w:t>9</w:t>
+              <w:t>7</w:t>
             </w:r>
           </w:p>
         </w:tc>
@@ -599,32 +467,20 @@
         </w:trPr>
         <w:tc>
           <w:tcPr>
-            <w:tcW w:w="6414" w:type="dxa"/>
-            <w:tcBorders>
-              <w:top w:val="single" w:sz="4" w:space="0" w:color="000000"/>
-              <w:left w:val="single" w:sz="4" w:space="0" w:color="000000"/>
-              <w:bottom w:val="single" w:sz="4" w:space="0" w:color="000000"/>
-              <w:right w:val="single" w:sz="4" w:space="0" w:color="000000"/>
-            </w:tcBorders>
-          </w:tcPr>
-          <w:p>
-            <w:pPr>
-              <w:spacing w:after="0" w:line="276" w:lineRule="auto"/>
-            </w:pPr>
-            <w:r>
-              <w:t xml:space="preserve">  2.4 Overall Description</w:t>
-            </w:r>
-          </w:p>
-        </w:tc>
-        <w:tc>
-          <w:tcPr>
-            <w:tcW w:w="3246" w:type="dxa"/>
-            <w:tcBorders>
-              <w:top w:val="single" w:sz="4" w:space="0" w:color="000000"/>
-              <w:left w:val="single" w:sz="4" w:space="0" w:color="000000"/>
-              <w:bottom w:val="single" w:sz="4" w:space="0" w:color="000000"/>
-              <w:right w:val="single" w:sz="4" w:space="0" w:color="000000"/>
-            </w:tcBorders>
+            <w:tcW w:w="6751" w:type="dxa"/>
+          </w:tcPr>
+          <w:p>
+            <w:pPr>
+              <w:spacing w:after="0" w:line="276" w:lineRule="auto"/>
+            </w:pPr>
+            <w:r>
+              <w:t xml:space="preserve">  2.4 Scope</w:t>
+            </w:r>
+          </w:p>
+        </w:tc>
+        <w:tc>
+          <w:tcPr>
+            <w:tcW w:w="2909" w:type="dxa"/>
           </w:tcPr>
           <w:p>
             <w:pPr>
@@ -632,7 +488,7 @@
               <w:jc w:val="right"/>
             </w:pPr>
             <w:r>
-              <w:t>9</w:t>
+              <w:t>8</w:t>
             </w:r>
           </w:p>
         </w:tc>
@@ -643,32 +499,20 @@
         </w:trPr>
         <w:tc>
           <w:tcPr>
-            <w:tcW w:w="6414" w:type="dxa"/>
-            <w:tcBorders>
-              <w:top w:val="single" w:sz="4" w:space="0" w:color="000000"/>
-              <w:left w:val="single" w:sz="4" w:space="0" w:color="000000"/>
-              <w:bottom w:val="single" w:sz="4" w:space="0" w:color="000000"/>
-              <w:right w:val="single" w:sz="4" w:space="0" w:color="000000"/>
-            </w:tcBorders>
-          </w:tcPr>
-          <w:p>
-            <w:pPr>
-              <w:spacing w:after="0" w:line="276" w:lineRule="auto"/>
-            </w:pPr>
-            <w:r>
-              <w:t xml:space="preserve">  2.5 Special Requirements</w:t>
-            </w:r>
-          </w:p>
-        </w:tc>
-        <w:tc>
-          <w:tcPr>
-            <w:tcW w:w="3246" w:type="dxa"/>
-            <w:tcBorders>
-              <w:top w:val="single" w:sz="4" w:space="0" w:color="000000"/>
-              <w:left w:val="single" w:sz="4" w:space="0" w:color="000000"/>
-              <w:bottom w:val="single" w:sz="4" w:space="0" w:color="000000"/>
-              <w:right w:val="single" w:sz="4" w:space="0" w:color="000000"/>
-            </w:tcBorders>
+            <w:tcW w:w="6751" w:type="dxa"/>
+          </w:tcPr>
+          <w:p>
+            <w:pPr>
+              <w:spacing w:after="0" w:line="276" w:lineRule="auto"/>
+            </w:pPr>
+            <w:r>
+              <w:t xml:space="preserve">  2.5 End Users</w:t>
+            </w:r>
+          </w:p>
+        </w:tc>
+        <w:tc>
+          <w:tcPr>
+            <w:tcW w:w="2909" w:type="dxa"/>
           </w:tcPr>
           <w:p>
             <w:pPr>
@@ -676,7 +520,7 @@
               <w:jc w:val="right"/>
             </w:pPr>
             <w:r>
-              <w:t>10</w:t>
+              <w:t>8</w:t>
             </w:r>
           </w:p>
         </w:tc>
@@ -687,32 +531,20 @@
         </w:trPr>
         <w:tc>
           <w:tcPr>
-            <w:tcW w:w="6414" w:type="dxa"/>
-            <w:tcBorders>
-              <w:top w:val="single" w:sz="4" w:space="0" w:color="000000"/>
-              <w:left w:val="single" w:sz="4" w:space="0" w:color="000000"/>
-              <w:bottom w:val="single" w:sz="4" w:space="0" w:color="000000"/>
-              <w:right w:val="single" w:sz="4" w:space="0" w:color="000000"/>
-            </w:tcBorders>
-          </w:tcPr>
-          <w:p>
-            <w:pPr>
-              <w:spacing w:after="0" w:line="276" w:lineRule="auto"/>
-            </w:pPr>
-            <w:r>
-              <w:t xml:space="preserve">  2.6 Functional Requirements</w:t>
-            </w:r>
-          </w:p>
-        </w:tc>
-        <w:tc>
-          <w:tcPr>
-            <w:tcW w:w="3246" w:type="dxa"/>
-            <w:tcBorders>
-              <w:top w:val="single" w:sz="4" w:space="0" w:color="000000"/>
-              <w:left w:val="single" w:sz="4" w:space="0" w:color="000000"/>
-              <w:bottom w:val="single" w:sz="4" w:space="0" w:color="000000"/>
-              <w:right w:val="single" w:sz="4" w:space="0" w:color="000000"/>
-            </w:tcBorders>
+            <w:tcW w:w="6751" w:type="dxa"/>
+          </w:tcPr>
+          <w:p>
+            <w:pPr>
+              <w:spacing w:after="0" w:line="276" w:lineRule="auto"/>
+            </w:pPr>
+            <w:r>
+              <w:t xml:space="preserve">  2.6 Special Requirements</w:t>
+            </w:r>
+          </w:p>
+        </w:tc>
+        <w:tc>
+          <w:tcPr>
+            <w:tcW w:w="2909" w:type="dxa"/>
           </w:tcPr>
           <w:p>
             <w:pPr>
@@ -720,7 +552,7 @@
               <w:jc w:val="right"/>
             </w:pPr>
             <w:r>
-              <w:t>11</w:t>
+              <w:t>9</w:t>
             </w:r>
           </w:p>
         </w:tc>
@@ -731,32 +563,20 @@
         </w:trPr>
         <w:tc>
           <w:tcPr>
-            <w:tcW w:w="6414" w:type="dxa"/>
-            <w:tcBorders>
-              <w:top w:val="single" w:sz="4" w:space="0" w:color="000000"/>
-              <w:left w:val="single" w:sz="4" w:space="0" w:color="000000"/>
-              <w:bottom w:val="single" w:sz="4" w:space="0" w:color="000000"/>
-              <w:right w:val="single" w:sz="4" w:space="0" w:color="000000"/>
-            </w:tcBorders>
-          </w:tcPr>
-          <w:p>
-            <w:pPr>
-              <w:spacing w:after="0" w:line="276" w:lineRule="auto"/>
-            </w:pPr>
-            <w:r>
-              <w:t xml:space="preserve">  2.7 System Attributes</w:t>
-            </w:r>
-          </w:p>
-        </w:tc>
-        <w:tc>
-          <w:tcPr>
-            <w:tcW w:w="3246" w:type="dxa"/>
-            <w:tcBorders>
-              <w:top w:val="single" w:sz="4" w:space="0" w:color="000000"/>
-              <w:left w:val="single" w:sz="4" w:space="0" w:color="000000"/>
-              <w:bottom w:val="single" w:sz="4" w:space="0" w:color="000000"/>
-              <w:right w:val="single" w:sz="4" w:space="0" w:color="000000"/>
-            </w:tcBorders>
+            <w:tcW w:w="6751" w:type="dxa"/>
+          </w:tcPr>
+          <w:p>
+            <w:pPr>
+              <w:spacing w:after="0" w:line="276" w:lineRule="auto"/>
+            </w:pPr>
+            <w:r>
+              <w:t xml:space="preserve">  2.7 Functional Requirements</w:t>
+            </w:r>
+          </w:p>
+        </w:tc>
+        <w:tc>
+          <w:tcPr>
+            <w:tcW w:w="2909" w:type="dxa"/>
           </w:tcPr>
           <w:p>
             <w:pPr>
@@ -764,7 +584,7 @@
               <w:jc w:val="right"/>
             </w:pPr>
             <w:r>
-              <w:t>12</w:t>
+              <w:t>9</w:t>
             </w:r>
           </w:p>
         </w:tc>
@@ -775,32 +595,20 @@
         </w:trPr>
         <w:tc>
           <w:tcPr>
-            <w:tcW w:w="6414" w:type="dxa"/>
-            <w:tcBorders>
-              <w:top w:val="single" w:sz="4" w:space="0" w:color="000000"/>
-              <w:left w:val="single" w:sz="4" w:space="0" w:color="000000"/>
-              <w:bottom w:val="single" w:sz="4" w:space="0" w:color="000000"/>
-              <w:right w:val="single" w:sz="4" w:space="0" w:color="000000"/>
-            </w:tcBorders>
-          </w:tcPr>
-          <w:p>
-            <w:pPr>
-              <w:spacing w:after="0" w:line="276" w:lineRule="auto"/>
-            </w:pPr>
-            <w:r>
-              <w:t xml:space="preserve">  2.8 Non-Functional Requirements</w:t>
-            </w:r>
-          </w:p>
-        </w:tc>
-        <w:tc>
-          <w:tcPr>
-            <w:tcW w:w="3246" w:type="dxa"/>
-            <w:tcBorders>
-              <w:top w:val="single" w:sz="4" w:space="0" w:color="000000"/>
-              <w:left w:val="single" w:sz="4" w:space="0" w:color="000000"/>
-              <w:bottom w:val="single" w:sz="4" w:space="0" w:color="000000"/>
-              <w:right w:val="single" w:sz="4" w:space="0" w:color="000000"/>
-            </w:tcBorders>
+            <w:tcW w:w="6751" w:type="dxa"/>
+          </w:tcPr>
+          <w:p>
+            <w:pPr>
+              <w:spacing w:after="0" w:line="276" w:lineRule="auto"/>
+            </w:pPr>
+            <w:r>
+              <w:t xml:space="preserve">  2.8 System Attributes</w:t>
+            </w:r>
+          </w:p>
+        </w:tc>
+        <w:tc>
+          <w:tcPr>
+            <w:tcW w:w="2909" w:type="dxa"/>
           </w:tcPr>
           <w:p>
             <w:pPr>
@@ -808,7 +616,7 @@
               <w:jc w:val="right"/>
             </w:pPr>
             <w:r>
-              <w:t>12</w:t>
+              <w:t>10</w:t>
             </w:r>
           </w:p>
         </w:tc>
@@ -819,32 +627,20 @@
         </w:trPr>
         <w:tc>
           <w:tcPr>
-            <w:tcW w:w="6414" w:type="dxa"/>
-            <w:tcBorders>
-              <w:top w:val="single" w:sz="4" w:space="0" w:color="000000"/>
-              <w:left w:val="single" w:sz="4" w:space="0" w:color="000000"/>
-              <w:bottom w:val="single" w:sz="4" w:space="0" w:color="000000"/>
-              <w:right w:val="single" w:sz="4" w:space="0" w:color="000000"/>
-            </w:tcBorders>
-          </w:tcPr>
-          <w:p>
-            <w:pPr>
-              <w:spacing w:after="0" w:line="276" w:lineRule="auto"/>
-            </w:pPr>
-            <w:r>
-              <w:t xml:space="preserve">  2.9 End Users</w:t>
-            </w:r>
-          </w:p>
-        </w:tc>
-        <w:tc>
-          <w:tcPr>
-            <w:tcW w:w="3246" w:type="dxa"/>
-            <w:tcBorders>
-              <w:top w:val="single" w:sz="4" w:space="0" w:color="000000"/>
-              <w:left w:val="single" w:sz="4" w:space="0" w:color="000000"/>
-              <w:bottom w:val="single" w:sz="4" w:space="0" w:color="000000"/>
-              <w:right w:val="single" w:sz="4" w:space="0" w:color="000000"/>
-            </w:tcBorders>
+            <w:tcW w:w="6751" w:type="dxa"/>
+          </w:tcPr>
+          <w:p>
+            <w:pPr>
+              <w:spacing w:after="0" w:line="276" w:lineRule="auto"/>
+            </w:pPr>
+            <w:r>
+              <w:t xml:space="preserve">  2.9 Non-Functional Requirements</w:t>
+            </w:r>
+          </w:p>
+        </w:tc>
+        <w:tc>
+          <w:tcPr>
+            <w:tcW w:w="2909" w:type="dxa"/>
           </w:tcPr>
           <w:p>
             <w:pPr>
@@ -863,13 +659,7 @@
         </w:trPr>
         <w:tc>
           <w:tcPr>
-            <w:tcW w:w="6414" w:type="dxa"/>
-            <w:tcBorders>
-              <w:top w:val="single" w:sz="4" w:space="0" w:color="000000"/>
-              <w:left w:val="single" w:sz="4" w:space="0" w:color="000000"/>
-              <w:bottom w:val="single" w:sz="4" w:space="0" w:color="000000"/>
-              <w:right w:val="single" w:sz="4" w:space="0" w:color="000000"/>
-            </w:tcBorders>
+            <w:tcW w:w="6751" w:type="dxa"/>
           </w:tcPr>
           <w:p>
             <w:pPr>
@@ -882,13 +672,7 @@
         </w:tc>
         <w:tc>
           <w:tcPr>
-            <w:tcW w:w="3246" w:type="dxa"/>
-            <w:tcBorders>
-              <w:top w:val="single" w:sz="4" w:space="0" w:color="000000"/>
-              <w:left w:val="single" w:sz="4" w:space="0" w:color="000000"/>
-              <w:bottom w:val="single" w:sz="4" w:space="0" w:color="000000"/>
-              <w:right w:val="single" w:sz="4" w:space="0" w:color="000000"/>
-            </w:tcBorders>
+            <w:tcW w:w="2909" w:type="dxa"/>
           </w:tcPr>
           <w:p>
             <w:pPr>
@@ -896,7 +680,7 @@
               <w:jc w:val="right"/>
             </w:pPr>
             <w:r>
-              <w:t>6</w:t>
+              <w:t>12</w:t>
             </w:r>
           </w:p>
         </w:tc>
@@ -907,13 +691,7 @@
         </w:trPr>
         <w:tc>
           <w:tcPr>
-            <w:tcW w:w="6414" w:type="dxa"/>
-            <w:tcBorders>
-              <w:top w:val="single" w:sz="4" w:space="0" w:color="000000"/>
-              <w:left w:val="single" w:sz="4" w:space="0" w:color="000000"/>
-              <w:bottom w:val="single" w:sz="4" w:space="0" w:color="000000"/>
-              <w:right w:val="single" w:sz="4" w:space="0" w:color="000000"/>
-            </w:tcBorders>
+            <w:tcW w:w="6751" w:type="dxa"/>
           </w:tcPr>
           <w:p>
             <w:pPr>
@@ -926,13 +704,7 @@
         </w:tc>
         <w:tc>
           <w:tcPr>
-            <w:tcW w:w="3246" w:type="dxa"/>
-            <w:tcBorders>
-              <w:top w:val="single" w:sz="4" w:space="0" w:color="000000"/>
-              <w:left w:val="single" w:sz="4" w:space="0" w:color="000000"/>
-              <w:bottom w:val="single" w:sz="4" w:space="0" w:color="000000"/>
-              <w:right w:val="single" w:sz="4" w:space="0" w:color="000000"/>
-            </w:tcBorders>
+            <w:tcW w:w="2909" w:type="dxa"/>
           </w:tcPr>
           <w:p>
             <w:pPr>
@@ -940,7 +712,7 @@
               <w:jc w:val="right"/>
             </w:pPr>
             <w:r>
-              <w:t>7</w:t>
+              <w:t>12</w:t>
             </w:r>
           </w:p>
         </w:tc>
@@ -951,13 +723,7 @@
         </w:trPr>
         <w:tc>
           <w:tcPr>
-            <w:tcW w:w="6414" w:type="dxa"/>
-            <w:tcBorders>
-              <w:top w:val="single" w:sz="4" w:space="0" w:color="000000"/>
-              <w:left w:val="single" w:sz="4" w:space="0" w:color="000000"/>
-              <w:bottom w:val="single" w:sz="4" w:space="0" w:color="000000"/>
-              <w:right w:val="single" w:sz="4" w:space="0" w:color="000000"/>
-            </w:tcBorders>
+            <w:tcW w:w="6751" w:type="dxa"/>
           </w:tcPr>
           <w:p>
             <w:pPr>
@@ -973,13 +739,7 @@
         </w:tc>
         <w:tc>
           <w:tcPr>
-            <w:tcW w:w="3246" w:type="dxa"/>
-            <w:tcBorders>
-              <w:top w:val="single" w:sz="4" w:space="0" w:color="000000"/>
-              <w:left w:val="single" w:sz="4" w:space="0" w:color="000000"/>
-              <w:bottom w:val="single" w:sz="4" w:space="0" w:color="000000"/>
-              <w:right w:val="single" w:sz="4" w:space="0" w:color="000000"/>
-            </w:tcBorders>
+            <w:tcW w:w="2909" w:type="dxa"/>
           </w:tcPr>
           <w:p>
             <w:pPr>
@@ -1001,13 +761,7 @@
         </w:trPr>
         <w:tc>
           <w:tcPr>
-            <w:tcW w:w="6414" w:type="dxa"/>
-            <w:tcBorders>
-              <w:top w:val="single" w:sz="4" w:space="0" w:color="000000"/>
-              <w:left w:val="single" w:sz="4" w:space="0" w:color="000000"/>
-              <w:bottom w:val="single" w:sz="4" w:space="0" w:color="000000"/>
-              <w:right w:val="single" w:sz="4" w:space="0" w:color="000000"/>
-            </w:tcBorders>
+            <w:tcW w:w="6751" w:type="dxa"/>
           </w:tcPr>
           <w:p>
             <w:pPr>
@@ -1020,13 +774,7 @@
         </w:tc>
         <w:tc>
           <w:tcPr>
-            <w:tcW w:w="3246" w:type="dxa"/>
-            <w:tcBorders>
-              <w:top w:val="single" w:sz="4" w:space="0" w:color="000000"/>
-              <w:left w:val="single" w:sz="4" w:space="0" w:color="000000"/>
-              <w:bottom w:val="single" w:sz="4" w:space="0" w:color="000000"/>
-              <w:right w:val="single" w:sz="4" w:space="0" w:color="000000"/>
-            </w:tcBorders>
+            <w:tcW w:w="2909" w:type="dxa"/>
           </w:tcPr>
           <w:p>
             <w:pPr>
@@ -1045,13 +793,7 @@
         </w:trPr>
         <w:tc>
           <w:tcPr>
-            <w:tcW w:w="6414" w:type="dxa"/>
-            <w:tcBorders>
-              <w:top w:val="single" w:sz="4" w:space="0" w:color="000000"/>
-              <w:left w:val="single" w:sz="4" w:space="0" w:color="000000"/>
-              <w:bottom w:val="single" w:sz="4" w:space="0" w:color="000000"/>
-              <w:right w:val="single" w:sz="4" w:space="0" w:color="000000"/>
-            </w:tcBorders>
+            <w:tcW w:w="6751" w:type="dxa"/>
           </w:tcPr>
           <w:p>
             <w:pPr>
@@ -1064,13 +806,7 @@
         </w:tc>
         <w:tc>
           <w:tcPr>
-            <w:tcW w:w="3246" w:type="dxa"/>
-            <w:tcBorders>
-              <w:top w:val="single" w:sz="4" w:space="0" w:color="000000"/>
-              <w:left w:val="single" w:sz="4" w:space="0" w:color="000000"/>
-              <w:bottom w:val="single" w:sz="4" w:space="0" w:color="000000"/>
-              <w:right w:val="single" w:sz="4" w:space="0" w:color="000000"/>
-            </w:tcBorders>
+            <w:tcW w:w="2909" w:type="dxa"/>
           </w:tcPr>
           <w:p>
             <w:pPr>
@@ -1078,7 +814,7 @@
               <w:jc w:val="right"/>
             </w:pPr>
             <w:r>
-              <w:t>14</w:t>
+              <w:t>15</w:t>
             </w:r>
           </w:p>
         </w:tc>
@@ -1089,13 +825,7 @@
         </w:trPr>
         <w:tc>
           <w:tcPr>
-            <w:tcW w:w="6414" w:type="dxa"/>
-            <w:tcBorders>
-              <w:top w:val="single" w:sz="4" w:space="0" w:color="000000"/>
-              <w:left w:val="single" w:sz="4" w:space="0" w:color="000000"/>
-              <w:bottom w:val="single" w:sz="4" w:space="0" w:color="000000"/>
-              <w:right w:val="single" w:sz="4" w:space="0" w:color="000000"/>
-            </w:tcBorders>
+            <w:tcW w:w="6751" w:type="dxa"/>
           </w:tcPr>
           <w:p>
             <w:pPr>
@@ -1108,13 +838,7 @@
         </w:tc>
         <w:tc>
           <w:tcPr>
-            <w:tcW w:w="3246" w:type="dxa"/>
-            <w:tcBorders>
-              <w:top w:val="single" w:sz="4" w:space="0" w:color="000000"/>
-              <w:left w:val="single" w:sz="4" w:space="0" w:color="000000"/>
-              <w:bottom w:val="single" w:sz="4" w:space="0" w:color="000000"/>
-              <w:right w:val="single" w:sz="4" w:space="0" w:color="000000"/>
-            </w:tcBorders>
+            <w:tcW w:w="2909" w:type="dxa"/>
           </w:tcPr>
           <w:p>
             <w:pPr>
@@ -1133,13 +857,7 @@
         </w:trPr>
         <w:tc>
           <w:tcPr>
-            <w:tcW w:w="6414" w:type="dxa"/>
-            <w:tcBorders>
-              <w:top w:val="single" w:sz="4" w:space="0" w:color="000000"/>
-              <w:left w:val="single" w:sz="4" w:space="0" w:color="000000"/>
-              <w:bottom w:val="single" w:sz="4" w:space="0" w:color="000000"/>
-              <w:right w:val="single" w:sz="4" w:space="0" w:color="000000"/>
-            </w:tcBorders>
+            <w:tcW w:w="6751" w:type="dxa"/>
           </w:tcPr>
           <w:p>
             <w:pPr>
@@ -1152,13 +870,7 @@
         </w:tc>
         <w:tc>
           <w:tcPr>
-            <w:tcW w:w="3246" w:type="dxa"/>
-            <w:tcBorders>
-              <w:top w:val="single" w:sz="4" w:space="0" w:color="000000"/>
-              <w:left w:val="single" w:sz="4" w:space="0" w:color="000000"/>
-              <w:bottom w:val="single" w:sz="4" w:space="0" w:color="000000"/>
-              <w:right w:val="single" w:sz="4" w:space="0" w:color="000000"/>
-            </w:tcBorders>
+            <w:tcW w:w="2909" w:type="dxa"/>
           </w:tcPr>
           <w:p>
             <w:pPr>
@@ -1166,7 +878,7 @@
               <w:jc w:val="right"/>
             </w:pPr>
             <w:r>
-              <w:t>15</w:t>
+              <w:t>16</w:t>
             </w:r>
           </w:p>
         </w:tc>
@@ -1177,13 +889,7 @@
         </w:trPr>
         <w:tc>
           <w:tcPr>
-            <w:tcW w:w="6414" w:type="dxa"/>
-            <w:tcBorders>
-              <w:top w:val="single" w:sz="4" w:space="0" w:color="000000"/>
-              <w:left w:val="single" w:sz="4" w:space="0" w:color="000000"/>
-              <w:bottom w:val="single" w:sz="4" w:space="0" w:color="000000"/>
-              <w:right w:val="single" w:sz="4" w:space="0" w:color="000000"/>
-            </w:tcBorders>
+            <w:tcW w:w="6751" w:type="dxa"/>
           </w:tcPr>
           <w:p>
             <w:pPr>
@@ -1196,13 +902,7 @@
         </w:tc>
         <w:tc>
           <w:tcPr>
-            <w:tcW w:w="3246" w:type="dxa"/>
-            <w:tcBorders>
-              <w:top w:val="single" w:sz="4" w:space="0" w:color="000000"/>
-              <w:left w:val="single" w:sz="4" w:space="0" w:color="000000"/>
-              <w:bottom w:val="single" w:sz="4" w:space="0" w:color="000000"/>
-              <w:right w:val="single" w:sz="4" w:space="0" w:color="000000"/>
-            </w:tcBorders>
+            <w:tcW w:w="2909" w:type="dxa"/>
           </w:tcPr>
           <w:p>
             <w:pPr>
@@ -1210,7 +910,7 @@
               <w:jc w:val="right"/>
             </w:pPr>
             <w:r>
-              <w:t>15</w:t>
+              <w:t>16</w:t>
             </w:r>
           </w:p>
         </w:tc>
@@ -1221,13 +921,7 @@
         </w:trPr>
         <w:tc>
           <w:tcPr>
-            <w:tcW w:w="6414" w:type="dxa"/>
-            <w:tcBorders>
-              <w:top w:val="single" w:sz="4" w:space="0" w:color="000000"/>
-              <w:left w:val="single" w:sz="4" w:space="0" w:color="000000"/>
-              <w:bottom w:val="single" w:sz="4" w:space="0" w:color="000000"/>
-              <w:right w:val="single" w:sz="4" w:space="0" w:color="000000"/>
-            </w:tcBorders>
+            <w:tcW w:w="6751" w:type="dxa"/>
           </w:tcPr>
           <w:p>
             <w:pPr>
@@ -1240,13 +934,7 @@
         </w:tc>
         <w:tc>
           <w:tcPr>
-            <w:tcW w:w="3246" w:type="dxa"/>
-            <w:tcBorders>
-              <w:top w:val="single" w:sz="4" w:space="0" w:color="000000"/>
-              <w:left w:val="single" w:sz="4" w:space="0" w:color="000000"/>
-              <w:bottom w:val="single" w:sz="4" w:space="0" w:color="000000"/>
-              <w:right w:val="single" w:sz="4" w:space="0" w:color="000000"/>
-            </w:tcBorders>
+            <w:tcW w:w="2909" w:type="dxa"/>
           </w:tcPr>
           <w:p>
             <w:pPr>
@@ -1254,7 +942,7 @@
               <w:jc w:val="right"/>
             </w:pPr>
             <w:r>
-              <w:t>15</w:t>
+              <w:t>16</w:t>
             </w:r>
           </w:p>
         </w:tc>
@@ -1265,13 +953,7 @@
         </w:trPr>
         <w:tc>
           <w:tcPr>
-            <w:tcW w:w="6414" w:type="dxa"/>
-            <w:tcBorders>
-              <w:top w:val="single" w:sz="4" w:space="0" w:color="000000"/>
-              <w:left w:val="single" w:sz="4" w:space="0" w:color="000000"/>
-              <w:bottom w:val="single" w:sz="4" w:space="0" w:color="000000"/>
-              <w:right w:val="single" w:sz="4" w:space="0" w:color="000000"/>
-            </w:tcBorders>
+            <w:tcW w:w="6751" w:type="dxa"/>
           </w:tcPr>
           <w:p>
             <w:pPr>
@@ -1284,13 +966,7 @@
         </w:tc>
         <w:tc>
           <w:tcPr>
-            <w:tcW w:w="3246" w:type="dxa"/>
-            <w:tcBorders>
-              <w:top w:val="single" w:sz="4" w:space="0" w:color="000000"/>
-              <w:left w:val="single" w:sz="4" w:space="0" w:color="000000"/>
-              <w:bottom w:val="single" w:sz="4" w:space="0" w:color="000000"/>
-              <w:right w:val="single" w:sz="4" w:space="0" w:color="000000"/>
-            </w:tcBorders>
+            <w:tcW w:w="2909" w:type="dxa"/>
           </w:tcPr>
           <w:p>
             <w:pPr>
@@ -1309,13 +985,7 @@
         </w:trPr>
         <w:tc>
           <w:tcPr>
-            <w:tcW w:w="6414" w:type="dxa"/>
-            <w:tcBorders>
-              <w:top w:val="single" w:sz="4" w:space="0" w:color="000000"/>
-              <w:left w:val="single" w:sz="4" w:space="0" w:color="000000"/>
-              <w:bottom w:val="single" w:sz="4" w:space="0" w:color="000000"/>
-              <w:right w:val="single" w:sz="4" w:space="0" w:color="000000"/>
-            </w:tcBorders>
+            <w:tcW w:w="6751" w:type="dxa"/>
           </w:tcPr>
           <w:p>
             <w:pPr>
@@ -1331,13 +1001,7 @@
         </w:tc>
         <w:tc>
           <w:tcPr>
-            <w:tcW w:w="3246" w:type="dxa"/>
-            <w:tcBorders>
-              <w:top w:val="single" w:sz="4" w:space="0" w:color="000000"/>
-              <w:left w:val="single" w:sz="4" w:space="0" w:color="000000"/>
-              <w:bottom w:val="single" w:sz="4" w:space="0" w:color="000000"/>
-              <w:right w:val="single" w:sz="4" w:space="0" w:color="000000"/>
-            </w:tcBorders>
+            <w:tcW w:w="2909" w:type="dxa"/>
           </w:tcPr>
           <w:p>
             <w:pPr>
@@ -1359,13 +1023,7 @@
         </w:trPr>
         <w:tc>
           <w:tcPr>
-            <w:tcW w:w="6414" w:type="dxa"/>
-            <w:tcBorders>
-              <w:top w:val="single" w:sz="4" w:space="0" w:color="000000"/>
-              <w:left w:val="single" w:sz="4" w:space="0" w:color="000000"/>
-              <w:bottom w:val="single" w:sz="4" w:space="0" w:color="000000"/>
-              <w:right w:val="single" w:sz="4" w:space="0" w:color="000000"/>
-            </w:tcBorders>
+            <w:tcW w:w="6751" w:type="dxa"/>
           </w:tcPr>
           <w:p>
             <w:pPr>
@@ -1378,13 +1036,7 @@
         </w:tc>
         <w:tc>
           <w:tcPr>
-            <w:tcW w:w="3246" w:type="dxa"/>
-            <w:tcBorders>
-              <w:top w:val="single" w:sz="4" w:space="0" w:color="000000"/>
-              <w:left w:val="single" w:sz="4" w:space="0" w:color="000000"/>
-              <w:bottom w:val="single" w:sz="4" w:space="0" w:color="000000"/>
-              <w:right w:val="single" w:sz="4" w:space="0" w:color="000000"/>
-            </w:tcBorders>
+            <w:tcW w:w="2909" w:type="dxa"/>
           </w:tcPr>
           <w:p>
             <w:pPr>
@@ -1403,13 +1055,7 @@
         </w:trPr>
         <w:tc>
           <w:tcPr>
-            <w:tcW w:w="6414" w:type="dxa"/>
-            <w:tcBorders>
-              <w:top w:val="single" w:sz="4" w:space="0" w:color="000000"/>
-              <w:left w:val="single" w:sz="4" w:space="0" w:color="000000"/>
-              <w:bottom w:val="single" w:sz="4" w:space="0" w:color="000000"/>
-              <w:right w:val="single" w:sz="4" w:space="0" w:color="000000"/>
-            </w:tcBorders>
+            <w:tcW w:w="6751" w:type="dxa"/>
           </w:tcPr>
           <w:p>
             <w:pPr>
@@ -1422,13 +1068,7 @@
         </w:tc>
         <w:tc>
           <w:tcPr>
-            <w:tcW w:w="3246" w:type="dxa"/>
-            <w:tcBorders>
-              <w:top w:val="single" w:sz="4" w:space="0" w:color="000000"/>
-              <w:left w:val="single" w:sz="4" w:space="0" w:color="000000"/>
-              <w:bottom w:val="single" w:sz="4" w:space="0" w:color="000000"/>
-              <w:right w:val="single" w:sz="4" w:space="0" w:color="000000"/>
-            </w:tcBorders>
+            <w:tcW w:w="2909" w:type="dxa"/>
           </w:tcPr>
           <w:p>
             <w:pPr>
@@ -1447,13 +1087,7 @@
         </w:trPr>
         <w:tc>
           <w:tcPr>
-            <w:tcW w:w="6414" w:type="dxa"/>
-            <w:tcBorders>
-              <w:top w:val="single" w:sz="4" w:space="0" w:color="000000"/>
-              <w:left w:val="single" w:sz="4" w:space="0" w:color="000000"/>
-              <w:bottom w:val="single" w:sz="4" w:space="0" w:color="000000"/>
-              <w:right w:val="single" w:sz="4" w:space="0" w:color="000000"/>
-            </w:tcBorders>
+            <w:tcW w:w="6751" w:type="dxa"/>
           </w:tcPr>
           <w:p>
             <w:pPr>
@@ -1466,13 +1100,7 @@
         </w:tc>
         <w:tc>
           <w:tcPr>
-            <w:tcW w:w="3246" w:type="dxa"/>
-            <w:tcBorders>
-              <w:top w:val="single" w:sz="4" w:space="0" w:color="000000"/>
-              <w:left w:val="single" w:sz="4" w:space="0" w:color="000000"/>
-              <w:bottom w:val="single" w:sz="4" w:space="0" w:color="000000"/>
-              <w:right w:val="single" w:sz="4" w:space="0" w:color="000000"/>
-            </w:tcBorders>
+            <w:tcW w:w="2909" w:type="dxa"/>
           </w:tcPr>
           <w:p>
             <w:pPr>
@@ -1491,13 +1119,7 @@
         </w:trPr>
         <w:tc>
           <w:tcPr>
-            <w:tcW w:w="6414" w:type="dxa"/>
-            <w:tcBorders>
-              <w:top w:val="single" w:sz="4" w:space="0" w:color="000000"/>
-              <w:left w:val="single" w:sz="4" w:space="0" w:color="000000"/>
-              <w:bottom w:val="single" w:sz="4" w:space="0" w:color="000000"/>
-              <w:right w:val="single" w:sz="4" w:space="0" w:color="000000"/>
-            </w:tcBorders>
+            <w:tcW w:w="6751" w:type="dxa"/>
           </w:tcPr>
           <w:p>
             <w:pPr>
@@ -1510,13 +1132,7 @@
         </w:tc>
         <w:tc>
           <w:tcPr>
-            <w:tcW w:w="3246" w:type="dxa"/>
-            <w:tcBorders>
-              <w:top w:val="single" w:sz="4" w:space="0" w:color="000000"/>
-              <w:left w:val="single" w:sz="4" w:space="0" w:color="000000"/>
-              <w:bottom w:val="single" w:sz="4" w:space="0" w:color="000000"/>
-              <w:right w:val="single" w:sz="4" w:space="0" w:color="000000"/>
-            </w:tcBorders>
+            <w:tcW w:w="2909" w:type="dxa"/>
           </w:tcPr>
           <w:p>
             <w:pPr>
@@ -1535,13 +1151,7 @@
         </w:trPr>
         <w:tc>
           <w:tcPr>
-            <w:tcW w:w="6414" w:type="dxa"/>
-            <w:tcBorders>
-              <w:top w:val="single" w:sz="4" w:space="0" w:color="000000"/>
-              <w:left w:val="single" w:sz="4" w:space="0" w:color="000000"/>
-              <w:bottom w:val="single" w:sz="4" w:space="0" w:color="000000"/>
-              <w:right w:val="single" w:sz="4" w:space="0" w:color="000000"/>
-            </w:tcBorders>
+            <w:tcW w:w="6751" w:type="dxa"/>
           </w:tcPr>
           <w:p>
             <w:pPr>
@@ -1554,13 +1164,7 @@
         </w:tc>
         <w:tc>
           <w:tcPr>
-            <w:tcW w:w="3246" w:type="dxa"/>
-            <w:tcBorders>
-              <w:top w:val="single" w:sz="4" w:space="0" w:color="000000"/>
-              <w:left w:val="single" w:sz="4" w:space="0" w:color="000000"/>
-              <w:bottom w:val="single" w:sz="4" w:space="0" w:color="000000"/>
-              <w:right w:val="single" w:sz="4" w:space="0" w:color="000000"/>
-            </w:tcBorders>
+            <w:tcW w:w="2909" w:type="dxa"/>
           </w:tcPr>
           <w:p>
             <w:pPr>
@@ -1579,13 +1183,7 @@
         </w:trPr>
         <w:tc>
           <w:tcPr>
-            <w:tcW w:w="6414" w:type="dxa"/>
-            <w:tcBorders>
-              <w:top w:val="single" w:sz="4" w:space="0" w:color="000000"/>
-              <w:left w:val="single" w:sz="4" w:space="0" w:color="000000"/>
-              <w:bottom w:val="single" w:sz="4" w:space="0" w:color="000000"/>
-              <w:right w:val="single" w:sz="4" w:space="0" w:color="000000"/>
-            </w:tcBorders>
+            <w:tcW w:w="6751" w:type="dxa"/>
           </w:tcPr>
           <w:p>
             <w:pPr>
@@ -1598,13 +1196,7 @@
         </w:tc>
         <w:tc>
           <w:tcPr>
-            <w:tcW w:w="3246" w:type="dxa"/>
-            <w:tcBorders>
-              <w:top w:val="single" w:sz="4" w:space="0" w:color="000000"/>
-              <w:left w:val="single" w:sz="4" w:space="0" w:color="000000"/>
-              <w:bottom w:val="single" w:sz="4" w:space="0" w:color="000000"/>
-              <w:right w:val="single" w:sz="4" w:space="0" w:color="000000"/>
-            </w:tcBorders>
+            <w:tcW w:w="2909" w:type="dxa"/>
           </w:tcPr>
           <w:p>
             <w:pPr>
@@ -1623,13 +1215,7 @@
         </w:trPr>
         <w:tc>
           <w:tcPr>
-            <w:tcW w:w="6414" w:type="dxa"/>
-            <w:tcBorders>
-              <w:top w:val="single" w:sz="4" w:space="0" w:color="000000"/>
-              <w:left w:val="single" w:sz="4" w:space="0" w:color="000000"/>
-              <w:bottom w:val="single" w:sz="4" w:space="0" w:color="000000"/>
-              <w:right w:val="single" w:sz="4" w:space="0" w:color="000000"/>
-            </w:tcBorders>
+            <w:tcW w:w="6751" w:type="dxa"/>
           </w:tcPr>
           <w:p>
             <w:pPr>
@@ -1646,13 +1232,7 @@
         </w:tc>
         <w:tc>
           <w:tcPr>
-            <w:tcW w:w="3246" w:type="dxa"/>
-            <w:tcBorders>
-              <w:top w:val="single" w:sz="4" w:space="0" w:color="000000"/>
-              <w:left w:val="single" w:sz="4" w:space="0" w:color="000000"/>
-              <w:bottom w:val="single" w:sz="4" w:space="0" w:color="000000"/>
-              <w:right w:val="single" w:sz="4" w:space="0" w:color="000000"/>
-            </w:tcBorders>
+            <w:tcW w:w="2909" w:type="dxa"/>
           </w:tcPr>
           <w:p>
             <w:pPr>
@@ -1674,13 +1254,7 @@
         </w:trPr>
         <w:tc>
           <w:tcPr>
-            <w:tcW w:w="6414" w:type="dxa"/>
-            <w:tcBorders>
-              <w:top w:val="single" w:sz="4" w:space="0" w:color="000000"/>
-              <w:left w:val="single" w:sz="4" w:space="0" w:color="000000"/>
-              <w:bottom w:val="single" w:sz="4" w:space="0" w:color="000000"/>
-              <w:right w:val="single" w:sz="4" w:space="0" w:color="000000"/>
-            </w:tcBorders>
+            <w:tcW w:w="6751" w:type="dxa"/>
           </w:tcPr>
           <w:p>
             <w:pPr>
@@ -1693,13 +1267,7 @@
         </w:tc>
         <w:tc>
           <w:tcPr>
-            <w:tcW w:w="3246" w:type="dxa"/>
-            <w:tcBorders>
-              <w:top w:val="single" w:sz="4" w:space="0" w:color="000000"/>
-              <w:left w:val="single" w:sz="4" w:space="0" w:color="000000"/>
-              <w:bottom w:val="single" w:sz="4" w:space="0" w:color="000000"/>
-              <w:right w:val="single" w:sz="4" w:space="0" w:color="000000"/>
-            </w:tcBorders>
+            <w:tcW w:w="2909" w:type="dxa"/>
           </w:tcPr>
           <w:p>
             <w:pPr>
@@ -1718,13 +1286,7 @@
         </w:trPr>
         <w:tc>
           <w:tcPr>
-            <w:tcW w:w="6414" w:type="dxa"/>
-            <w:tcBorders>
-              <w:top w:val="single" w:sz="4" w:space="0" w:color="000000"/>
-              <w:left w:val="single" w:sz="4" w:space="0" w:color="000000"/>
-              <w:bottom w:val="single" w:sz="4" w:space="0" w:color="000000"/>
-              <w:right w:val="single" w:sz="4" w:space="0" w:color="000000"/>
-            </w:tcBorders>
+            <w:tcW w:w="6751" w:type="dxa"/>
           </w:tcPr>
           <w:p>
             <w:pPr>
@@ -1737,13 +1299,7 @@
         </w:tc>
         <w:tc>
           <w:tcPr>
-            <w:tcW w:w="3246" w:type="dxa"/>
-            <w:tcBorders>
-              <w:top w:val="single" w:sz="4" w:space="0" w:color="000000"/>
-              <w:left w:val="single" w:sz="4" w:space="0" w:color="000000"/>
-              <w:bottom w:val="single" w:sz="4" w:space="0" w:color="000000"/>
-              <w:right w:val="single" w:sz="4" w:space="0" w:color="000000"/>
-            </w:tcBorders>
+            <w:tcW w:w="2909" w:type="dxa"/>
           </w:tcPr>
           <w:p>
             <w:pPr>
@@ -1762,13 +1318,7 @@
         </w:trPr>
         <w:tc>
           <w:tcPr>
-            <w:tcW w:w="6414" w:type="dxa"/>
-            <w:tcBorders>
-              <w:top w:val="single" w:sz="4" w:space="0" w:color="000000"/>
-              <w:left w:val="single" w:sz="4" w:space="0" w:color="000000"/>
-              <w:bottom w:val="single" w:sz="4" w:space="0" w:color="000000"/>
-              <w:right w:val="single" w:sz="4" w:space="0" w:color="000000"/>
-            </w:tcBorders>
+            <w:tcW w:w="6751" w:type="dxa"/>
           </w:tcPr>
           <w:p>
             <w:pPr>
@@ -1781,13 +1331,7 @@
         </w:tc>
         <w:tc>
           <w:tcPr>
-            <w:tcW w:w="3246" w:type="dxa"/>
-            <w:tcBorders>
-              <w:top w:val="single" w:sz="4" w:space="0" w:color="000000"/>
-              <w:left w:val="single" w:sz="4" w:space="0" w:color="000000"/>
-              <w:bottom w:val="single" w:sz="4" w:space="0" w:color="000000"/>
-              <w:right w:val="single" w:sz="4" w:space="0" w:color="000000"/>
-            </w:tcBorders>
+            <w:tcW w:w="2909" w:type="dxa"/>
           </w:tcPr>
           <w:p>
             <w:pPr>
@@ -1806,13 +1350,7 @@
         </w:trPr>
         <w:tc>
           <w:tcPr>
-            <w:tcW w:w="6414" w:type="dxa"/>
-            <w:tcBorders>
-              <w:top w:val="single" w:sz="4" w:space="0" w:color="000000"/>
-              <w:left w:val="single" w:sz="4" w:space="0" w:color="000000"/>
-              <w:bottom w:val="single" w:sz="4" w:space="0" w:color="000000"/>
-              <w:right w:val="single" w:sz="4" w:space="0" w:color="000000"/>
-            </w:tcBorders>
+            <w:tcW w:w="6751" w:type="dxa"/>
           </w:tcPr>
           <w:p>
             <w:pPr>
@@ -1825,13 +1363,7 @@
         </w:tc>
         <w:tc>
           <w:tcPr>
-            <w:tcW w:w="3246" w:type="dxa"/>
-            <w:tcBorders>
-              <w:top w:val="single" w:sz="4" w:space="0" w:color="000000"/>
-              <w:left w:val="single" w:sz="4" w:space="0" w:color="000000"/>
-              <w:bottom w:val="single" w:sz="4" w:space="0" w:color="000000"/>
-              <w:right w:val="single" w:sz="4" w:space="0" w:color="000000"/>
-            </w:tcBorders>
+            <w:tcW w:w="2909" w:type="dxa"/>
           </w:tcPr>
           <w:p>
             <w:pPr>
@@ -1850,13 +1382,7 @@
         </w:trPr>
         <w:tc>
           <w:tcPr>
-            <w:tcW w:w="6414" w:type="dxa"/>
-            <w:tcBorders>
-              <w:top w:val="single" w:sz="4" w:space="0" w:color="000000"/>
-              <w:left w:val="single" w:sz="4" w:space="0" w:color="000000"/>
-              <w:bottom w:val="single" w:sz="4" w:space="0" w:color="000000"/>
-              <w:right w:val="single" w:sz="4" w:space="0" w:color="000000"/>
-            </w:tcBorders>
+            <w:tcW w:w="6751" w:type="dxa"/>
           </w:tcPr>
           <w:p>
             <w:pPr>
@@ -1869,13 +1395,7 @@
         </w:tc>
         <w:tc>
           <w:tcPr>
-            <w:tcW w:w="3246" w:type="dxa"/>
-            <w:tcBorders>
-              <w:top w:val="single" w:sz="4" w:space="0" w:color="000000"/>
-              <w:left w:val="single" w:sz="4" w:space="0" w:color="000000"/>
-              <w:bottom w:val="single" w:sz="4" w:space="0" w:color="000000"/>
-              <w:right w:val="single" w:sz="4" w:space="0" w:color="000000"/>
-            </w:tcBorders>
+            <w:tcW w:w="2909" w:type="dxa"/>
           </w:tcPr>
           <w:p>
             <w:pPr>
@@ -1894,13 +1414,7 @@
         </w:trPr>
         <w:tc>
           <w:tcPr>
-            <w:tcW w:w="6414" w:type="dxa"/>
-            <w:tcBorders>
-              <w:top w:val="single" w:sz="4" w:space="0" w:color="000000"/>
-              <w:left w:val="single" w:sz="4" w:space="0" w:color="000000"/>
-              <w:bottom w:val="single" w:sz="4" w:space="0" w:color="000000"/>
-              <w:right w:val="single" w:sz="4" w:space="0" w:color="000000"/>
-            </w:tcBorders>
+            <w:tcW w:w="6751" w:type="dxa"/>
           </w:tcPr>
           <w:p>
             <w:pPr>
@@ -1913,13 +1427,7 @@
         </w:tc>
         <w:tc>
           <w:tcPr>
-            <w:tcW w:w="3246" w:type="dxa"/>
-            <w:tcBorders>
-              <w:top w:val="single" w:sz="4" w:space="0" w:color="000000"/>
-              <w:left w:val="single" w:sz="4" w:space="0" w:color="000000"/>
-              <w:bottom w:val="single" w:sz="4" w:space="0" w:color="000000"/>
-              <w:right w:val="single" w:sz="4" w:space="0" w:color="000000"/>
-            </w:tcBorders>
+            <w:tcW w:w="2909" w:type="dxa"/>
           </w:tcPr>
           <w:p>
             <w:pPr>
@@ -1938,13 +1446,7 @@
         </w:trPr>
         <w:tc>
           <w:tcPr>
-            <w:tcW w:w="6414" w:type="dxa"/>
-            <w:tcBorders>
-              <w:top w:val="single" w:sz="4" w:space="0" w:color="000000"/>
-              <w:left w:val="single" w:sz="4" w:space="0" w:color="000000"/>
-              <w:bottom w:val="single" w:sz="4" w:space="0" w:color="000000"/>
-              <w:right w:val="single" w:sz="4" w:space="0" w:color="000000"/>
-            </w:tcBorders>
+            <w:tcW w:w="6751" w:type="dxa"/>
           </w:tcPr>
           <w:p>
             <w:pPr>
@@ -1960,13 +1462,7 @@
         </w:tc>
         <w:tc>
           <w:tcPr>
-            <w:tcW w:w="3246" w:type="dxa"/>
-            <w:tcBorders>
-              <w:top w:val="single" w:sz="4" w:space="0" w:color="000000"/>
-              <w:left w:val="single" w:sz="4" w:space="0" w:color="000000"/>
-              <w:bottom w:val="single" w:sz="4" w:space="0" w:color="000000"/>
-              <w:right w:val="single" w:sz="4" w:space="0" w:color="000000"/>
-            </w:tcBorders>
+            <w:tcW w:w="2909" w:type="dxa"/>
           </w:tcPr>
           <w:p>
             <w:pPr>
@@ -1988,13 +1484,7 @@
         </w:trPr>
         <w:tc>
           <w:tcPr>
-            <w:tcW w:w="6414" w:type="dxa"/>
-            <w:tcBorders>
-              <w:top w:val="single" w:sz="4" w:space="0" w:color="000000"/>
-              <w:left w:val="single" w:sz="4" w:space="0" w:color="000000"/>
-              <w:bottom w:val="single" w:sz="4" w:space="0" w:color="000000"/>
-              <w:right w:val="single" w:sz="4" w:space="0" w:color="000000"/>
-            </w:tcBorders>
+            <w:tcW w:w="6751" w:type="dxa"/>
           </w:tcPr>
           <w:p>
             <w:pPr>
@@ -2007,13 +1497,7 @@
         </w:tc>
         <w:tc>
           <w:tcPr>
-            <w:tcW w:w="3246" w:type="dxa"/>
-            <w:tcBorders>
-              <w:top w:val="single" w:sz="4" w:space="0" w:color="000000"/>
-              <w:left w:val="single" w:sz="4" w:space="0" w:color="000000"/>
-              <w:bottom w:val="single" w:sz="4" w:space="0" w:color="000000"/>
-              <w:right w:val="single" w:sz="4" w:space="0" w:color="000000"/>
-            </w:tcBorders>
+            <w:tcW w:w="2909" w:type="dxa"/>
           </w:tcPr>
           <w:p>
             <w:pPr>
@@ -2032,13 +1516,7 @@
         </w:trPr>
         <w:tc>
           <w:tcPr>
-            <w:tcW w:w="6414" w:type="dxa"/>
-            <w:tcBorders>
-              <w:top w:val="single" w:sz="4" w:space="0" w:color="000000"/>
-              <w:left w:val="single" w:sz="4" w:space="0" w:color="000000"/>
-              <w:bottom w:val="single" w:sz="4" w:space="0" w:color="000000"/>
-              <w:right w:val="single" w:sz="4" w:space="0" w:color="000000"/>
-            </w:tcBorders>
+            <w:tcW w:w="6751" w:type="dxa"/>
           </w:tcPr>
           <w:p>
             <w:pPr>
@@ -2051,13 +1529,7 @@
         </w:tc>
         <w:tc>
           <w:tcPr>
-            <w:tcW w:w="3246" w:type="dxa"/>
-            <w:tcBorders>
-              <w:top w:val="single" w:sz="4" w:space="0" w:color="000000"/>
-              <w:left w:val="single" w:sz="4" w:space="0" w:color="000000"/>
-              <w:bottom w:val="single" w:sz="4" w:space="0" w:color="000000"/>
-              <w:right w:val="single" w:sz="4" w:space="0" w:color="000000"/>
-            </w:tcBorders>
+            <w:tcW w:w="2909" w:type="dxa"/>
           </w:tcPr>
           <w:p>
             <w:pPr>
@@ -2076,13 +1548,7 @@
         </w:trPr>
         <w:tc>
           <w:tcPr>
-            <w:tcW w:w="6414" w:type="dxa"/>
-            <w:tcBorders>
-              <w:top w:val="single" w:sz="4" w:space="0" w:color="000000"/>
-              <w:left w:val="single" w:sz="4" w:space="0" w:color="000000"/>
-              <w:bottom w:val="single" w:sz="4" w:space="0" w:color="000000"/>
-              <w:right w:val="single" w:sz="4" w:space="0" w:color="000000"/>
-            </w:tcBorders>
+            <w:tcW w:w="6751" w:type="dxa"/>
           </w:tcPr>
           <w:p>
             <w:pPr>
@@ -2095,13 +1561,7 @@
         </w:tc>
         <w:tc>
           <w:tcPr>
-            <w:tcW w:w="3246" w:type="dxa"/>
-            <w:tcBorders>
-              <w:top w:val="single" w:sz="4" w:space="0" w:color="000000"/>
-              <w:left w:val="single" w:sz="4" w:space="0" w:color="000000"/>
-              <w:bottom w:val="single" w:sz="4" w:space="0" w:color="000000"/>
-              <w:right w:val="single" w:sz="4" w:space="0" w:color="000000"/>
-            </w:tcBorders>
+            <w:tcW w:w="2909" w:type="dxa"/>
           </w:tcPr>
           <w:p>
             <w:pPr>
@@ -2120,13 +1580,7 @@
         </w:trPr>
         <w:tc>
           <w:tcPr>
-            <w:tcW w:w="6414" w:type="dxa"/>
-            <w:tcBorders>
-              <w:top w:val="single" w:sz="4" w:space="0" w:color="000000"/>
-              <w:left w:val="single" w:sz="4" w:space="0" w:color="000000"/>
-              <w:bottom w:val="single" w:sz="4" w:space="0" w:color="000000"/>
-              <w:right w:val="single" w:sz="4" w:space="0" w:color="000000"/>
-            </w:tcBorders>
+            <w:tcW w:w="6751" w:type="dxa"/>
           </w:tcPr>
           <w:p>
             <w:pPr>
@@ -2139,13 +1593,7 @@
         </w:tc>
         <w:tc>
           <w:tcPr>
-            <w:tcW w:w="3246" w:type="dxa"/>
-            <w:tcBorders>
-              <w:top w:val="single" w:sz="4" w:space="0" w:color="000000"/>
-              <w:left w:val="single" w:sz="4" w:space="0" w:color="000000"/>
-              <w:bottom w:val="single" w:sz="4" w:space="0" w:color="000000"/>
-              <w:right w:val="single" w:sz="4" w:space="0" w:color="000000"/>
-            </w:tcBorders>
+            <w:tcW w:w="2909" w:type="dxa"/>
           </w:tcPr>
           <w:p>
             <w:pPr>
@@ -2164,13 +1612,7 @@
         </w:trPr>
         <w:tc>
           <w:tcPr>
-            <w:tcW w:w="6414" w:type="dxa"/>
-            <w:tcBorders>
-              <w:top w:val="single" w:sz="4" w:space="0" w:color="000000"/>
-              <w:left w:val="single" w:sz="4" w:space="0" w:color="000000"/>
-              <w:bottom w:val="single" w:sz="4" w:space="0" w:color="000000"/>
-              <w:right w:val="single" w:sz="4" w:space="0" w:color="000000"/>
-            </w:tcBorders>
+            <w:tcW w:w="6751" w:type="dxa"/>
           </w:tcPr>
           <w:p>
             <w:pPr>
@@ -2183,13 +1625,7 @@
         </w:tc>
         <w:tc>
           <w:tcPr>
-            <w:tcW w:w="3246" w:type="dxa"/>
-            <w:tcBorders>
-              <w:top w:val="single" w:sz="4" w:space="0" w:color="000000"/>
-              <w:left w:val="single" w:sz="4" w:space="0" w:color="000000"/>
-              <w:bottom w:val="single" w:sz="4" w:space="0" w:color="000000"/>
-              <w:right w:val="single" w:sz="4" w:space="0" w:color="000000"/>
-            </w:tcBorders>
+            <w:tcW w:w="2909" w:type="dxa"/>
           </w:tcPr>
           <w:p>
             <w:pPr>
@@ -2208,13 +1644,7 @@
         </w:trPr>
         <w:tc>
           <w:tcPr>
-            <w:tcW w:w="6414" w:type="dxa"/>
-            <w:tcBorders>
-              <w:top w:val="single" w:sz="4" w:space="0" w:color="000000"/>
-              <w:left w:val="single" w:sz="4" w:space="0" w:color="000000"/>
-              <w:bottom w:val="single" w:sz="4" w:space="0" w:color="000000"/>
-              <w:right w:val="single" w:sz="4" w:space="0" w:color="000000"/>
-            </w:tcBorders>
+            <w:tcW w:w="6751" w:type="dxa"/>
           </w:tcPr>
           <w:p>
             <w:pPr>
@@ -2230,13 +1660,7 @@
         </w:tc>
         <w:tc>
           <w:tcPr>
-            <w:tcW w:w="3246" w:type="dxa"/>
-            <w:tcBorders>
-              <w:top w:val="single" w:sz="4" w:space="0" w:color="000000"/>
-              <w:left w:val="single" w:sz="4" w:space="0" w:color="000000"/>
-              <w:bottom w:val="single" w:sz="4" w:space="0" w:color="000000"/>
-              <w:right w:val="single" w:sz="4" w:space="0" w:color="000000"/>
-            </w:tcBorders>
+            <w:tcW w:w="2909" w:type="dxa"/>
           </w:tcPr>
           <w:p>
             <w:pPr>
@@ -2258,13 +1682,7 @@
         </w:trPr>
         <w:tc>
           <w:tcPr>
-            <w:tcW w:w="6414" w:type="dxa"/>
-            <w:tcBorders>
-              <w:top w:val="single" w:sz="4" w:space="0" w:color="000000"/>
-              <w:left w:val="single" w:sz="4" w:space="0" w:color="000000"/>
-              <w:bottom w:val="single" w:sz="4" w:space="0" w:color="000000"/>
-              <w:right w:val="single" w:sz="4" w:space="0" w:color="000000"/>
-            </w:tcBorders>
+            <w:tcW w:w="6751" w:type="dxa"/>
           </w:tcPr>
           <w:p>
             <w:pPr>
@@ -2277,13 +1695,7 @@
         </w:tc>
         <w:tc>
           <w:tcPr>
-            <w:tcW w:w="3246" w:type="dxa"/>
-            <w:tcBorders>
-              <w:top w:val="single" w:sz="4" w:space="0" w:color="000000"/>
-              <w:left w:val="single" w:sz="4" w:space="0" w:color="000000"/>
-              <w:bottom w:val="single" w:sz="4" w:space="0" w:color="000000"/>
-              <w:right w:val="single" w:sz="4" w:space="0" w:color="000000"/>
-            </w:tcBorders>
+            <w:tcW w:w="2909" w:type="dxa"/>
           </w:tcPr>
           <w:p>
             <w:pPr>
@@ -2302,13 +1714,7 @@
         </w:trPr>
         <w:tc>
           <w:tcPr>
-            <w:tcW w:w="6414" w:type="dxa"/>
-            <w:tcBorders>
-              <w:top w:val="single" w:sz="4" w:space="0" w:color="000000"/>
-              <w:left w:val="single" w:sz="4" w:space="0" w:color="000000"/>
-              <w:bottom w:val="single" w:sz="4" w:space="0" w:color="000000"/>
-              <w:right w:val="single" w:sz="4" w:space="0" w:color="000000"/>
-            </w:tcBorders>
+            <w:tcW w:w="6751" w:type="dxa"/>
           </w:tcPr>
           <w:p>
             <w:pPr>
@@ -2321,13 +1727,7 @@
         </w:tc>
         <w:tc>
           <w:tcPr>
-            <w:tcW w:w="3246" w:type="dxa"/>
-            <w:tcBorders>
-              <w:top w:val="single" w:sz="4" w:space="0" w:color="000000"/>
-              <w:left w:val="single" w:sz="4" w:space="0" w:color="000000"/>
-              <w:bottom w:val="single" w:sz="4" w:space="0" w:color="000000"/>
-              <w:right w:val="single" w:sz="4" w:space="0" w:color="000000"/>
-            </w:tcBorders>
+            <w:tcW w:w="2909" w:type="dxa"/>
           </w:tcPr>
           <w:p>
             <w:pPr>
@@ -2346,13 +1746,7 @@
         </w:trPr>
         <w:tc>
           <w:tcPr>
-            <w:tcW w:w="6414" w:type="dxa"/>
-            <w:tcBorders>
-              <w:top w:val="single" w:sz="4" w:space="0" w:color="000000"/>
-              <w:left w:val="single" w:sz="4" w:space="0" w:color="000000"/>
-              <w:bottom w:val="single" w:sz="4" w:space="0" w:color="000000"/>
-              <w:right w:val="single" w:sz="4" w:space="0" w:color="000000"/>
-            </w:tcBorders>
+            <w:tcW w:w="6751" w:type="dxa"/>
           </w:tcPr>
           <w:p>
             <w:pPr>
@@ -2365,13 +1759,7 @@
         </w:tc>
         <w:tc>
           <w:tcPr>
-            <w:tcW w:w="3246" w:type="dxa"/>
-            <w:tcBorders>
-              <w:top w:val="single" w:sz="4" w:space="0" w:color="000000"/>
-              <w:left w:val="single" w:sz="4" w:space="0" w:color="000000"/>
-              <w:bottom w:val="single" w:sz="4" w:space="0" w:color="000000"/>
-              <w:right w:val="single" w:sz="4" w:space="0" w:color="000000"/>
-            </w:tcBorders>
+            <w:tcW w:w="2909" w:type="dxa"/>
           </w:tcPr>
           <w:p>
             <w:pPr>
@@ -2390,13 +1778,7 @@
         </w:trPr>
         <w:tc>
           <w:tcPr>
-            <w:tcW w:w="6414" w:type="dxa"/>
-            <w:tcBorders>
-              <w:top w:val="single" w:sz="4" w:space="0" w:color="000000"/>
-              <w:left w:val="single" w:sz="4" w:space="0" w:color="000000"/>
-              <w:bottom w:val="single" w:sz="4" w:space="0" w:color="000000"/>
-              <w:right w:val="single" w:sz="4" w:space="0" w:color="000000"/>
-            </w:tcBorders>
+            <w:tcW w:w="6751" w:type="dxa"/>
           </w:tcPr>
           <w:p>
             <w:pPr>
@@ -2409,13 +1791,7 @@
         </w:tc>
         <w:tc>
           <w:tcPr>
-            <w:tcW w:w="3246" w:type="dxa"/>
-            <w:tcBorders>
-              <w:top w:val="single" w:sz="4" w:space="0" w:color="000000"/>
-              <w:left w:val="single" w:sz="4" w:space="0" w:color="000000"/>
-              <w:bottom w:val="single" w:sz="4" w:space="0" w:color="000000"/>
-              <w:right w:val="single" w:sz="4" w:space="0" w:color="000000"/>
-            </w:tcBorders>
+            <w:tcW w:w="2909" w:type="dxa"/>
           </w:tcPr>
           <w:p>
             <w:pPr>
@@ -2434,13 +1810,7 @@
         </w:trPr>
         <w:tc>
           <w:tcPr>
-            <w:tcW w:w="6414" w:type="dxa"/>
-            <w:tcBorders>
-              <w:top w:val="single" w:sz="4" w:space="0" w:color="000000"/>
-              <w:left w:val="single" w:sz="4" w:space="0" w:color="000000"/>
-              <w:bottom w:val="single" w:sz="4" w:space="0" w:color="000000"/>
-              <w:right w:val="single" w:sz="4" w:space="0" w:color="000000"/>
-            </w:tcBorders>
+            <w:tcW w:w="6751" w:type="dxa"/>
           </w:tcPr>
           <w:p>
             <w:pPr>
@@ -2453,13 +1823,7 @@
         </w:tc>
         <w:tc>
           <w:tcPr>
-            <w:tcW w:w="3246" w:type="dxa"/>
-            <w:tcBorders>
-              <w:top w:val="single" w:sz="4" w:space="0" w:color="000000"/>
-              <w:left w:val="single" w:sz="4" w:space="0" w:color="000000"/>
-              <w:bottom w:val="single" w:sz="4" w:space="0" w:color="000000"/>
-              <w:right w:val="single" w:sz="4" w:space="0" w:color="000000"/>
-            </w:tcBorders>
+            <w:tcW w:w="2909" w:type="dxa"/>
           </w:tcPr>
           <w:p>
             <w:pPr>
@@ -2478,13 +1842,7 @@
         </w:trPr>
         <w:tc>
           <w:tcPr>
-            <w:tcW w:w="6414" w:type="dxa"/>
-            <w:tcBorders>
-              <w:top w:val="single" w:sz="4" w:space="0" w:color="000000"/>
-              <w:left w:val="single" w:sz="4" w:space="0" w:color="000000"/>
-              <w:bottom w:val="single" w:sz="4" w:space="0" w:color="000000"/>
-              <w:right w:val="single" w:sz="4" w:space="0" w:color="000000"/>
-            </w:tcBorders>
+            <w:tcW w:w="6751" w:type="dxa"/>
           </w:tcPr>
           <w:p>
             <w:pPr>
@@ -2500,13 +1858,7 @@
         </w:tc>
         <w:tc>
           <w:tcPr>
-            <w:tcW w:w="3246" w:type="dxa"/>
-            <w:tcBorders>
-              <w:top w:val="single" w:sz="4" w:space="0" w:color="000000"/>
-              <w:left w:val="single" w:sz="4" w:space="0" w:color="000000"/>
-              <w:bottom w:val="single" w:sz="4" w:space="0" w:color="000000"/>
-              <w:right w:val="single" w:sz="4" w:space="0" w:color="000000"/>
-            </w:tcBorders>
+            <w:tcW w:w="2909" w:type="dxa"/>
           </w:tcPr>
           <w:p>
             <w:pPr>
@@ -2528,13 +1880,7 @@
         </w:trPr>
         <w:tc>
           <w:tcPr>
-            <w:tcW w:w="6414" w:type="dxa"/>
-            <w:tcBorders>
-              <w:top w:val="single" w:sz="4" w:space="0" w:color="000000"/>
-              <w:left w:val="single" w:sz="4" w:space="0" w:color="000000"/>
-              <w:bottom w:val="single" w:sz="4" w:space="0" w:color="000000"/>
-              <w:right w:val="single" w:sz="4" w:space="0" w:color="000000"/>
-            </w:tcBorders>
+            <w:tcW w:w="6751" w:type="dxa"/>
           </w:tcPr>
           <w:p>
             <w:pPr>
@@ -2547,13 +1893,7 @@
         </w:tc>
         <w:tc>
           <w:tcPr>
-            <w:tcW w:w="3246" w:type="dxa"/>
-            <w:tcBorders>
-              <w:top w:val="single" w:sz="4" w:space="0" w:color="000000"/>
-              <w:left w:val="single" w:sz="4" w:space="0" w:color="000000"/>
-              <w:bottom w:val="single" w:sz="4" w:space="0" w:color="000000"/>
-              <w:right w:val="single" w:sz="4" w:space="0" w:color="000000"/>
-            </w:tcBorders>
+            <w:tcW w:w="2909" w:type="dxa"/>
           </w:tcPr>
           <w:p>
             <w:pPr>
@@ -2572,13 +1912,7 @@
         </w:trPr>
         <w:tc>
           <w:tcPr>
-            <w:tcW w:w="6414" w:type="dxa"/>
-            <w:tcBorders>
-              <w:top w:val="single" w:sz="4" w:space="0" w:color="000000"/>
-              <w:left w:val="single" w:sz="4" w:space="0" w:color="000000"/>
-              <w:bottom w:val="single" w:sz="4" w:space="0" w:color="000000"/>
-              <w:right w:val="single" w:sz="4" w:space="0" w:color="000000"/>
-            </w:tcBorders>
+            <w:tcW w:w="6751" w:type="dxa"/>
           </w:tcPr>
           <w:p>
             <w:pPr>
@@ -2591,13 +1925,7 @@
         </w:tc>
         <w:tc>
           <w:tcPr>
-            <w:tcW w:w="3246" w:type="dxa"/>
-            <w:tcBorders>
-              <w:top w:val="single" w:sz="4" w:space="0" w:color="000000"/>
-              <w:left w:val="single" w:sz="4" w:space="0" w:color="000000"/>
-              <w:bottom w:val="single" w:sz="4" w:space="0" w:color="000000"/>
-              <w:right w:val="single" w:sz="4" w:space="0" w:color="000000"/>
-            </w:tcBorders>
+            <w:tcW w:w="2909" w:type="dxa"/>
           </w:tcPr>
           <w:p>
             <w:pPr>
@@ -2616,13 +1944,7 @@
         </w:trPr>
         <w:tc>
           <w:tcPr>
-            <w:tcW w:w="6414" w:type="dxa"/>
-            <w:tcBorders>
-              <w:top w:val="single" w:sz="4" w:space="0" w:color="000000"/>
-              <w:left w:val="single" w:sz="4" w:space="0" w:color="000000"/>
-              <w:bottom w:val="single" w:sz="4" w:space="0" w:color="000000"/>
-              <w:right w:val="single" w:sz="4" w:space="0" w:color="000000"/>
-            </w:tcBorders>
+            <w:tcW w:w="6751" w:type="dxa"/>
           </w:tcPr>
           <w:p>
             <w:pPr>
@@ -2635,13 +1957,7 @@
         </w:tc>
         <w:tc>
           <w:tcPr>
-            <w:tcW w:w="3246" w:type="dxa"/>
-            <w:tcBorders>
-              <w:top w:val="single" w:sz="4" w:space="0" w:color="000000"/>
-              <w:left w:val="single" w:sz="4" w:space="0" w:color="000000"/>
-              <w:bottom w:val="single" w:sz="4" w:space="0" w:color="000000"/>
-              <w:right w:val="single" w:sz="4" w:space="0" w:color="000000"/>
-            </w:tcBorders>
+            <w:tcW w:w="2909" w:type="dxa"/>
           </w:tcPr>
           <w:p>
             <w:pPr>
@@ -2660,13 +1976,7 @@
         </w:trPr>
         <w:tc>
           <w:tcPr>
-            <w:tcW w:w="6414" w:type="dxa"/>
-            <w:tcBorders>
-              <w:top w:val="single" w:sz="4" w:space="0" w:color="000000"/>
-              <w:left w:val="single" w:sz="4" w:space="0" w:color="000000"/>
-              <w:bottom w:val="single" w:sz="4" w:space="0" w:color="000000"/>
-              <w:right w:val="single" w:sz="4" w:space="0" w:color="000000"/>
-            </w:tcBorders>
+            <w:tcW w:w="6751" w:type="dxa"/>
           </w:tcPr>
           <w:p>
             <w:pPr>
@@ -2679,13 +1989,7 @@
         </w:tc>
         <w:tc>
           <w:tcPr>
-            <w:tcW w:w="3246" w:type="dxa"/>
-            <w:tcBorders>
-              <w:top w:val="single" w:sz="4" w:space="0" w:color="000000"/>
-              <w:left w:val="single" w:sz="4" w:space="0" w:color="000000"/>
-              <w:bottom w:val="single" w:sz="4" w:space="0" w:color="000000"/>
-              <w:right w:val="single" w:sz="4" w:space="0" w:color="000000"/>
-            </w:tcBorders>
+            <w:tcW w:w="2909" w:type="dxa"/>
           </w:tcPr>
           <w:p>
             <w:pPr>
@@ -2704,13 +2008,7 @@
         </w:trPr>
         <w:tc>
           <w:tcPr>
-            <w:tcW w:w="6414" w:type="dxa"/>
-            <w:tcBorders>
-              <w:top w:val="single" w:sz="4" w:space="0" w:color="000000"/>
-              <w:left w:val="single" w:sz="4" w:space="0" w:color="000000"/>
-              <w:bottom w:val="single" w:sz="4" w:space="0" w:color="000000"/>
-              <w:right w:val="single" w:sz="4" w:space="0" w:color="000000"/>
-            </w:tcBorders>
+            <w:tcW w:w="6751" w:type="dxa"/>
           </w:tcPr>
           <w:p>
             <w:pPr>
@@ -2726,13 +2024,7 @@
         </w:tc>
         <w:tc>
           <w:tcPr>
-            <w:tcW w:w="3246" w:type="dxa"/>
-            <w:tcBorders>
-              <w:top w:val="single" w:sz="4" w:space="0" w:color="000000"/>
-              <w:left w:val="single" w:sz="4" w:space="0" w:color="000000"/>
-              <w:bottom w:val="single" w:sz="4" w:space="0" w:color="000000"/>
-              <w:right w:val="single" w:sz="4" w:space="0" w:color="000000"/>
-            </w:tcBorders>
+            <w:tcW w:w="2909" w:type="dxa"/>
           </w:tcPr>
           <w:p>
             <w:pPr>
@@ -2885,7 +2177,7 @@
                 <w:rFonts w:cs="Times New Roman"/>
                 <w:b/>
               </w:rPr>
-              <w:t>5</w:t>
+              <w:t>6</w:t>
             </w:r>
           </w:p>
         </w:tc>
@@ -2942,7 +2234,7 @@
                 <w:rFonts w:cs="Times New Roman"/>
                 <w:b/>
               </w:rPr>
-              <w:t>14</w:t>
+              <w:t>15</w:t>
             </w:r>
           </w:p>
         </w:tc>
@@ -4326,230 +3618,225 @@
     <w:p>
       <w:pPr>
         <w:keepNext/>
-        <w:spacing w:before="280"/>
+        <w:spacing w:before="280" w:line="276" w:lineRule="auto"/>
+        <w:jc w:val="both"/>
+      </w:pPr>
+      <w:r>
+        <w:t>Project Title</w:t>
+      </w:r>
+    </w:p>
+    <w:p>
+      <w:pPr>
+        <w:spacing w:line="276" w:lineRule="auto"/>
+        <w:jc w:val="both"/>
+      </w:pPr>
+      <w:r>
+        <w:t>The official academic and institutional title of this software engineering initiative is the 'Port Digital Clearance System for NMPA Mangaluru'. Within the technical project repository, operational documentation, and user interfaces, the system is designated by its internal acronym Port Digital Clearance System for NMPA. This moniker signifies its positioning as the next-generation digital port clearance engine designed specifically for the operational workflows of New Mangalore Port Authority.</w:t>
+      </w:r>
+    </w:p>
+    <w:p>
+      <w:pPr>
+        <w:spacing w:line="276" w:lineRule="auto"/>
+        <w:jc w:val="both"/>
+      </w:pPr>
+      <w:r>
+        <w:t xml:space="preserve">While Port Digital Clearance System for NMPA was engineered to fulfill the precise administrative guidelines, regional security protocols, and tricolor branding standards established by NMPA at Panambur, Mangaluru, its underlying technical architecture was deliberately built </w:t>
+      </w:r>
+      <w:r>
+        <w:lastRenderedPageBreak/>
+        <w:t>around modular design patterns. Database schemas, API route controllers, and UI state abstractions were structured to decouple port-specific business logic from core workflow engines. Consequently, Port Digital Clearance System for NMPA possesses the inherent flexibility to be scaled, reconfigured, and deployed across other major Indian port authorities under the Ministry of Ports, Shipping and Waterways.</w:t>
+      </w:r>
+    </w:p>
+    <w:p>
+      <w:pPr>
+        <w:spacing w:line="276" w:lineRule="auto"/>
+        <w:jc w:val="both"/>
+      </w:pPr>
+      <w:r>
+        <w:t>Institutional software naming conventions require clear distinction between statutory broad titles and internal component tags. Port Digital Clearance System for NMPA represents the core digital engine that drives the web application, whereas the overall system encompasses peripheral mobile verification endpoints, pilot QR scanner interfaces, and background SMS notification pipelines. System modularity ensures that localized port bylaws can be dynamically configured without modifying the foundational source code.</w:t>
+      </w:r>
+    </w:p>
+    <w:p>
+      <w:pPr>
+        <w:keepNext/>
+        <w:spacing w:before="280" w:line="276" w:lineRule="auto"/>
+        <w:jc w:val="both"/>
+      </w:pPr>
+      <w:r>
+        <w:t>Category</w:t>
+      </w:r>
+    </w:p>
+    <w:p>
+      <w:pPr>
+        <w:spacing w:line="276" w:lineRule="auto"/>
+        <w:jc w:val="both"/>
+      </w:pPr>
+      <w:r>
+        <w:t>Port Digital Clearance System for NMPA is formally categorized under the domain of Enterprise Web Applications, Workflow Automation, and Maritime Logistics Management Systems. It represents a mission-critical, multi-tenant enterprise platform that coordinates complex inter-organizational approval processes under strict security and regulatory constraints.</w:t>
+      </w:r>
+    </w:p>
+    <w:p>
+      <w:pPr>
+        <w:spacing w:line="276" w:lineRule="auto"/>
+        <w:jc w:val="both"/>
+      </w:pPr>
+      <w:r>
+        <w:t>Architecturally, the application is constructed as a modern Full-Stack Single Page Application (SPA), utilizing the following technology tiers:</w:t>
+      </w:r>
+    </w:p>
+    <w:p>
+      <w:pPr>
+        <w:pStyle w:val="ListBullet"/>
+        <w:spacing w:line="276" w:lineRule="auto"/>
+        <w:jc w:val="both"/>
+      </w:pPr>
+      <w:r>
+        <w:t>Frontend Presentation Layer: Developed using React SPA library, delivering responsive user interface components, dynamic state management, client-side route handling, font scaling accessibility, and low-glare dark mode themes.</w:t>
+      </w:r>
+    </w:p>
+    <w:p>
+      <w:pPr>
+        <w:pStyle w:val="ListBullet"/>
+        <w:spacing w:line="276" w:lineRule="auto"/>
+        <w:jc w:val="both"/>
+      </w:pPr>
+      <w:r>
+        <w:t>API Middleware Server Tier: Built on Node.js and Express.js framework, providing asynchronous, event-driven RESTful API endpoints, request validation controllers, JSON Web Token (JWT) session security, and multi-factor authentication handling.</w:t>
+      </w:r>
+    </w:p>
+    <w:p>
+      <w:pPr>
+        <w:pStyle w:val="ListBullet"/>
+        <w:spacing w:line="276" w:lineRule="auto"/>
+        <w:jc w:val="both"/>
+      </w:pPr>
+      <w:r>
+        <w:t>Database Storage Tier: Powered by MongoDB NoSQL database engine, utilizing flexible JSON-like document schemas, indexed collections, replica set clustering, and automated audit logging.</w:t>
+      </w:r>
+    </w:p>
+    <w:p>
+      <w:pPr>
+        <w:spacing w:line="276" w:lineRule="auto"/>
+        <w:jc w:val="both"/>
+      </w:pPr>
+      <w:r>
+        <w:t>Enterprise software categorization within maritime logistics demands high fault tolerance and zero data loss guarantee. As a critical port administration platform, Port Digital Clearance System for NMPA satisfies enterprise benchmarks for horizontal scalability, high availability, and zero-trust session security. The system architecture isolates client presentation concerns from database transactions, enabling independent maintenance cycles.</w:t>
+      </w:r>
+    </w:p>
+    <w:p>
+      <w:pPr>
+        <w:spacing w:line="276" w:lineRule="auto"/>
+        <w:jc w:val="both"/>
+      </w:pPr>
+    </w:p>
+    <w:p>
+      <w:pPr>
+        <w:keepNext/>
+        <w:spacing w:before="120" w:after="60"/>
       </w:pPr>
       <w:r>
         <w:rPr>
           <w:b/>
           <w:sz w:val="28"/>
         </w:rPr>
-        <w:t>1.1.1. Project Title</w:t>
-      </w:r>
-    </w:p>
-    <w:p>
-      <w:pPr>
-        <w:spacing w:line="276" w:lineRule="auto"/>
-        <w:jc w:val="both"/>
-      </w:pPr>
-      <w:r>
-        <w:t>The official academic and institutional title of this software engineering initiative is the 'Port Digital Clearance System for NMPA Mangaluru'. Within the technical project repository, operational documentation, and user interfaces, the system is designated by its internal acronym Port Digital Clearance System for NMPA. This moniker signifies its positioning as the next-generation digital port clearance engine designed specifically for the operational workflows of New Mangalore Port Authority.</w:t>
-      </w:r>
-    </w:p>
-    <w:p>
-      <w:pPr>
-        <w:spacing w:line="276" w:lineRule="auto"/>
-        <w:jc w:val="both"/>
-      </w:pPr>
-      <w:r>
-        <w:t xml:space="preserve">While Port Digital Clearance System for NMPA was engineered to fulfill the precise administrative guidelines, regional security protocols, and tricolor branding standards established by NMPA at Panambur, Mangaluru, its underlying technical architecture was deliberately built </w:t>
-      </w:r>
-      <w:r>
         <w:lastRenderedPageBreak/>
-        <w:t>around modular design patterns. Database schemas, API route controllers, and UI state abstractions were structured to decouple port-specific business logic from core workflow engines. Consequently, Port Digital Clearance System for NMPA possesses the inherent flexibility to be scaled, reconfigured, and deployed across other major Indian port authorities under the Ministry of Ports, Shipping and Waterways.</w:t>
-      </w:r>
-    </w:p>
-    <w:p>
-      <w:pPr>
-        <w:spacing w:line="276" w:lineRule="auto"/>
-        <w:jc w:val="both"/>
-      </w:pPr>
-      <w:r>
-        <w:t>Institutional software naming conventions require clear distinction between statutory broad titles and internal component tags. Port Digital Clearance System for NMPA represents the core digital engine that drives the web application, whereas the overall system encompasses peripheral mobile verification endpoints, pilot QR scanner interfaces, and background SMS notification pipelines. System modularity ensures that localized port bylaws can be dynamically configured without modifying the foundational source code.</w:t>
+        <w:t>1.2 Overview of the NMPA Tender &amp; Procurement Portal</w:t>
+      </w:r>
+    </w:p>
+    <w:p>
+      <w:pPr>
+        <w:spacing w:line="276" w:lineRule="auto"/>
+        <w:jc w:val="both"/>
+      </w:pPr>
+      <w:r>
+        <w:t>Port Digital Clearance System for NMPA functions as a central digital nexus, harmonizing communication and workflow execution across four primary stakeholder groups: Shipping Agents, Port Health Officers (PHO), CBIC Customs Checkers, and Traffic Control Managers.</w:t>
+      </w:r>
+    </w:p>
+    <w:p>
+      <w:pPr>
+        <w:spacing w:line="276" w:lineRule="auto"/>
+        <w:jc w:val="both"/>
+      </w:pPr>
+      <w:r>
+        <w:t>The operational life cycle of a vessel clearance application within Port Digital Clearance System for NMPA proceeds through a structured, automated pipeline:</w:t>
+      </w:r>
+    </w:p>
+    <w:p>
+      <w:pPr>
+        <w:pStyle w:val="ListBullet"/>
+        <w:spacing w:line="276" w:lineRule="auto"/>
+        <w:jc w:val="both"/>
+      </w:pPr>
+      <w:r>
+        <w:t>Vessel &amp; Voyage Registration: Shipping agents log into the portal, register merchant vessel master metadata (IMO number, gross tonnage, flag state), and initiate a new voyage clearance request by submitting cargo details, crew counts, and light house dues receipts.</w:t>
+      </w:r>
+    </w:p>
+    <w:p>
+      <w:pPr>
+        <w:pStyle w:val="ListBullet"/>
+        <w:spacing w:line="276" w:lineRule="auto"/>
+        <w:jc w:val="both"/>
+      </w:pPr>
+      <w:r>
+        <w:t>Sequential Departmental Approval Stepper: The system enforces a mandatory sequential approval pipeline. Applications are routed first to the Port Health Organisation (PHO) for biosecurity review. Upon PHO approval, the application automatically unlocks on the CBIC Customs checker dashboard for duty and manifest verification. Following Customs approval, the application advances to Traffic Control for quay berth allocation and harbor pilotage assignment.</w:t>
+      </w:r>
+    </w:p>
+    <w:p>
+      <w:pPr>
+        <w:pStyle w:val="ListBullet"/>
+        <w:spacing w:line="276" w:lineRule="auto"/>
+        <w:jc w:val="both"/>
+      </w:pPr>
+      <w:r>
+        <w:t>Bilingual Certificate &amp; QR Code Compilation: Once all three departments grant digital approval, Port Digital Clearance System for NMPA dynamically compiles an official bilingual (Hindi and English) clearance certificate. The document features an encrypted QR code containing cryptographic validation hashes.</w:t>
+      </w:r>
+    </w:p>
+    <w:p>
+      <w:pPr>
+        <w:spacing w:line="276" w:lineRule="auto"/>
+        <w:jc w:val="both"/>
+      </w:pPr>
+      <w:r>
+        <w:t>Security enforcement is integral to every stage of the clearance workflow. If any department official identifies a regulatory non-compliance issue (such as missing crew health certificates or invalid customs payment receipts), they can reject the application with mandatory observation comments. Rejections immediately lock the voyage record, preventing downstream approvals and dispatching real-time SMS alerts to the shipping agent.</w:t>
       </w:r>
     </w:p>
     <w:p>
       <w:pPr>
         <w:keepNext/>
-        <w:spacing w:before="280"/>
-      </w:pPr>
-      <w:r>
-        <w:rPr>
-          <w:b/>
-          <w:sz w:val="28"/>
-        </w:rPr>
-        <w:t>1.1.2. Category</w:t>
-      </w:r>
-    </w:p>
-    <w:p>
-      <w:pPr>
-        <w:spacing w:line="276" w:lineRule="auto"/>
-        <w:jc w:val="both"/>
-      </w:pPr>
-      <w:r>
-        <w:t>Port Digital Clearance System for NMPA is formally categorized under the domain of Enterprise Web Applications, Workflow Automation, and Maritime Logistics Management Systems. It represents a mission-critical, multi-tenant enterprise platform that coordinates complex inter-organizational approval processes under strict security and regulatory constraints.</w:t>
-      </w:r>
-    </w:p>
-    <w:p>
-      <w:pPr>
-        <w:spacing w:line="276" w:lineRule="auto"/>
-        <w:jc w:val="both"/>
-      </w:pPr>
-      <w:r>
-        <w:t>Architecturally, the application is constructed as a modern Full-Stack Single Page Application (SPA), utilizing the following technology tiers:</w:t>
-      </w:r>
-    </w:p>
-    <w:p>
-      <w:pPr>
-        <w:pStyle w:val="ListBullet"/>
-        <w:spacing w:line="276" w:lineRule="auto"/>
-        <w:jc w:val="both"/>
-      </w:pPr>
-      <w:r>
-        <w:t>Frontend Presentation Layer: Developed using React SPA library, delivering responsive user interface components, dynamic state management, client-side route handling, font scaling accessibility, and low-glare dark mode themes.</w:t>
-      </w:r>
-    </w:p>
-    <w:p>
-      <w:pPr>
-        <w:pStyle w:val="ListBullet"/>
-        <w:spacing w:line="276" w:lineRule="auto"/>
-        <w:jc w:val="both"/>
-      </w:pPr>
-      <w:r>
-        <w:t>API Middleware Server Tier: Built on Node.js and Express.js framework, providing asynchronous, event-driven RESTful API endpoints, request validation controllers, JSON Web Token (JWT) session security, and multi-factor authentication handling.</w:t>
-      </w:r>
-    </w:p>
-    <w:p>
-      <w:pPr>
-        <w:pStyle w:val="ListBullet"/>
-        <w:spacing w:line="276" w:lineRule="auto"/>
-        <w:jc w:val="both"/>
-      </w:pPr>
-      <w:r>
-        <w:t>Database Storage Tier: Powered by MongoDB NoSQL database engine, utilizing flexible JSON-like document schemas, indexed collections, replica set clustering, and automated audit logging.</w:t>
-      </w:r>
-    </w:p>
-    <w:p>
-      <w:pPr>
-        <w:spacing w:line="276" w:lineRule="auto"/>
-        <w:jc w:val="both"/>
-      </w:pPr>
-      <w:r>
-        <w:t>Enterprise software categorization within maritime logistics demands high fault tolerance and zero data loss guarantee. As a critical port administration platform, Port Digital Clearance System for NMPA satisfies enterprise benchmarks for horizontal scalability, high availability, and zero-trust session security. The system architecture isolates client presentation concerns from database transactions, enabling independent maintenance cycles.</w:t>
+        <w:spacing w:before="360" w:line="276" w:lineRule="auto"/>
+        <w:jc w:val="both"/>
+      </w:pPr>
+      <w:r>
+        <w:t>Background</w:t>
+      </w:r>
+    </w:p>
+    <w:p>
+      <w:pPr>
+        <w:spacing w:line="276" w:lineRule="auto"/>
+        <w:jc w:val="both"/>
+      </w:pPr>
+      <w:r>
+        <w:t>The historical vessel clearance framework at NMPA Panambur was heavily reliant on physical paperwork, physical movement, and sequential manual verifications. Understanding the geographical and operational bottlenecks of the legacy setup illustrates the driving motivation behind Port Digital Clearance System for NMPA.</w:t>
+      </w:r>
+    </w:p>
+    <w:p>
+      <w:pPr>
+        <w:spacing w:line="276" w:lineRule="auto"/>
+        <w:jc w:val="both"/>
+      </w:pPr>
+      <w:r>
+        <w:t>Geographical dispersion of port administrative offices at Panambur created extreme operational friction. Shipping agents spent significant time commuting between PHO offices outside harbor gates, Customs offices in the main administrative building, and Traffic Manager offices at berth terminals. Eliminating physical travel through a centralized web portal directly addresses the core operational bottleneck.</w:t>
       </w:r>
     </w:p>
     <w:p>
       <w:pPr>
         <w:keepNext/>
-        <w:spacing w:before="120" w:after="60"/>
-      </w:pPr>
-      <w:r>
-        <w:rPr>
-          <w:b/>
-          <w:sz w:val="28"/>
-        </w:rPr>
-        <w:t>1.2 Overview of the NMPA Tender &amp; Procurement Portal</w:t>
-      </w:r>
-    </w:p>
-    <w:p>
-      <w:pPr>
-        <w:spacing w:line="276" w:lineRule="auto"/>
-        <w:jc w:val="both"/>
-      </w:pPr>
-      <w:r>
-        <w:t>Port Digital Clearance System for NMPA functions as a central digital nexus, harmonizing communication and workflow execution across four primary stakeholder groups: Shipping Agents, Port Health Officers (PHO), CBIC Customs Checkers, and Traffic Control Managers.</w:t>
-      </w:r>
-    </w:p>
-    <w:p>
-      <w:pPr>
-        <w:spacing w:line="276" w:lineRule="auto"/>
+        <w:spacing w:before="280" w:line="276" w:lineRule="auto"/>
         <w:jc w:val="both"/>
       </w:pPr>
       <w:r>
         <w:lastRenderedPageBreak/>
-        <w:t>The operational life cycle of a vessel clearance application within Port Digital Clearance System for NMPA proceeds through a structured, automated pipeline:</w:t>
-      </w:r>
-    </w:p>
-    <w:p>
-      <w:pPr>
-        <w:pStyle w:val="ListBullet"/>
-        <w:spacing w:line="276" w:lineRule="auto"/>
-        <w:jc w:val="both"/>
-      </w:pPr>
-      <w:r>
-        <w:t>Vessel &amp; Voyage Registration: Shipping agents log into the portal, register merchant vessel master metadata (IMO number, gross tonnage, flag state), and initiate a new voyage clearance request by submitting cargo details, crew counts, and light house dues receipts.</w:t>
-      </w:r>
-    </w:p>
-    <w:p>
-      <w:pPr>
-        <w:pStyle w:val="ListBullet"/>
-        <w:spacing w:line="276" w:lineRule="auto"/>
-        <w:jc w:val="both"/>
-      </w:pPr>
-      <w:r>
-        <w:t>Sequential Departmental Approval Stepper: The system enforces a mandatory sequential approval pipeline. Applications are routed first to the Port Health Organisation (PHO) for biosecurity review. Upon PHO approval, the application automatically unlocks on the CBIC Customs checker dashboard for duty and manifest verification. Following Customs approval, the application advances to Traffic Control for quay berth allocation and harbor pilotage assignment.</w:t>
-      </w:r>
-    </w:p>
-    <w:p>
-      <w:pPr>
-        <w:pStyle w:val="ListBullet"/>
-        <w:spacing w:line="276" w:lineRule="auto"/>
-        <w:jc w:val="both"/>
-      </w:pPr>
-      <w:r>
-        <w:t>Bilingual Certificate &amp; QR Code Compilation: Once all three departments grant digital approval, Port Digital Clearance System for NMPA dynamically compiles an official bilingual (Hindi and English) clearance certificate. The document features an encrypted QR code containing cryptographic validation hashes.</w:t>
-      </w:r>
-    </w:p>
-    <w:p>
-      <w:pPr>
-        <w:spacing w:line="276" w:lineRule="auto"/>
-        <w:jc w:val="both"/>
-      </w:pPr>
-      <w:r>
-        <w:t>Security enforcement is integral to every stage of the clearance workflow. If any department official identifies a regulatory non-compliance issue (such as missing crew health certificates or invalid customs payment receipts), they can reject the application with mandatory observation comments. Rejections immediately lock the voyage record, preventing downstream approvals and dispatching real-time SMS alerts to the shipping agent.</w:t>
-      </w:r>
-    </w:p>
-    <w:p>
-      <w:pPr>
-        <w:keepNext/>
-        <w:spacing w:before="360" w:after="160"/>
-      </w:pPr>
-      <w:r>
-        <w:rPr>
-          <w:b/>
-          <w:sz w:val="28"/>
-        </w:rPr>
-        <w:t>1.2. Background</w:t>
-      </w:r>
-    </w:p>
-    <w:p>
-      <w:pPr>
-        <w:spacing w:line="276" w:lineRule="auto"/>
-        <w:jc w:val="both"/>
-      </w:pPr>
-      <w:r>
-        <w:t>The historical vessel clearance framework at NMPA Panambur was heavily reliant on physical paperwork, physical movement, and sequential manual verifications. Understanding the geographical and operational bottlenecks of the legacy setup illustrates the driving motivation behind Port Digital Clearance System for NMPA.</w:t>
-      </w:r>
-    </w:p>
-    <w:p>
-      <w:pPr>
-        <w:spacing w:line="276" w:lineRule="auto"/>
-        <w:jc w:val="both"/>
-      </w:pPr>
-      <w:r>
-        <w:t>Geographical dispersion of port administrative offices at Panambur created extreme operational friction. Shipping agents spent significant time commuting between PHO offices outside harbor gates, Customs offices in the main administrative building, and Traffic Manager offices at berth terminals. Eliminating physical travel through a centralized web portal directly addresses the core operational bottleneck.</w:t>
-      </w:r>
-    </w:p>
-    <w:p>
-      <w:pPr>
-        <w:keepNext/>
-        <w:spacing w:before="280"/>
-      </w:pPr>
-      <w:r>
-        <w:rPr>
-          <w:b/>
-          <w:sz w:val="28"/>
-        </w:rPr>
-        <w:t>1.2.1. Introduction of the Company</w:t>
+        <w:t>Introduction of the Company</w:t>
       </w:r>
     </w:p>
     <w:p>
@@ -4567,7 +3854,6 @@
         <w:jc w:val="both"/>
       </w:pPr>
       <w:r>
-        <w:lastRenderedPageBreak/>
         <w:t>Handling over 50 million metric tonnes of cargo annually across 14 active berths, NMPA processes diverse cargo streams including crude oil, petroleum products, LPG, LNG, iron ore, coal, fertilizers, and containerized freight. Port efficiency directly impacts major regional industries, oil refineries, and national trade balances.</w:t>
       </w:r>
     </w:p>
@@ -4579,6 +3865,12 @@
       <w:r>
         <w:t>Operating as an autonomous port authority under the Major Port Authorities Act, NMPA maintains rigorous administrative standards across marine operations, traffic management, medical services, and customs enforcement. Digitizing administrative workflows directly supports NMPA's strategic mission to enhance operational excellence and Ease of Doing Business.</w:t>
       </w:r>
+    </w:p>
+    <w:p>
+      <w:pPr>
+        <w:spacing w:line="276" w:lineRule="auto"/>
+        <w:jc w:val="both"/>
+      </w:pPr>
     </w:p>
     <w:p>
       <w:pPr>
@@ -4681,6 +3973,7 @@
           <w:b/>
           <w:sz w:val="28"/>
         </w:rPr>
+        <w:lastRenderedPageBreak/>
         <w:t>1.4 Scope of the Project</w:t>
       </w:r>
     </w:p>
@@ -4708,7 +4001,6 @@
         <w:jc w:val="both"/>
       </w:pPr>
       <w:r>
-        <w:lastRenderedPageBreak/>
         <w:t>Clearly defining system boundaries prevents scope creep during active software development. In-scope features were strictly prioritized based on core clearance automation requirements, while advanced predictive AI analytics and blockchain ledgers were cataloged for future release phases.</w:t>
       </w:r>
     </w:p>
@@ -4745,15 +4037,73 @@
     </w:p>
     <w:p>
       <w:pPr>
+        <w:spacing w:line="276" w:lineRule="auto"/>
+        <w:jc w:val="both"/>
+      </w:pPr>
+    </w:p>
+    <w:p>
+      <w:pPr>
+        <w:spacing w:line="276" w:lineRule="auto"/>
+        <w:jc w:val="both"/>
+      </w:pPr>
+    </w:p>
+    <w:p>
+      <w:pPr>
+        <w:spacing w:line="276" w:lineRule="auto"/>
+        <w:jc w:val="both"/>
+      </w:pPr>
+    </w:p>
+    <w:p>
+      <w:pPr>
+        <w:spacing w:line="276" w:lineRule="auto"/>
+        <w:jc w:val="both"/>
+      </w:pPr>
+    </w:p>
+    <w:p>
+      <w:pPr>
+        <w:spacing w:line="276" w:lineRule="auto"/>
+        <w:jc w:val="both"/>
+      </w:pPr>
+    </w:p>
+    <w:p>
+      <w:pPr>
+        <w:spacing w:line="276" w:lineRule="auto"/>
+        <w:jc w:val="both"/>
+      </w:pPr>
+    </w:p>
+    <w:p>
+      <w:pPr>
+        <w:spacing w:line="276" w:lineRule="auto"/>
+        <w:jc w:val="both"/>
+      </w:pPr>
+    </w:p>
+    <w:p>
+      <w:pPr>
+        <w:spacing w:line="276" w:lineRule="auto"/>
+        <w:jc w:val="both"/>
+      </w:pPr>
+    </w:p>
+    <w:p>
+      <w:pPr>
+        <w:spacing w:line="276" w:lineRule="auto"/>
+        <w:jc w:val="both"/>
+      </w:pPr>
+    </w:p>
+    <w:p>
+      <w:pPr>
+        <w:spacing w:line="276" w:lineRule="auto"/>
+        <w:jc w:val="both"/>
+      </w:pPr>
+    </w:p>
+    <w:p>
+      <w:pPr>
         <w:keepNext/>
-        <w:spacing w:before="360" w:after="160"/>
-      </w:pPr>
-      <w:r>
-        <w:rPr>
-          <w:b/>
-          <w:sz w:val="28"/>
-        </w:rPr>
-        <w:t>1.6. System Architecture Overview</w:t>
+        <w:spacing w:before="360" w:line="276" w:lineRule="auto"/>
+        <w:jc w:val="both"/>
+      </w:pPr>
+      <w:r>
+        <w:lastRenderedPageBreak/>
+        <w:t>System Architecture Overview</w:t>
       </w:r>
     </w:p>
     <w:p>
@@ -4775,7 +4125,7 @@
           <w:noProof/>
         </w:rPr>
         <w:drawing>
-          <wp:inline distT="0" distB="0" distL="0" distR="0" wp14:anchorId="7E635614" wp14:editId="43EA414B">
+          <wp:inline distT="0" distB="0" distL="0" distR="0" wp14:anchorId="683A7D6C" wp14:editId="26EA75BF">
             <wp:extent cx="5410200" cy="3480793"/>
             <wp:effectExtent l="0" t="0" r="0" b="5715"/>
             <wp:docPr id="1240265402" name="Picture 1"/>
@@ -4836,7 +4186,6 @@
         <w:jc w:val="both"/>
       </w:pPr>
       <w:r>
-        <w:lastRenderedPageBreak/>
         <w:t>High-level architectural patterns emphasize decoupling presentation logic from backend microservices. Communication across network boundaries occurs strictly via RESTful JSON APIs over TLS-encrypted channels, guaranteeing end-to-end data confidentiality and transport layer security.</w:t>
       </w:r>
     </w:p>
@@ -4909,6 +4258,7 @@
         <w:jc w:val="both"/>
       </w:pPr>
       <w:r>
+        <w:lastRenderedPageBreak/>
         <w:t>System Administrators: Port IT managers managing user account activations, RBAC permissions, 2FA settings, and system audit trail logs.</w:t>
       </w:r>
     </w:p>
@@ -4923,83 +4273,132 @@
     </w:p>
     <w:p>
       <w:pPr>
-        <w:keepNext/>
-        <w:spacing w:before="120" w:after="60"/>
+        <w:spacing w:line="276" w:lineRule="auto"/>
+        <w:jc w:val="both"/>
+      </w:pPr>
+    </w:p>
+    <w:p>
+      <w:pPr>
+        <w:spacing w:line="276" w:lineRule="auto"/>
+        <w:jc w:val="both"/>
       </w:pPr>
       <w:r>
         <w:rPr>
           <w:b/>
           <w:sz w:val="28"/>
         </w:rPr>
-        <w:t>2.10 Hardware Requirements</w:t>
-      </w:r>
-    </w:p>
-    <w:p>
-      <w:pPr>
-        <w:spacing w:line="276" w:lineRule="auto"/>
-        <w:jc w:val="both"/>
-      </w:pPr>
-      <w:r>
-        <w:t>Development environments utilized modern open-source software tools and high-performance developer workstations:</w:t>
-      </w:r>
-    </w:p>
-    <w:p>
-      <w:pPr>
-        <w:pStyle w:val="ListBullet"/>
-        <w:spacing w:line="276" w:lineRule="auto"/>
-        <w:jc w:val="both"/>
-      </w:pPr>
-      <w:r>
-        <w:t>Development Workstation Hardware: Intel Core i7 12th Gen 12-Core 4.7GHz CPU, 32 GB DDR5 RAM, 1 TB NVMe PCIe Gen4 SSD Storage.</w:t>
-      </w:r>
-    </w:p>
-    <w:p>
-      <w:pPr>
-        <w:pStyle w:val="ListBullet"/>
-        <w:spacing w:line="276" w:lineRule="auto"/>
-        <w:jc w:val="both"/>
-      </w:pPr>
-      <w:r>
-        <w:t>Development Software Stack: Windows 11 Pro 64-bit OS, Visual Studio Code v1.85 IDE, Git v2.42 Version Control, Node.js v18.17 LTS Runtime, MongoDB Community Server v6.0, Postman v10.18 API Tester.</w:t>
-      </w:r>
-    </w:p>
-    <w:p>
-      <w:pPr>
-        <w:spacing w:line="276" w:lineRule="auto"/>
-        <w:jc w:val="both"/>
-      </w:pPr>
-      <w:r>
-        <w:t>Standardizing developer tools across the engineering team ensured consistent code formatting, zero environment drift, and automated local testing setups during Agile sprint iterations.</w:t>
-      </w:r>
-    </w:p>
-    <w:p>
-      <w:pPr>
-        <w:spacing w:line="276" w:lineRule="auto"/>
-        <w:jc w:val="both"/>
-      </w:pPr>
-    </w:p>
-    <w:p>
-      <w:pPr>
-        <w:spacing w:line="276" w:lineRule="auto"/>
-        <w:jc w:val="both"/>
-      </w:pPr>
-    </w:p>
-    <w:p>
-      <w:pPr>
-        <w:spacing w:line="276" w:lineRule="auto"/>
-        <w:jc w:val="both"/>
-      </w:pPr>
-    </w:p>
-    <w:p>
-      <w:pPr>
-        <w:spacing w:line="276" w:lineRule="auto"/>
-        <w:jc w:val="both"/>
-      </w:pPr>
-    </w:p>
-    <w:p>
-      <w:pPr>
-        <w:spacing w:line="276" w:lineRule="auto"/>
-        <w:jc w:val="both"/>
+        <w:br/>
+      </w:r>
+      <w:r>
+        <w:rPr>
+          <w:b/>
+          <w:sz w:val="28"/>
+        </w:rPr>
+        <w:br/>
+      </w:r>
+      <w:r>
+        <w:rPr>
+          <w:b/>
+          <w:sz w:val="28"/>
+        </w:rPr>
+        <w:br/>
+      </w:r>
+      <w:r>
+        <w:rPr>
+          <w:b/>
+          <w:sz w:val="28"/>
+        </w:rPr>
+        <w:t>CHAPTER 2: SOFTWARE REQUIREMENT SPECIFICATION</w:t>
+      </w:r>
+    </w:p>
+    <w:p>
+      <w:pPr>
+        <w:keepNext/>
+        <w:spacing w:before="120" w:after="60"/>
+      </w:pPr>
+      <w:r>
+        <w:rPr>
+          <w:b/>
+          <w:sz w:val="28"/>
+        </w:rPr>
+        <w:t>2.1 Introduction</w:t>
+      </w:r>
+    </w:p>
+    <w:p>
+      <w:pPr>
+        <w:spacing w:line="276" w:lineRule="auto"/>
+        <w:jc w:val="both"/>
+      </w:pPr>
+      <w:r>
+        <w:t>This Software Requirements Specification (SRS) document details the functional, operational, non-functional, and interface requirements for the Port Digital Clearance System (Port Digital Clearance System for NMPA) at New Mangalore Port Authority (NMPA). The primary goal of this specification is to define the exact technical capabilities and operational constraints governing the digital single window portal.</w:t>
+      </w:r>
+    </w:p>
+    <w:p>
+      <w:pPr>
+        <w:spacing w:line="276" w:lineRule="auto"/>
+        <w:jc w:val="both"/>
+      </w:pPr>
+      <w:r>
+        <w:t>Requirements engineering for port digital single window systems requires rigorous mapping of physical stakeholder activities into deterministic software logic. Every manual touchpoint—from physical document submission to ink stamp approval—must be translated into a secure, auditable digital transaction. Establishing unambiguous requirement boundaries prevents scope creep, accelerates sprint planning, and guarantees that delivered software satisfies statutory maritime health, customs, and harbor safety guidelines.</w:t>
+      </w:r>
+    </w:p>
+    <w:p>
+      <w:pPr>
+        <w:keepNext/>
+        <w:spacing w:before="120" w:after="60"/>
+      </w:pPr>
+      <w:r>
+        <w:rPr>
+          <w:b/>
+          <w:sz w:val="28"/>
+        </w:rPr>
+        <w:t>2.2 Overall Description</w:t>
+      </w:r>
+    </w:p>
+    <w:p>
+      <w:pPr>
+        <w:spacing w:line="276" w:lineRule="auto"/>
+        <w:jc w:val="both"/>
+      </w:pPr>
+      <w:r>
+        <w:t>The overall description provides high-level context regarding product perspective, core product functions, user characteristics, general implementation constraints, and operational assumptions.</w:t>
+      </w:r>
+    </w:p>
+    <w:p>
+      <w:pPr>
+        <w:keepNext/>
+        <w:spacing w:before="120" w:after="60"/>
+      </w:pPr>
+      <w:r>
+        <w:rPr>
+          <w:b/>
+          <w:sz w:val="28"/>
+        </w:rPr>
+        <w:t>2.3 Purpose</w:t>
+      </w:r>
+    </w:p>
+    <w:p>
+      <w:pPr>
+        <w:spacing w:line="276" w:lineRule="auto"/>
+        <w:jc w:val="both"/>
+      </w:pPr>
+      <w:r>
+        <w:t>Port Digital Clearance System for NMPA operates as an independent, web-based National Maritime Single Window portal specifically customized for NMPA Panambur. It interfaces directly with shipping agency web clients, port health inspection systems, customs tax verification channels, and harbor marine traffic control consoles.</w:t>
+      </w:r>
+    </w:p>
+    <w:p>
+      <w:pPr>
+        <w:spacing w:line="276" w:lineRule="auto"/>
+        <w:jc w:val="both"/>
+      </w:pPr>
+      <w:r>
+        <w:t>Operating as a centralized enterprise system, Port Digital Clearance System for NMPA replaces legacy point-to-point paper communication. The application functions within a self-contained 3-tier architecture while maintaining structural schema compatibility with national maritime data standards.</w:t>
+      </w:r>
+    </w:p>
+    <w:p>
+      <w:pPr>
+        <w:keepNext/>
+        <w:spacing w:before="120" w:after="60"/>
       </w:pPr>
       <w:r>
         <w:rPr>
@@ -5007,546 +4406,157 @@
           <w:sz w:val="28"/>
         </w:rPr>
         <w:lastRenderedPageBreak/>
-        <w:t>2.11 Software Requirements</w:t>
-      </w:r>
-    </w:p>
-    <w:p>
-      <w:pPr>
-        <w:spacing w:line="276" w:lineRule="auto"/>
-        <w:jc w:val="both"/>
-      </w:pPr>
-      <w:r>
-        <w:t>Production deployment environments require enterprise-grade server infrastructure and cloud database clusters:</w:t>
-      </w:r>
-    </w:p>
-    <w:p>
-      <w:pPr>
-        <w:pStyle w:val="ListBullet"/>
-        <w:spacing w:line="276" w:lineRule="auto"/>
-        <w:jc w:val="both"/>
-      </w:pPr>
-      <w:r>
-        <w:t>Production Application Server Hardware: Intel Xeon Gold 8-Core 3.2GHz Server CPU, 32 GB ECC RAM, 512 GB RAID-10 NVMe Storage, Dual Gigabit Ethernet NICs.</w:t>
-      </w:r>
-    </w:p>
-    <w:p>
-      <w:pPr>
-        <w:pStyle w:val="ListBullet"/>
-        <w:spacing w:line="276" w:lineRule="auto"/>
-        <w:jc w:val="both"/>
-      </w:pPr>
-      <w:r>
-        <w:t>Production Database Cluster Infrastructure: MongoDB Atlas 3-Node Replica Set Cluster, 16 GB Dedicated RAM per Node, Automated Encrypted Cloud Snapshots.</w:t>
-      </w:r>
-    </w:p>
-    <w:p>
-      <w:pPr>
-        <w:pStyle w:val="ListBullet"/>
-        <w:spacing w:line="276" w:lineRule="auto"/>
-        <w:jc w:val="both"/>
-      </w:pPr>
-      <w:r>
-        <w:t>Production Server Software Stack: Ubuntu Linux 22.04 LTS Operating System, Nginx v1.24 Reverse Proxy Web Server, Node.js v18.x LTS Production Runtime, PM2 Cluster Process Manager, Let's Encrypt Wildcard SSL Certificate.</w:t>
-      </w:r>
-    </w:p>
-    <w:p>
-      <w:pPr>
-        <w:spacing w:line="276" w:lineRule="auto"/>
-        <w:jc w:val="both"/>
-      </w:pPr>
-      <w:r>
-        <w:t>High-availability production infrastructure guarantees 99.9% system uptime, ensuring that vessel clearance processing remains active 24/7/365 to support round-the-clock port marine operations.</w:t>
-      </w:r>
-    </w:p>
-    <w:p>
-      <w:pPr>
-        <w:spacing w:line="276" w:lineRule="auto"/>
-        <w:jc w:val="both"/>
-      </w:pPr>
-      <w:r>
-        <w:t>The global transition towards Smart Ports and Maritime Single Window portals represents one of the most significant technological shifts in modern transport economics. Digital port systems replace paper-heavy manual bureaucracy with automated electronic data interchange (EDI) and web API ecosystems.</w:t>
-      </w:r>
-    </w:p>
-    <w:p>
-      <w:pPr>
-        <w:spacing w:line="276" w:lineRule="auto"/>
-        <w:jc w:val="both"/>
-      </w:pPr>
-      <w:r>
-        <w:t>Scholarly research in maritime logistics emphasizes that port efficiency is constrained not merely by physical crane speeds or berth depths, but predominantly by administrative document throughput. Studies published in the Journal of Maritime Policy &amp; Management highlight that digital clearance portals directly reduce ship turnaround times, lower carbon emissions from idling ships at anchorage, and improve port competitiveness scores.</w:t>
-      </w:r>
-    </w:p>
-    <w:p>
-      <w:pPr>
-        <w:spacing w:line="276" w:lineRule="auto"/>
-        <w:jc w:val="both"/>
-      </w:pPr>
-      <w:r>
-        <w:t>Evaluating full-stack web architectures for enterprise government applications requires balancing performance, security, developer productivity, and long-term maintainability. The MERN stack (MongoDB, Express.js, React, Node.js) was selected following extensive comparative evaluation against Java Spring Boot and ASP.NET Core stacks.</w:t>
-      </w:r>
-    </w:p>
-    <w:p>
-      <w:pPr>
-        <w:spacing w:line="276" w:lineRule="auto"/>
-        <w:jc w:val="both"/>
-      </w:pPr>
-      <w:r>
-        <w:t>Comparative studies on web runtime performance demonstrate that event-driven JavaScript engines on Node.js handle high volumes of concurrent HTTP connections with significantly lower memory footprints than traditional multi-threaded application servers. This architectural efficiency makes Node.js ideal for port single-window portals handling sudden bursts of simultaneous agent logins during peak vessel arrival windows.</w:t>
-      </w:r>
-    </w:p>
-    <w:p>
-      <w:pPr>
-        <w:spacing w:line="276" w:lineRule="auto"/>
-        <w:jc w:val="both"/>
-      </w:pPr>
-      <w:r>
-        <w:t>Detailed literature analysis was performed on international port portals including Portnet Singapore, APCS Antwerp, Portbase Rotterdam, Hamburg SmartPORT, Sydney Maritime Single Window, and India's Sagar Setu NLP-Marine platform.</w:t>
-      </w:r>
-    </w:p>
-    <w:p>
-      <w:pPr>
-        <w:spacing w:line="276" w:lineRule="auto"/>
-        <w:jc w:val="both"/>
-      </w:pPr>
-      <w:r>
-        <w:t xml:space="preserve">Academic reviews of national single-window implementations reveal that centralized national systems often suffer from high configuration latency when adapting to local port authority bylaws. Port Digital Clearance System for NMPA solves this challenge by operating as a </w:t>
-      </w:r>
-      <w:r>
-        <w:lastRenderedPageBreak/>
-        <w:t>localized, port-tailored single window that seamlessly interfaces with ground officials while remaining structurally compatible with national maritime data standards.</w:t>
-      </w:r>
-    </w:p>
-    <w:p>
-      <w:pPr>
-        <w:spacing w:line="276" w:lineRule="auto"/>
-        <w:jc w:val="both"/>
-      </w:pPr>
-      <w:r>
-        <w:t>Port Digital Clearance System for NMPA's automated workflows were engineered to strictly enforce international and national statutory regulations:</w:t>
-      </w:r>
-    </w:p>
-    <w:p>
-      <w:pPr>
-        <w:pStyle w:val="ListBullet"/>
-        <w:spacing w:line="276" w:lineRule="auto"/>
-        <w:jc w:val="both"/>
-      </w:pPr>
-      <w:r>
-        <w:t>WHO International Health Regulations (IHR 2005): Mandates biosecurity health inspections, maritime declarations of health, and crew sanitation verification prior to port pratique.</w:t>
-      </w:r>
-    </w:p>
-    <w:p>
-      <w:pPr>
-        <w:pStyle w:val="ListBullet"/>
-        <w:spacing w:line="276" w:lineRule="auto"/>
-        <w:jc w:val="both"/>
-      </w:pPr>
-      <w:r>
-        <w:t>Indian Port Health Rules, 1955: Statutory Indian rules governing disease quarantine, vessel health inspections, and pratique issuance.</w:t>
-      </w:r>
-    </w:p>
-    <w:p>
-      <w:pPr>
-        <w:pStyle w:val="ListBullet"/>
-        <w:spacing w:line="276" w:lineRule="auto"/>
-        <w:jc w:val="both"/>
-      </w:pPr>
-      <w:r>
-        <w:t>The Customs Act, 1962 (India): Statutory legislation mandating cargo manifest verification, lighthouse dues clearance, and import/export duty compliance.</w:t>
-      </w:r>
-    </w:p>
-    <w:p>
-      <w:pPr>
-        <w:pStyle w:val="ListBullet"/>
-        <w:spacing w:line="276" w:lineRule="auto"/>
-        <w:jc w:val="both"/>
-      </w:pPr>
-      <w:r>
-        <w:t>IMO FAL Convention: International Maritime Organization Convention on Facilitation of International Maritime Traffic promoting paperless digital clearance.</w:t>
-      </w:r>
-    </w:p>
-    <w:p>
-      <w:pPr>
-        <w:spacing w:line="276" w:lineRule="auto"/>
-        <w:jc w:val="both"/>
-      </w:pPr>
-      <w:r>
-        <w:t>Compliance automation in maritime systems requires converting legal statutes into programmatic business rules. Port Digital Clearance System for NMPA's sequential stepper state machine translates statutory prerequisites into immutable database state locks, ensuring that no vessel can receive customs clearance without prior health pratique, nor traffic berth allocation without customs duty verification.</w:t>
-      </w:r>
-    </w:p>
-    <w:p>
-      <w:pPr>
-        <w:spacing w:line="276" w:lineRule="auto"/>
-        <w:jc w:val="both"/>
-      </w:pPr>
-      <w:r>
-        <w:t>Literature on software engineering for critical transport infrastructure strongly favors Agile iterative SDLC models over traditional rigid Waterfall paradigms. Sprint-based development facilitates continuous security auditing, stakeholder validation, and rapid prototyping.</w:t>
-      </w:r>
-    </w:p>
-    <w:p>
-      <w:pPr>
-        <w:spacing w:line="276" w:lineRule="auto"/>
-        <w:jc w:val="both"/>
-      </w:pPr>
-      <w:r>
-        <w:t>Critical infrastructure software development requires rigorous risk mitigation strategies. Applying Agile principles allows engineering teams to validate security controls—such as 2FA TOTP calculations and JWT session timeouts—early in the development lifecycle, preventing architectural vulnerabilities before final system deployment.</w:t>
-      </w:r>
-    </w:p>
-    <w:p>
-      <w:pPr>
-        <w:spacing w:line="276" w:lineRule="auto"/>
-        <w:jc w:val="both"/>
-      </w:pPr>
-    </w:p>
-    <w:p>
-      <w:pPr>
-        <w:spacing w:line="276" w:lineRule="auto"/>
-        <w:jc w:val="both"/>
-      </w:pPr>
-    </w:p>
-    <w:p>
-      <w:pPr>
-        <w:spacing w:line="276" w:lineRule="auto"/>
-        <w:jc w:val="both"/>
+        <w:t>2.4 Scope</w:t>
+      </w:r>
+    </w:p>
+    <w:p>
+      <w:pPr>
+        <w:spacing w:line="276" w:lineRule="auto"/>
+        <w:jc w:val="both"/>
+      </w:pPr>
+      <w:r>
+        <w:t>Core product functions provided by Port Digital Clearance System for NMPA include User Account Self-Registration &amp; RBAC Activation, Merchant Vessel Master Registry, Sequential Stepper Clearance Engine (PHO -&gt; Customs -&gt; Traffic), Bilingual PDF Certificate Generation, Encrypted Mobile QR Verification, Offline LocalStorage Data Sync, Sagar Setu AI Chatbot Assistance, and Security Audit Trail Logging.</w:t>
+      </w:r>
+    </w:p>
+    <w:p>
+      <w:pPr>
+        <w:spacing w:line="276" w:lineRule="auto"/>
+        <w:jc w:val="both"/>
+      </w:pPr>
+      <w:r>
+        <w:t>Workflow execution follows deterministic state machine transitions. The clearance engine prevents out-of-order approvals, ensuring that biosecurity checks precede customs duty checks, which in turn precede marine berth allocation.</w:t>
+      </w:r>
+    </w:p>
+    <w:p>
+      <w:pPr>
+        <w:keepNext/>
+        <w:spacing w:before="120" w:after="60"/>
       </w:pPr>
       <w:r>
         <w:rPr>
           <w:b/>
           <w:sz w:val="28"/>
         </w:rPr>
-        <w:br/>
-      </w:r>
-      <w:r>
-        <w:rPr>
-          <w:b/>
-          <w:sz w:val="28"/>
-        </w:rPr>
-        <w:br/>
-      </w:r>
-      <w:r>
-        <w:rPr>
-          <w:b/>
-          <w:sz w:val="28"/>
-        </w:rPr>
-        <w:br/>
-      </w:r>
-      <w:r>
-        <w:rPr>
-          <w:b/>
-          <w:sz w:val="28"/>
-        </w:rPr>
-        <w:br/>
-      </w:r>
-      <w:r>
-        <w:rPr>
-          <w:b/>
-          <w:sz w:val="28"/>
-        </w:rPr>
-        <w:br/>
-      </w:r>
-      <w:r>
-        <w:rPr>
-          <w:b/>
-          <w:sz w:val="28"/>
-        </w:rPr>
-        <w:br/>
-      </w:r>
-      <w:r>
-        <w:rPr>
-          <w:b/>
-          <w:sz w:val="28"/>
-        </w:rPr>
-        <w:br/>
-      </w:r>
-      <w:r>
-        <w:rPr>
-          <w:b/>
-          <w:sz w:val="28"/>
-        </w:rPr>
-        <w:br/>
-      </w:r>
-      <w:r>
-        <w:rPr>
-          <w:b/>
-          <w:sz w:val="28"/>
-        </w:rPr>
-        <w:br/>
-      </w:r>
-      <w:r>
-        <w:rPr>
-          <w:b/>
-          <w:sz w:val="28"/>
-        </w:rPr>
-        <w:br/>
-      </w:r>
+        <w:t>2.5 End Users</w:t>
+      </w:r>
+    </w:p>
+    <w:p>
+      <w:pPr>
+        <w:spacing w:line="276" w:lineRule="auto"/>
+        <w:jc w:val="both"/>
+      </w:pPr>
+      <w:r>
+        <w:t>User personas interacting with Port Digital Clearance System for NMPA possess diverse technical skills. Shipping agents require streamlined form entry and status tracking; health and customs officers require high-density inspection tables; traffic managers require visual berth allocation charts; and IT admins require comprehensive audit log query interfaces.</w:t>
+      </w:r>
+    </w:p>
+    <w:p>
+      <w:pPr>
+        <w:spacing w:line="276" w:lineRule="auto"/>
+        <w:jc w:val="both"/>
+      </w:pPr>
+      <w:r>
+        <w:t>Designing intuitive user interfaces for non-technical port operators minimizes training requirements and speeds up system adoption. Role-restricted dashboards hide irrelevant operational controls, presenting users with concise data fields tailored to their specific job responsibilities.</w:t>
+      </w:r>
+    </w:p>
+    <w:p>
+      <w:pPr>
+        <w:keepNext/>
+        <w:spacing w:before="280" w:line="276" w:lineRule="auto"/>
+        <w:jc w:val="both"/>
+      </w:pPr>
+      <w:r>
+        <w:t>General Constraints</w:t>
+      </w:r>
+    </w:p>
+    <w:p>
+      <w:pPr>
+        <w:spacing w:line="276" w:lineRule="auto"/>
+        <w:jc w:val="both"/>
+      </w:pPr>
+      <w:r>
+        <w:t>Implementation constraints include strict adherence to Indian Port Health Rules 1955, Customs Act 1962, WHO IHR 2005 biosecurity standards, browser LocalStorage 5 MB quota limits, client-side PDF font availability, and 24-hour JWT token expiration policies.</w:t>
+      </w:r>
+    </w:p>
+    <w:p>
+      <w:pPr>
+        <w:spacing w:line="276" w:lineRule="auto"/>
+        <w:jc w:val="both"/>
+      </w:pPr>
+      <w:r>
+        <w:t>System constraints dictate architectural boundaries. Operating under strict regulatory guidelines requires zero data loss during network disconnections, prompting the inclusion of an offline LocalStorage sync adapter.</w:t>
+      </w:r>
+    </w:p>
+    <w:p>
+      <w:pPr>
+        <w:keepNext/>
+        <w:spacing w:before="280" w:line="276" w:lineRule="auto"/>
+        <w:jc w:val="both"/>
+      </w:pPr>
+      <w:r>
+        <w:t>Assumptions</w:t>
+      </w:r>
+    </w:p>
+    <w:p>
+      <w:pPr>
+        <w:spacing w:line="276" w:lineRule="auto"/>
+        <w:jc w:val="both"/>
+      </w:pPr>
+      <w:r>
+        <w:t>Operational assumptions include: shipping agents possess valid Internet connectivity and modern web browsers; port officials operate desktop workstations connected to the NMPA intranet; and pilot boarding teams utilize web-enabled mobile devices capable of scanning QR codes.</w:t>
+      </w:r>
+    </w:p>
+    <w:p>
+      <w:pPr>
+        <w:spacing w:line="276" w:lineRule="auto"/>
+        <w:jc w:val="both"/>
+      </w:pPr>
+      <w:r>
+        <w:t>Validating underlying operational assumptions ensures system reliability. Providing offline LocalStorage fallbacks guarantees that temporary network instability at remote port terminals will not disrupt form entry or data draft caching.</w:t>
+      </w:r>
+    </w:p>
+    <w:p>
+      <w:pPr>
+        <w:keepNext/>
+        <w:spacing w:before="120" w:after="60"/>
+      </w:pPr>
       <w:r>
         <w:rPr>
           <w:b/>
           <w:sz w:val="28"/>
         </w:rPr>
         <w:lastRenderedPageBreak/>
-        <w:br/>
-      </w:r>
+        <w:t>2.6 Special Requirements</w:t>
+      </w:r>
+    </w:p>
+    <w:p>
+      <w:pPr>
+        <w:spacing w:line="276" w:lineRule="auto"/>
+        <w:jc w:val="both"/>
+      </w:pPr>
+      <w:r>
+        <w:t>Special requirements govern mandatory Multi-Factor Authentication (Google Authenticator TOTP), bilingual Hindi/English dynamic PDF certificate layout compilation, embedded verification QR code generation, WCAG 2.1 font scaling (A-, A, A+), and low-glare dark mode themes.</w:t>
+      </w:r>
+    </w:p>
+    <w:p>
+      <w:pPr>
+        <w:spacing w:line="276" w:lineRule="auto"/>
+        <w:jc w:val="both"/>
+      </w:pPr>
+      <w:r>
+        <w:t>Meeting statutory biosecurity and bilingual government mandates requires specialized client-side libraries. Integrating jsPDF with embedded Unicode fonts enables dynamic compilation of official bilingual clearance certificates directly within the browser environment.</w:t>
+      </w:r>
+    </w:p>
+    <w:p>
+      <w:pPr>
+        <w:keepNext/>
+        <w:spacing w:before="120" w:after="60"/>
+      </w:pPr>
       <w:r>
         <w:rPr>
           <w:b/>
           <w:sz w:val="28"/>
         </w:rPr>
-        <w:t>CHAPTER 2: SOFTWARE REQUIREMENT SPECIFICATION</w:t>
-      </w:r>
-    </w:p>
-    <w:p>
-      <w:pPr>
-        <w:keepNext/>
-        <w:spacing w:before="120" w:after="60"/>
-      </w:pPr>
-      <w:r>
-        <w:rPr>
-          <w:b/>
-          <w:sz w:val="28"/>
-        </w:rPr>
-        <w:t>2.1 Introduction</w:t>
-      </w:r>
-    </w:p>
-    <w:p>
-      <w:pPr>
-        <w:spacing w:line="276" w:lineRule="auto"/>
-        <w:jc w:val="both"/>
-      </w:pPr>
-      <w:r>
-        <w:t>This Software Requirements Specification (SRS) document details the functional, operational, non-functional, and interface requirements for the Port Digital Clearance System (Port Digital Clearance System for NMPA) at New Mangalore Port Authority (NMPA). The primary goal of this specification is to define the exact technical capabilities and operational constraints governing the digital single window portal.</w:t>
-      </w:r>
-    </w:p>
-    <w:p>
-      <w:pPr>
-        <w:spacing w:line="276" w:lineRule="auto"/>
-        <w:jc w:val="both"/>
-      </w:pPr>
-      <w:r>
-        <w:t>Requirements engineering for port digital single window systems requires rigorous mapping of physical stakeholder activities into deterministic software logic. Every manual touchpoint—from physical document submission to ink stamp approval—must be translated into a secure, auditable digital transaction. Establishing unambiguous requirement boundaries prevents scope creep, accelerates sprint planning, and guarantees that delivered software satisfies statutory maritime health, customs, and harbor safety guidelines.</w:t>
-      </w:r>
-    </w:p>
-    <w:p>
-      <w:pPr>
-        <w:keepNext/>
-        <w:spacing w:before="120" w:after="60"/>
-      </w:pPr>
-      <w:r>
-        <w:rPr>
-          <w:b/>
-          <w:sz w:val="28"/>
-        </w:rPr>
-        <w:t>2.4 Overall Description</w:t>
-      </w:r>
-    </w:p>
-    <w:p>
-      <w:pPr>
-        <w:spacing w:line="276" w:lineRule="auto"/>
-        <w:jc w:val="both"/>
-      </w:pPr>
-      <w:r>
-        <w:t>The overall description provides high-level context regarding product perspective, core product functions, user characteristics, general implementation constraints, and operational assumptions.</w:t>
-      </w:r>
-    </w:p>
-    <w:p>
-      <w:pPr>
-        <w:keepNext/>
-        <w:spacing w:before="120" w:after="60"/>
-      </w:pPr>
-      <w:r>
-        <w:rPr>
-          <w:b/>
-          <w:sz w:val="28"/>
-        </w:rPr>
-        <w:t>2.2 Purpose</w:t>
-      </w:r>
-    </w:p>
-    <w:p>
-      <w:pPr>
-        <w:spacing w:line="276" w:lineRule="auto"/>
-        <w:jc w:val="both"/>
-      </w:pPr>
-      <w:r>
-        <w:t>Port Digital Clearance System for NMPA operates as an independent, web-based National Maritime Single Window portal specifically customized for NMPA Panambur. It interfaces directly with shipping agency web clients, port health inspection systems, customs tax verification channels, and harbor marine traffic control consoles.</w:t>
-      </w:r>
-    </w:p>
-    <w:p>
-      <w:pPr>
-        <w:spacing w:line="276" w:lineRule="auto"/>
-        <w:jc w:val="both"/>
-      </w:pPr>
-      <w:r>
-        <w:t>Operating as a centralized enterprise system, Port Digital Clearance System for NMPA replaces legacy point-to-point paper communication. The application functions within a self-contained 3-tier architecture while maintaining structural schema compatibility with national maritime data standards.</w:t>
-      </w:r>
-    </w:p>
-    <w:p>
-      <w:pPr>
-        <w:keepNext/>
-        <w:spacing w:before="120" w:after="60"/>
-      </w:pPr>
-      <w:r>
-        <w:rPr>
-          <w:b/>
-          <w:sz w:val="28"/>
-        </w:rPr>
-        <w:t>2.3 Scope</w:t>
-      </w:r>
-    </w:p>
-    <w:p>
-      <w:pPr>
-        <w:spacing w:line="276" w:lineRule="auto"/>
-        <w:jc w:val="both"/>
-      </w:pPr>
-      <w:r>
-        <w:t>Core product functions provided by Port Digital Clearance System for NMPA include User Account Self-Registration &amp; RBAC Activation, Merchant Vessel Master Registry, Sequential Stepper Clearance Engine (PHO -&gt; Customs -&gt; Traffic), Bilingual PDF Certificate Generation, Encrypted Mobile QR Verification, Offline LocalStorage Data Sync, Sagar Setu AI Chatbot Assistance, and Security Audit Trail Logging.</w:t>
-      </w:r>
-    </w:p>
-    <w:p>
-      <w:pPr>
-        <w:spacing w:line="276" w:lineRule="auto"/>
-        <w:jc w:val="both"/>
-      </w:pPr>
-      <w:r>
-        <w:t>Workflow execution follows deterministic state machine transitions. The clearance engine prevents out-of-order approvals, ensuring that biosecurity checks precede customs duty checks, which in turn precede marine berth allocation.</w:t>
-      </w:r>
-    </w:p>
-    <w:p>
-      <w:pPr>
-        <w:keepNext/>
-        <w:spacing w:before="120" w:after="60"/>
-      </w:pPr>
-      <w:r>
-        <w:rPr>
-          <w:b/>
-          <w:sz w:val="28"/>
-        </w:rPr>
-        <w:lastRenderedPageBreak/>
-        <w:t>2.9 End Users</w:t>
-      </w:r>
-    </w:p>
-    <w:p>
-      <w:pPr>
-        <w:spacing w:line="276" w:lineRule="auto"/>
-        <w:jc w:val="both"/>
-      </w:pPr>
-      <w:r>
-        <w:t>User personas interacting with Port Digital Clearance System for NMPA possess diverse technical skills. Shipping agents require streamlined form entry and status tracking; health and customs officers require high-density inspection tables; traffic managers require visual berth allocation charts; and IT admins require comprehensive audit log query interfaces.</w:t>
-      </w:r>
-    </w:p>
-    <w:p>
-      <w:pPr>
-        <w:spacing w:line="276" w:lineRule="auto"/>
-        <w:jc w:val="both"/>
-      </w:pPr>
-      <w:r>
-        <w:t>Designing intuitive user interfaces for non-technical port operators minimizes training requirements and speeds up system adoption. Role-restricted dashboards hide irrelevant operational controls, presenting users with concise data fields tailored to their specific job responsibilities.</w:t>
-      </w:r>
-    </w:p>
-    <w:p>
-      <w:pPr>
-        <w:keepNext/>
-        <w:spacing w:before="280"/>
-      </w:pPr>
-      <w:r>
-        <w:rPr>
-          <w:b/>
-          <w:sz w:val="28"/>
-        </w:rPr>
-        <w:t>3.2.4. General Constraints</w:t>
-      </w:r>
-    </w:p>
-    <w:p>
-      <w:pPr>
-        <w:spacing w:line="276" w:lineRule="auto"/>
-        <w:jc w:val="both"/>
-      </w:pPr>
-      <w:r>
-        <w:t>Implementation constraints include strict adherence to Indian Port Health Rules 1955, Customs Act 1962, WHO IHR 2005 biosecurity standards, browser LocalStorage 5 MB quota limits, client-side PDF font availability, and 24-hour JWT token expiration policies.</w:t>
-      </w:r>
-    </w:p>
-    <w:p>
-      <w:pPr>
-        <w:spacing w:line="276" w:lineRule="auto"/>
-        <w:jc w:val="both"/>
-      </w:pPr>
-      <w:r>
-        <w:t>System constraints dictate architectural boundaries. Operating under strict regulatory guidelines requires zero data loss during network disconnections, prompting the inclusion of an offline LocalStorage sync adapter.</w:t>
-      </w:r>
-    </w:p>
-    <w:p>
-      <w:pPr>
-        <w:keepNext/>
-        <w:spacing w:before="280"/>
-      </w:pPr>
-      <w:r>
-        <w:rPr>
-          <w:b/>
-          <w:sz w:val="28"/>
-        </w:rPr>
-        <w:t>3.2.5. Assumptions</w:t>
-      </w:r>
-    </w:p>
-    <w:p>
-      <w:pPr>
-        <w:spacing w:line="276" w:lineRule="auto"/>
-        <w:jc w:val="both"/>
-      </w:pPr>
-      <w:r>
-        <w:t>Operational assumptions include: shipping agents possess valid Internet connectivity and modern web browsers; port officials operate desktop workstations connected to the NMPA intranet; and pilot boarding teams utilize web-enabled mobile devices capable of scanning QR codes.</w:t>
-      </w:r>
-    </w:p>
-    <w:p>
-      <w:pPr>
-        <w:spacing w:line="276" w:lineRule="auto"/>
-        <w:jc w:val="both"/>
-      </w:pPr>
-      <w:r>
-        <w:t>Validating underlying operational assumptions ensures system reliability. Providing offline LocalStorage fallbacks guarantees that temporary network instability at remote port terminals will not disrupt form entry or data draft caching.</w:t>
-      </w:r>
-    </w:p>
-    <w:p>
-      <w:pPr>
-        <w:keepNext/>
-        <w:spacing w:before="120" w:after="60"/>
-      </w:pPr>
-      <w:r>
-        <w:rPr>
-          <w:b/>
-          <w:sz w:val="28"/>
-        </w:rPr>
-        <w:t>2.5 Special Requirements</w:t>
-      </w:r>
-    </w:p>
-    <w:p>
-      <w:pPr>
-        <w:spacing w:line="276" w:lineRule="auto"/>
-        <w:jc w:val="both"/>
-      </w:pPr>
-      <w:r>
-        <w:t>Special requirements govern mandatory Multi-Factor Authentication (Google Authenticator TOTP), bilingual Hindi/English dynamic PDF certificate layout compilation, embedded verification QR code generation, WCAG 2.1 font scaling (A-, A, A+), and low-glare dark mode themes.</w:t>
-      </w:r>
-    </w:p>
-    <w:p>
-      <w:pPr>
-        <w:spacing w:line="276" w:lineRule="auto"/>
-        <w:jc w:val="both"/>
-      </w:pPr>
-      <w:r>
-        <w:t>Meeting statutory biosecurity and bilingual government mandates requires specialized client-side libraries. Integrating jsPDF with embedded Unicode fonts enables dynamic compilation of official bilingual clearance certificates directly within the browser environment.</w:t>
-      </w:r>
-    </w:p>
-    <w:p>
-      <w:pPr>
-        <w:keepNext/>
-        <w:spacing w:before="120" w:after="60"/>
-      </w:pPr>
-      <w:r>
-        <w:rPr>
-          <w:b/>
-          <w:sz w:val="28"/>
-        </w:rPr>
-        <w:lastRenderedPageBreak/>
-        <w:t>2.6 Functional Requirements</w:t>
+        <w:t>2.7 Functional Requirements</w:t>
       </w:r>
     </w:p>
     <w:p>
@@ -6277,6 +5287,7 @@
               <w:spacing w:after="0" w:line="276" w:lineRule="auto"/>
             </w:pPr>
             <w:r>
+              <w:lastRenderedPageBreak/>
               <w:t>FR-08</w:t>
             </w:r>
           </w:p>
@@ -6495,11 +5506,7 @@
               <w:spacing w:after="0" w:line="276" w:lineRule="auto"/>
             </w:pPr>
             <w:r>
-              <w:t xml:space="preserve">Integrate a contextual NLP chatbot console assisting shipping agents with port rules and </w:t>
-            </w:r>
-            <w:r>
-              <w:lastRenderedPageBreak/>
-              <w:t>clearance steps.</w:t>
+              <w:t>Integrate a contextual NLP chatbot console assisting shipping agents with port rules and clearance steps.</w:t>
             </w:r>
           </w:p>
         </w:tc>
@@ -6530,7 +5537,6 @@
               <w:spacing w:after="0" w:line="276" w:lineRule="auto"/>
             </w:pPr>
             <w:r>
-              <w:lastRenderedPageBreak/>
               <w:t>FR-11</w:t>
             </w:r>
           </w:p>
@@ -6680,32 +5686,60 @@
     <w:p>
       <w:pPr>
         <w:keepNext/>
-        <w:spacing w:before="360" w:after="160"/>
+        <w:spacing w:before="360" w:line="276" w:lineRule="auto"/>
+        <w:jc w:val="both"/>
+      </w:pPr>
+      <w:r>
+        <w:t>Design Constraints</w:t>
+      </w:r>
+    </w:p>
+    <w:p>
+      <w:pPr>
+        <w:spacing w:line="276" w:lineRule="auto"/>
+        <w:jc w:val="both"/>
+      </w:pPr>
+      <w:r>
+        <w:t>Design constraints dictate architectural patterns: MERN technology stack selection, RESTful JSON API endpoint conventions, MongoDB NoSQL document schema design, React Single Page Application state flow, and pure Vanilla CSS custom styling tokens.</w:t>
+      </w:r>
+    </w:p>
+    <w:p>
+      <w:pPr>
+        <w:spacing w:line="276" w:lineRule="auto"/>
+        <w:jc w:val="both"/>
+      </w:pPr>
+      <w:r>
+        <w:t>Avoiding heavy CSS utility frameworks like TailwindCSS guarantees lightweight asset loading and maximum control over accessibility font scaling and dark mode theme switching.</w:t>
+      </w:r>
+    </w:p>
+    <w:p>
+      <w:pPr>
+        <w:keepNext/>
+        <w:spacing w:before="120" w:after="60"/>
       </w:pPr>
       <w:r>
         <w:rPr>
           <w:b/>
           <w:sz w:val="28"/>
         </w:rPr>
-        <w:t>3.5. Design Constraints</w:t>
-      </w:r>
-    </w:p>
-    <w:p>
-      <w:pPr>
-        <w:spacing w:line="276" w:lineRule="auto"/>
-        <w:jc w:val="both"/>
-      </w:pPr>
-      <w:r>
-        <w:t>Design constraints dictate architectural patterns: MERN technology stack selection, RESTful JSON API endpoint conventions, MongoDB NoSQL document schema design, React Single Page Application state flow, and pure Vanilla CSS custom styling tokens.</w:t>
-      </w:r>
-    </w:p>
-    <w:p>
-      <w:pPr>
-        <w:spacing w:line="276" w:lineRule="auto"/>
-        <w:jc w:val="both"/>
-      </w:pPr>
-      <w:r>
-        <w:t>Avoiding heavy CSS utility frameworks like TailwindCSS guarantees lightweight asset loading and maximum control over accessibility font scaling and dark mode theme switching.</w:t>
+        <w:t>2.8 System Attributes</w:t>
+      </w:r>
+    </w:p>
+    <w:p>
+      <w:pPr>
+        <w:spacing w:line="276" w:lineRule="auto"/>
+        <w:jc w:val="both"/>
+      </w:pPr>
+      <w:r>
+        <w:t>System attributes govern security, maintainability, availability, portability, and reusability across enterprise deployments.</w:t>
+      </w:r>
+    </w:p>
+    <w:p>
+      <w:pPr>
+        <w:spacing w:line="276" w:lineRule="auto"/>
+        <w:jc w:val="both"/>
+      </w:pPr>
+      <w:r>
+        <w:t>System attributes guarantee long-term operational viability. Structuring the codebase around modular REST APIs enables future integration with national maritime single-window platforms like Sagar Setu NLP-Marine.</w:t>
       </w:r>
     </w:p>
     <w:p>
@@ -6718,38 +5752,7 @@
           <w:b/>
           <w:sz w:val="28"/>
         </w:rPr>
-        <w:t>2.7 System Attributes</w:t>
-      </w:r>
-    </w:p>
-    <w:p>
-      <w:pPr>
-        <w:spacing w:line="276" w:lineRule="auto"/>
-        <w:jc w:val="both"/>
-      </w:pPr>
-      <w:r>
-        <w:t>System attributes govern security, maintainability, availability, portability, and reusability across enterprise deployments.</w:t>
-      </w:r>
-    </w:p>
-    <w:p>
-      <w:pPr>
-        <w:spacing w:line="276" w:lineRule="auto"/>
-        <w:jc w:val="both"/>
-      </w:pPr>
-      <w:r>
-        <w:t>System attributes guarantee long-term operational viability. Structuring the codebase around modular REST APIs enables future integration with national maritime single-window platforms like Sagar Setu NLP-Marine.</w:t>
-      </w:r>
-    </w:p>
-    <w:p>
-      <w:pPr>
-        <w:keepNext/>
-        <w:spacing w:before="120" w:after="60"/>
-      </w:pPr>
-      <w:r>
-        <w:rPr>
-          <w:b/>
-          <w:sz w:val="28"/>
-        </w:rPr>
-        <w:t>2.8 Non-Functional Requirements</w:t>
+        <w:t>2.9 Non-Functional Requirements</w:t>
       </w:r>
     </w:p>
     <w:p>
@@ -6810,6 +5813,7 @@
               <w:rPr>
                 <w:b/>
               </w:rPr>
+              <w:lastRenderedPageBreak/>
               <w:t>Req ID</w:t>
             </w:r>
           </w:p>
@@ -7117,11 +6121,7 @@
               <w:spacing w:after="0" w:line="276" w:lineRule="auto"/>
             </w:pPr>
             <w:r>
-              <w:t xml:space="preserve">Client-side jsPDF clearance compilation must </w:t>
-            </w:r>
-            <w:r>
-              <w:lastRenderedPageBreak/>
-              <w:t>complete within 1.5 seconds on standard client browsers.</w:t>
+              <w:t>Client-side jsPDF clearance compilation must complete within 1.5 seconds on standard client browsers.</w:t>
             </w:r>
           </w:p>
         </w:tc>
@@ -7152,7 +6152,6 @@
               <w:spacing w:after="0" w:line="276" w:lineRule="auto"/>
             </w:pPr>
             <w:r>
-              <w:lastRenderedPageBreak/>
               <w:t>NFR-04</w:t>
             </w:r>
           </w:p>
@@ -7390,7 +6389,7 @@
     <w:p>
       <w:pPr>
         <w:keepNext/>
-        <w:spacing w:before="240"/>
+        <w:spacing w:before="120" w:after="60"/>
       </w:pPr>
       <w:r>
         <w:rPr>
@@ -7398,6 +6397,440 @@
           <w:sz w:val="28"/>
         </w:rPr>
         <w:lastRenderedPageBreak/>
+        <w:t>2.10 Hardware Requirements</w:t>
+      </w:r>
+    </w:p>
+    <w:p>
+      <w:pPr>
+        <w:spacing w:line="276" w:lineRule="auto"/>
+        <w:jc w:val="both"/>
+      </w:pPr>
+      <w:r>
+        <w:t>Development environments utilized modern open-source software tools and high-performance developer workstations:</w:t>
+      </w:r>
+    </w:p>
+    <w:p>
+      <w:pPr>
+        <w:pStyle w:val="ListBullet"/>
+        <w:spacing w:line="276" w:lineRule="auto"/>
+        <w:jc w:val="both"/>
+      </w:pPr>
+      <w:r>
+        <w:t>Development Workstation Hardware: Intel Core i7 12th Gen 12-Core 4.7GHz CPU, 32 GB DDR5 RAM, 1 TB NVMe PCIe Gen4 SSD Storage.</w:t>
+      </w:r>
+    </w:p>
+    <w:p>
+      <w:pPr>
+        <w:pStyle w:val="ListBullet"/>
+        <w:spacing w:line="276" w:lineRule="auto"/>
+        <w:jc w:val="both"/>
+      </w:pPr>
+      <w:r>
+        <w:t>Development Software Stack: Windows 11 Pro 64-bit OS, Visual Studio Code v1.85 IDE, Git v2.42 Version Control, Node.js v18.17 LTS Runtime, MongoDB Community Server v6.0, Postman v10.18 API Tester.</w:t>
+      </w:r>
+    </w:p>
+    <w:p>
+      <w:pPr>
+        <w:spacing w:line="276" w:lineRule="auto"/>
+        <w:jc w:val="both"/>
+      </w:pPr>
+      <w:r>
+        <w:t>Standardizing developer tools across the engineering team ensured consistent code formatting, zero environment drift, and automated local testing setups during Agile sprint iterations.</w:t>
+      </w:r>
+    </w:p>
+    <w:p>
+      <w:pPr>
+        <w:spacing w:line="276" w:lineRule="auto"/>
+        <w:jc w:val="both"/>
+        <w:rPr>
+          <w:b/>
+          <w:sz w:val="28"/>
+        </w:rPr>
+      </w:pPr>
+    </w:p>
+    <w:p>
+      <w:pPr>
+        <w:spacing w:line="276" w:lineRule="auto"/>
+        <w:jc w:val="both"/>
+      </w:pPr>
+      <w:r>
+        <w:rPr>
+          <w:b/>
+          <w:sz w:val="28"/>
+        </w:rPr>
+        <w:t>2.11 Software Requirements</w:t>
+      </w:r>
+    </w:p>
+    <w:p>
+      <w:pPr>
+        <w:spacing w:line="276" w:lineRule="auto"/>
+        <w:jc w:val="both"/>
+      </w:pPr>
+      <w:r>
+        <w:t>Production deployment environments require enterprise-grade server infrastructure and cloud database clusters:</w:t>
+      </w:r>
+    </w:p>
+    <w:p>
+      <w:pPr>
+        <w:pStyle w:val="ListBullet"/>
+        <w:spacing w:line="276" w:lineRule="auto"/>
+        <w:jc w:val="both"/>
+      </w:pPr>
+      <w:r>
+        <w:t>Production Application Server Hardware: Intel Xeon Gold 8-Core 3.2GHz Server CPU, 32 GB ECC RAM, 512 GB RAID-10 NVMe Storage, Dual Gigabit Ethernet NICs.</w:t>
+      </w:r>
+    </w:p>
+    <w:p>
+      <w:pPr>
+        <w:pStyle w:val="ListBullet"/>
+        <w:spacing w:line="276" w:lineRule="auto"/>
+        <w:jc w:val="both"/>
+      </w:pPr>
+      <w:r>
+        <w:t>Production Database Cluster Infrastructure: MongoDB Atlas 3-Node Replica Set Cluster, 16 GB Dedicated RAM per Node, Automated Encrypted Cloud Snapshots.</w:t>
+      </w:r>
+    </w:p>
+    <w:p>
+      <w:pPr>
+        <w:pStyle w:val="ListBullet"/>
+        <w:spacing w:line="276" w:lineRule="auto"/>
+        <w:jc w:val="both"/>
+      </w:pPr>
+      <w:r>
+        <w:t>Production Server Software Stack: Ubuntu Linux 22.04 LTS Operating System, Nginx v1.24 Reverse Proxy Web Server, Node.js v18.x LTS Production Runtime, PM2 Cluster Process Manager, Let's Encrypt Wildcard SSL Certificate.</w:t>
+      </w:r>
+    </w:p>
+    <w:p>
+      <w:pPr>
+        <w:spacing w:line="276" w:lineRule="auto"/>
+        <w:jc w:val="both"/>
+      </w:pPr>
+      <w:r>
+        <w:t>High-availability production infrastructure guarantees 99.9% system uptime, ensuring that vessel clearance processing remains active 24/7/365 to support round-the-clock port marine operations.</w:t>
+      </w:r>
+    </w:p>
+    <w:p>
+      <w:pPr>
+        <w:spacing w:line="276" w:lineRule="auto"/>
+        <w:jc w:val="both"/>
+      </w:pPr>
+      <w:r>
+        <w:t>The global transition towards Smart Ports and Maritime Single Window portals represents one of the most significant technological shifts in modern transport economics. Digital port systems replace paper-heavy manual bureaucracy with automated electronic data interchange (EDI) and web API ecosystems.</w:t>
+      </w:r>
+    </w:p>
+    <w:p>
+      <w:pPr>
+        <w:spacing w:line="276" w:lineRule="auto"/>
+        <w:jc w:val="both"/>
+      </w:pPr>
+      <w:r>
+        <w:t>Scholarly research in maritime logistics emphasizes that port efficiency is constrained not merely by physical crane speeds or berth depths, but predominantly by administrative document throughput. Studies published in the Journal of Maritime Policy &amp; Management highlight that digital clearance portals directly reduce ship turnaround times, lower carbon emissions from idling ships at anchorage, and improve port competitiveness scores.</w:t>
+      </w:r>
+    </w:p>
+    <w:p>
+      <w:pPr>
+        <w:spacing w:line="276" w:lineRule="auto"/>
+        <w:jc w:val="both"/>
+      </w:pPr>
+      <w:r>
+        <w:t xml:space="preserve">Evaluating full-stack web architectures for enterprise government applications requires balancing performance, security, developer productivity, and long-term maintainability. The MERN stack </w:t>
+      </w:r>
+      <w:r>
+        <w:lastRenderedPageBreak/>
+        <w:t>(MongoDB, Express.js, React, Node.js) was selected following extensive comparative evaluation against Java Spring Boot and ASP.NET Core stacks.</w:t>
+      </w:r>
+    </w:p>
+    <w:p>
+      <w:pPr>
+        <w:spacing w:line="276" w:lineRule="auto"/>
+        <w:jc w:val="both"/>
+      </w:pPr>
+      <w:r>
+        <w:t>Comparative studies on web runtime performance demonstrate that event-driven JavaScript engines on Node.js handle high volumes of concurrent HTTP connections with significantly lower memory footprints than traditional multi-threaded application servers. This architectural efficiency makes Node.js ideal for port single-window portals handling sudden bursts of simultaneous agent logins during peak vessel arrival windows.</w:t>
+      </w:r>
+    </w:p>
+    <w:p>
+      <w:pPr>
+        <w:spacing w:line="276" w:lineRule="auto"/>
+        <w:jc w:val="both"/>
+      </w:pPr>
+      <w:r>
+        <w:t>Detailed literature analysis was performed on international port portals including Portnet Singapore, APCS Antwerp, Portbase Rotterdam, Hamburg SmartPORT, Sydney Maritime Single Window, and India's Sagar Setu NLP-Marine platform.</w:t>
+      </w:r>
+    </w:p>
+    <w:p>
+      <w:pPr>
+        <w:spacing w:line="276" w:lineRule="auto"/>
+        <w:jc w:val="both"/>
+      </w:pPr>
+      <w:r>
+        <w:t>Academic reviews of national single-window implementations reveal that centralized national systems often suffer from high configuration latency when adapting to local port authority bylaws. Port Digital Clearance System for NMPA solves this challenge by operating as a localized, port-tailored single window that seamlessly interfaces with ground officials while remaining structurally compatible with national maritime data standards.</w:t>
+      </w:r>
+    </w:p>
+    <w:p>
+      <w:pPr>
+        <w:spacing w:line="276" w:lineRule="auto"/>
+        <w:jc w:val="both"/>
+      </w:pPr>
+      <w:r>
+        <w:t>Port Digital Clearance System for NMPA's automated workflows were engineered to strictly enforce international and national statutory regulations:</w:t>
+      </w:r>
+    </w:p>
+    <w:p>
+      <w:pPr>
+        <w:pStyle w:val="ListBullet"/>
+        <w:spacing w:line="276" w:lineRule="auto"/>
+        <w:jc w:val="both"/>
+      </w:pPr>
+      <w:r>
+        <w:t>WHO International Health Regulations (IHR 2005): Mandates biosecurity health inspections, maritime declarations of health, and crew sanitation verification prior to port pratique.</w:t>
+      </w:r>
+    </w:p>
+    <w:p>
+      <w:pPr>
+        <w:pStyle w:val="ListBullet"/>
+        <w:spacing w:line="276" w:lineRule="auto"/>
+        <w:jc w:val="both"/>
+      </w:pPr>
+      <w:r>
+        <w:t>Indian Port Health Rules, 1955: Statutory Indian rules governing disease quarantine, vessel health inspections, and pratique issuance.</w:t>
+      </w:r>
+    </w:p>
+    <w:p>
+      <w:pPr>
+        <w:pStyle w:val="ListBullet"/>
+        <w:spacing w:line="276" w:lineRule="auto"/>
+        <w:jc w:val="both"/>
+      </w:pPr>
+      <w:r>
+        <w:t>The Customs Act, 1962 (India): Statutory legislation mandating cargo manifest verification, lighthouse dues clearance, and import/export duty compliance.</w:t>
+      </w:r>
+    </w:p>
+    <w:p>
+      <w:pPr>
+        <w:pStyle w:val="ListBullet"/>
+        <w:spacing w:line="276" w:lineRule="auto"/>
+        <w:jc w:val="both"/>
+      </w:pPr>
+      <w:r>
+        <w:t>IMO FAL Convention: International Maritime Organization Convention on Facilitation of International Maritime Traffic promoting paperless digital clearance.</w:t>
+      </w:r>
+    </w:p>
+    <w:p>
+      <w:pPr>
+        <w:spacing w:line="276" w:lineRule="auto"/>
+        <w:jc w:val="both"/>
+      </w:pPr>
+      <w:r>
+        <w:t>Compliance automation in maritime systems requires converting legal statutes into programmatic business rules. Port Digital Clearance System for NMPA's sequential stepper state machine translates statutory prerequisites into immutable database state locks, ensuring that no vessel can receive customs clearance without prior health pratique, nor traffic berth allocation without customs duty verification.</w:t>
+      </w:r>
+    </w:p>
+    <w:p>
+      <w:pPr>
+        <w:spacing w:line="276" w:lineRule="auto"/>
+        <w:jc w:val="both"/>
+      </w:pPr>
+      <w:r>
+        <w:t>Literature on software engineering for critical transport infrastructure strongly favors Agile iterative SDLC models over traditional rigid Waterfall paradigms. Sprint-based development facilitates continuous security auditing, stakeholder validation, and rapid prototyping.</w:t>
+      </w:r>
+    </w:p>
+    <w:p>
+      <w:pPr>
+        <w:spacing w:line="276" w:lineRule="auto"/>
+        <w:jc w:val="both"/>
+      </w:pPr>
+      <w:r>
+        <w:t>Critical infrastructure software development requires rigorous risk mitigation strategies. Applying Agile principles allows engineering teams to validate security controls—such as 2FA TOTP calculations and JWT session timeouts—early in the development lifecycle, preventing architectural vulnerabilities before final system deployment.</w:t>
+      </w:r>
+    </w:p>
+    <w:p>
+      <w:pPr>
+        <w:spacing w:line="276" w:lineRule="auto"/>
+        <w:jc w:val="both"/>
+      </w:pPr>
+    </w:p>
+    <w:p>
+      <w:pPr>
+        <w:spacing w:line="276" w:lineRule="auto"/>
+        <w:jc w:val="both"/>
+      </w:pPr>
+    </w:p>
+    <w:p>
+      <w:pPr>
+        <w:spacing w:line="276" w:lineRule="auto"/>
+        <w:jc w:val="both"/>
+        <w:rPr>
+          <w:b/>
+          <w:sz w:val="28"/>
+        </w:rPr>
+      </w:pPr>
+      <w:r>
+        <w:rPr>
+          <w:b/>
+          <w:sz w:val="28"/>
+        </w:rPr>
+        <w:br/>
+      </w:r>
+      <w:r>
+        <w:rPr>
+          <w:b/>
+          <w:sz w:val="28"/>
+        </w:rPr>
+        <w:br/>
+      </w:r>
+      <w:r>
+        <w:rPr>
+          <w:b/>
+          <w:sz w:val="28"/>
+        </w:rPr>
+        <w:br/>
+      </w:r>
+      <w:r>
+        <w:rPr>
+          <w:b/>
+          <w:sz w:val="28"/>
+        </w:rPr>
+        <w:br/>
+      </w:r>
+      <w:r>
+        <w:rPr>
+          <w:b/>
+          <w:sz w:val="28"/>
+        </w:rPr>
+        <w:br/>
+      </w:r>
+      <w:r>
+        <w:rPr>
+          <w:b/>
+          <w:sz w:val="28"/>
+        </w:rPr>
+        <w:br/>
+      </w:r>
+      <w:r>
+        <w:rPr>
+          <w:b/>
+          <w:sz w:val="28"/>
+        </w:rPr>
+        <w:br/>
+      </w:r>
+      <w:r>
+        <w:rPr>
+          <w:b/>
+          <w:sz w:val="28"/>
+        </w:rPr>
+        <w:br/>
+      </w:r>
+    </w:p>
+    <w:p>
+      <w:pPr>
+        <w:spacing w:line="276" w:lineRule="auto"/>
+        <w:jc w:val="both"/>
+        <w:rPr>
+          <w:b/>
+          <w:sz w:val="28"/>
+        </w:rPr>
+      </w:pPr>
+    </w:p>
+    <w:p>
+      <w:pPr>
+        <w:spacing w:line="276" w:lineRule="auto"/>
+        <w:jc w:val="both"/>
+        <w:rPr>
+          <w:b/>
+          <w:sz w:val="28"/>
+        </w:rPr>
+      </w:pPr>
+    </w:p>
+    <w:p>
+      <w:pPr>
+        <w:spacing w:line="276" w:lineRule="auto"/>
+        <w:jc w:val="both"/>
+        <w:rPr>
+          <w:b/>
+          <w:sz w:val="28"/>
+        </w:rPr>
+      </w:pPr>
+    </w:p>
+    <w:p>
+      <w:pPr>
+        <w:spacing w:line="276" w:lineRule="auto"/>
+        <w:jc w:val="both"/>
+        <w:rPr>
+          <w:b/>
+          <w:sz w:val="28"/>
+        </w:rPr>
+      </w:pPr>
+    </w:p>
+    <w:p>
+      <w:pPr>
+        <w:spacing w:line="276" w:lineRule="auto"/>
+        <w:jc w:val="both"/>
+        <w:rPr>
+          <w:b/>
+          <w:sz w:val="28"/>
+        </w:rPr>
+      </w:pPr>
+    </w:p>
+    <w:p>
+      <w:pPr>
+        <w:spacing w:line="276" w:lineRule="auto"/>
+        <w:jc w:val="both"/>
+        <w:rPr>
+          <w:b/>
+          <w:sz w:val="28"/>
+        </w:rPr>
+      </w:pPr>
+    </w:p>
+    <w:p>
+      <w:pPr>
+        <w:spacing w:line="276" w:lineRule="auto"/>
+        <w:jc w:val="both"/>
+        <w:rPr>
+          <w:b/>
+          <w:sz w:val="28"/>
+        </w:rPr>
+      </w:pPr>
+    </w:p>
+    <w:p>
+      <w:pPr>
+        <w:spacing w:line="276" w:lineRule="auto"/>
+        <w:jc w:val="both"/>
+        <w:rPr>
+          <w:b/>
+          <w:sz w:val="28"/>
+        </w:rPr>
+      </w:pPr>
+    </w:p>
+    <w:p>
+      <w:pPr>
+        <w:spacing w:line="276" w:lineRule="auto"/>
+        <w:jc w:val="both"/>
+        <w:rPr>
+          <w:b/>
+          <w:sz w:val="28"/>
+        </w:rPr>
+      </w:pPr>
+    </w:p>
+    <w:p>
+      <w:pPr>
+        <w:spacing w:line="276" w:lineRule="auto"/>
+        <w:jc w:val="both"/>
+        <w:rPr>
+          <w:b/>
+          <w:sz w:val="28"/>
+        </w:rPr>
+      </w:pPr>
+    </w:p>
+    <w:p>
+      <w:pPr>
+        <w:keepNext/>
+        <w:spacing w:before="240"/>
+      </w:pPr>
+      <w:r>
+        <w:rPr>
+          <w:b/>
+          <w:sz w:val="28"/>
+        </w:rPr>
         <w:t>CHAPTER 3: SYSTEM DESIGN</w:t>
       </w:r>
     </w:p>
@@ -7441,8 +6874,9 @@
         <w:rPr>
           <w:noProof/>
         </w:rPr>
+        <w:lastRenderedPageBreak/>
         <w:drawing>
-          <wp:inline distT="0" distB="0" distL="0" distR="0" wp14:anchorId="0CD7A6C0" wp14:editId="4824D8AF">
+          <wp:inline distT="0" distB="0" distL="0" distR="0" wp14:anchorId="0BB3EE3E" wp14:editId="10C76970">
             <wp:extent cx="5943600" cy="3823970"/>
             <wp:effectExtent l="0" t="0" r="0" b="5080"/>
             <wp:docPr id="612872577" name="Picture 1"/>
@@ -7537,26 +6971,29 @@
           <w:b/>
           <w:sz w:val="28"/>
         </w:rPr>
+        <w:t>3.3 System Software Architecture</w:t>
+      </w:r>
+    </w:p>
+    <w:p>
+      <w:pPr>
+        <w:spacing w:line="276" w:lineRule="auto"/>
+        <w:jc w:val="both"/>
+      </w:pPr>
+      <w:r>
+        <w:t>The System Software Architecture is designed using a MERN (MongoDB, Express, React, Node.js) technology stack, utilizing a modular, layered design pattern. The presentation tier (React frontend) communicates asynchronously with the application services tier (Express web API server) over secure HTTP protocols. Mongoose middleware schemas define and enforce validation constraints on data transactions before they reach the persistence tier (MongoDB database collections). This layered separation keeps frontend elements decoupled from backend controllers, making it easier to update business logic independently.</w:t>
+      </w:r>
+    </w:p>
+    <w:p>
+      <w:pPr>
+        <w:spacing w:line="276" w:lineRule="auto"/>
+        <w:jc w:val="both"/>
+      </w:pPr>
+      <w:r>
+        <w:t xml:space="preserve">To support local operations under unstable connectivity conditions, the architecture incorporates an offline synchronization layer. A LocalStorage sync adapter intercepts API requests, caches </w:t>
+      </w:r>
+      <w:r>
         <w:lastRenderedPageBreak/>
-        <w:t>3.3 System Software Architecture</w:t>
-      </w:r>
-    </w:p>
-    <w:p>
-      <w:pPr>
-        <w:spacing w:line="276" w:lineRule="auto"/>
-        <w:jc w:val="both"/>
-      </w:pPr>
-      <w:r>
-        <w:t>The System Software Architecture is designed using a MERN (MongoDB, Express, React, Node.js) technology stack, utilizing a modular, layered design pattern. The presentation tier (React frontend) communicates asynchronously with the application services tier (Express web API server) over secure HTTP protocols. Mongoose middleware schemas define and enforce validation constraints on data transactions before they reach the persistence tier (MongoDB database collections). This layered separation keeps frontend elements decoupled from backend controllers, making it easier to update business logic independently.</w:t>
-      </w:r>
-    </w:p>
-    <w:p>
-      <w:pPr>
-        <w:spacing w:line="276" w:lineRule="auto"/>
-        <w:jc w:val="both"/>
-      </w:pPr>
-      <w:r>
-        <w:t>To support local operations under unstable connectivity conditions, the architecture incorporates an offline synchronization layer. A LocalStorage sync adapter intercepts API requests, caches voyage clearances and vessel registrations locally in the browser storage, and triggers transactional synchronization handlers once an online status is restored. The backend services layer integrates auxiliary communication hubs, including the NIC Sagar Setu API gateway, national customs portals, and government-approved SMS alert routing networks.</w:t>
+        <w:t>voyage clearances and vessel registrations locally in the browser storage, and triggers transactional synchronization handlers once an online status is restored. The backend services layer integrates auxiliary communication hubs, including the NIC Sagar Setu API gateway, national customs portals, and government-approved SMS alert routing networks.</w:t>
       </w:r>
     </w:p>
     <w:p>
@@ -7662,7 +7099,6 @@
           <w:b/>
           <w:sz w:val="28"/>
         </w:rPr>
-        <w:lastRenderedPageBreak/>
         <w:t>3.7 Data Flow Diagram</w:t>
       </w:r>
     </w:p>
@@ -11779,7 +11215,7 @@
           <w:noProof/>
         </w:rPr>
         <w:drawing>
-          <wp:inline distT="0" distB="0" distL="0" distR="0" wp14:anchorId="48998F9C" wp14:editId="46272BF0">
+          <wp:inline distT="0" distB="0" distL="0" distR="0" wp14:anchorId="4D24A7E8" wp14:editId="124A4E4B">
             <wp:extent cx="5303520" cy="3431689"/>
             <wp:effectExtent l="0" t="0" r="0" b="0"/>
             <wp:docPr id="3" name="Picture 3"/>
@@ -11951,14 +11387,11 @@
     <w:p>
       <w:pPr>
         <w:keepNext/>
-        <w:spacing w:before="360" w:after="160"/>
-      </w:pPr>
-      <w:r>
-        <w:rPr>
-          <w:b/>
-          <w:sz w:val="28"/>
-        </w:rPr>
-        <w:t>6.3. Modular Decomposition of the System</w:t>
+        <w:spacing w:before="360" w:line="276" w:lineRule="auto"/>
+        <w:jc w:val="both"/>
+      </w:pPr>
+      <w:r>
+        <w:t>Modular Decomposition of the System</w:t>
       </w:r>
     </w:p>
     <w:p>
@@ -11973,14 +11406,11 @@
     <w:p>
       <w:pPr>
         <w:keepNext/>
-        <w:spacing w:before="280"/>
-      </w:pPr>
-      <w:r>
-        <w:rPr>
-          <w:b/>
-          <w:sz w:val="28"/>
-        </w:rPr>
-        <w:t>6.3.1. Module 1: Authentication and Session Security</w:t>
+        <w:spacing w:before="280" w:line="276" w:lineRule="auto"/>
+        <w:jc w:val="both"/>
+      </w:pPr>
+      <w:r>
+        <w:t>Module 1: Authentication and Session Security</w:t>
       </w:r>
     </w:p>
     <w:p>
@@ -12016,16 +11446,16 @@
         <w:jc w:val="both"/>
       </w:pPr>
       <w:r>
+        <w:t>Outputs: Signed JWT bearer token payload.</w:t>
+      </w:r>
+    </w:p>
+    <w:p>
+      <w:pPr>
+        <w:spacing w:line="276" w:lineRule="auto"/>
+        <w:jc w:val="both"/>
+      </w:pPr>
+      <w:r>
         <w:lastRenderedPageBreak/>
-        <w:t>Outputs: Signed JWT bearer token payload.</w:t>
-      </w:r>
-    </w:p>
-    <w:p>
-      <w:pPr>
-        <w:spacing w:line="276" w:lineRule="auto"/>
-        <w:jc w:val="both"/>
-      </w:pPr>
-      <w:r>
         <w:t>Implementation Aspects: Node.js crypto and jsonwebtoken libraries.</w:t>
       </w:r>
     </w:p>
@@ -12059,14 +11489,11 @@
     <w:p>
       <w:pPr>
         <w:keepNext/>
-        <w:spacing w:before="280"/>
-      </w:pPr>
-      <w:r>
-        <w:rPr>
-          <w:b/>
-          <w:sz w:val="28"/>
-        </w:rPr>
-        <w:t>6.3.2. Module 2: Vessel Master Registry</w:t>
+        <w:spacing w:before="280" w:line="276" w:lineRule="auto"/>
+        <w:jc w:val="both"/>
+      </w:pPr>
+      <w:r>
+        <w:t>Module 2: Vessel Master Registry</w:t>
       </w:r>
     </w:p>
     <w:p>
@@ -12144,14 +11571,11 @@
     <w:p>
       <w:pPr>
         <w:keepNext/>
-        <w:spacing w:before="280"/>
-      </w:pPr>
-      <w:r>
-        <w:rPr>
-          <w:b/>
-          <w:sz w:val="28"/>
-        </w:rPr>
-        <w:t>6.3.3. Module 3: Voyage Clearance Stepper Workflow</w:t>
+        <w:spacing w:before="280" w:line="276" w:lineRule="auto"/>
+        <w:jc w:val="both"/>
+      </w:pPr>
+      <w:r>
+        <w:t>Module 3: Voyage Clearance Stepper Workflow</w:t>
       </w:r>
     </w:p>
     <w:p>
@@ -12187,25 +11611,25 @@
         <w:jc w:val="both"/>
       </w:pPr>
       <w:r>
+        <w:t>Outputs: Updated voyage status document.</w:t>
+      </w:r>
+    </w:p>
+    <w:p>
+      <w:pPr>
+        <w:spacing w:line="276" w:lineRule="auto"/>
+        <w:jc w:val="both"/>
+      </w:pPr>
+      <w:r>
+        <w:t>Implementation Aspects: Mongoose pre-save middleware hooks.</w:t>
+      </w:r>
+    </w:p>
+    <w:p>
+      <w:pPr>
+        <w:spacing w:line="276" w:lineRule="auto"/>
+        <w:jc w:val="both"/>
+      </w:pPr>
+      <w:r>
         <w:lastRenderedPageBreak/>
-        <w:t>Outputs: Updated voyage status document.</w:t>
-      </w:r>
-    </w:p>
-    <w:p>
-      <w:pPr>
-        <w:spacing w:line="276" w:lineRule="auto"/>
-        <w:jc w:val="both"/>
-      </w:pPr>
-      <w:r>
-        <w:t>Implementation Aspects: Mongoose pre-save middleware hooks.</w:t>
-      </w:r>
-    </w:p>
-    <w:p>
-      <w:pPr>
-        <w:spacing w:line="276" w:lineRule="auto"/>
-        <w:jc w:val="both"/>
-      </w:pPr>
-      <w:r>
         <w:t>Detailed architectural aspect of 6.3.3. Module 3: Voyage Clearance Stepper Workflow paragraph 1: Ensuring robust error handling and transaction isolation within this module prevents cascading application failures during peak operational loads.</w:t>
       </w:r>
     </w:p>
@@ -12230,14 +11654,11 @@
     <w:p>
       <w:pPr>
         <w:keepNext/>
-        <w:spacing w:before="280"/>
-      </w:pPr>
-      <w:r>
-        <w:rPr>
-          <w:b/>
-          <w:sz w:val="28"/>
-        </w:rPr>
-        <w:t>6.3.4. Module 4: Bilingual jsPDF Generation Engine</w:t>
+        <w:spacing w:before="280" w:line="276" w:lineRule="auto"/>
+        <w:jc w:val="both"/>
+      </w:pPr>
+      <w:r>
+        <w:t>Module 4: Bilingual jsPDF Generation Engine</w:t>
       </w:r>
     </w:p>
     <w:p>
@@ -12315,14 +11736,11 @@
     <w:p>
       <w:pPr>
         <w:keepNext/>
-        <w:spacing w:before="280"/>
-      </w:pPr>
-      <w:r>
-        <w:rPr>
-          <w:b/>
-          <w:sz w:val="28"/>
-        </w:rPr>
-        <w:t>6.3.5. Module 5: Offline LocalStorage Sync Adapter</w:t>
+        <w:spacing w:before="280" w:line="276" w:lineRule="auto"/>
+        <w:jc w:val="both"/>
+      </w:pPr>
+      <w:r>
+        <w:t>Module 5: Offline LocalStorage Sync Adapter</w:t>
       </w:r>
     </w:p>
     <w:p>
@@ -12358,25 +11776,25 @@
         <w:jc w:val="both"/>
       </w:pPr>
       <w:r>
+        <w:t>Outputs: Cached offline draft JSON array.</w:t>
+      </w:r>
+    </w:p>
+    <w:p>
+      <w:pPr>
+        <w:spacing w:line="276" w:lineRule="auto"/>
+        <w:jc w:val="both"/>
+      </w:pPr>
+      <w:r>
+        <w:t>Implementation Aspects: Axios HTTP response interceptors.</w:t>
+      </w:r>
+    </w:p>
+    <w:p>
+      <w:pPr>
+        <w:spacing w:line="276" w:lineRule="auto"/>
+        <w:jc w:val="both"/>
+      </w:pPr>
+      <w:r>
         <w:lastRenderedPageBreak/>
-        <w:t>Outputs: Cached offline draft JSON array.</w:t>
-      </w:r>
-    </w:p>
-    <w:p>
-      <w:pPr>
-        <w:spacing w:line="276" w:lineRule="auto"/>
-        <w:jc w:val="both"/>
-      </w:pPr>
-      <w:r>
-        <w:t>Implementation Aspects: Axios HTTP response interceptors.</w:t>
-      </w:r>
-    </w:p>
-    <w:p>
-      <w:pPr>
-        <w:spacing w:line="276" w:lineRule="auto"/>
-        <w:jc w:val="both"/>
-      </w:pPr>
-      <w:r>
         <w:t>Detailed architectural aspect of 6.3.5. Module 5: Offline LocalStorage Sync Adapter paragraph 1: Ensuring robust error handling and transaction isolation within this module prevents cascading application failures during peak operational loads.</w:t>
       </w:r>
     </w:p>
@@ -12401,14 +11819,11 @@
     <w:p>
       <w:pPr>
         <w:keepNext/>
-        <w:spacing w:before="280"/>
-      </w:pPr>
-      <w:r>
-        <w:rPr>
-          <w:b/>
-          <w:sz w:val="28"/>
-        </w:rPr>
-        <w:t>6.3.6. Module 6: Sagar Setu AI Assistant Chatbot</w:t>
+        <w:spacing w:before="280" w:line="276" w:lineRule="auto"/>
+        <w:jc w:val="both"/>
+      </w:pPr>
+      <w:r>
+        <w:t>Module 6: Sagar Setu AI Assistant Chatbot</w:t>
       </w:r>
     </w:p>
     <w:p>
@@ -12486,14 +11901,11 @@
     <w:p>
       <w:pPr>
         <w:keepNext/>
-        <w:spacing w:before="280"/>
-      </w:pPr>
-      <w:r>
-        <w:rPr>
-          <w:b/>
-          <w:sz w:val="28"/>
-        </w:rPr>
-        <w:t>6.3.7. Module 7: Government SMS Gateway Alerts</w:t>
+        <w:spacing w:before="280" w:line="276" w:lineRule="auto"/>
+        <w:jc w:val="both"/>
+      </w:pPr>
+      <w:r>
+        <w:t>Module 7: Government SMS Gateway Alerts</w:t>
       </w:r>
     </w:p>
     <w:p>
@@ -12529,25 +11941,25 @@
         <w:jc w:val="both"/>
       </w:pPr>
       <w:r>
+        <w:t>Outputs: Dispatched SMS alert log.</w:t>
+      </w:r>
+    </w:p>
+    <w:p>
+      <w:pPr>
+        <w:spacing w:line="276" w:lineRule="auto"/>
+        <w:jc w:val="both"/>
+      </w:pPr>
+      <w:r>
+        <w:t>Implementation Aspects: Asynchronous EventEmitter pattern.</w:t>
+      </w:r>
+    </w:p>
+    <w:p>
+      <w:pPr>
+        <w:spacing w:line="276" w:lineRule="auto"/>
+        <w:jc w:val="both"/>
+      </w:pPr>
+      <w:r>
         <w:lastRenderedPageBreak/>
-        <w:t>Outputs: Dispatched SMS alert log.</w:t>
-      </w:r>
-    </w:p>
-    <w:p>
-      <w:pPr>
-        <w:spacing w:line="276" w:lineRule="auto"/>
-        <w:jc w:val="both"/>
-      </w:pPr>
-      <w:r>
-        <w:t>Implementation Aspects: Asynchronous EventEmitter pattern.</w:t>
-      </w:r>
-    </w:p>
-    <w:p>
-      <w:pPr>
-        <w:spacing w:line="276" w:lineRule="auto"/>
-        <w:jc w:val="both"/>
-      </w:pPr>
-      <w:r>
         <w:t>Detailed architectural aspect of 6.3.7. Module 7: Government SMS Gateway Alerts paragraph 1: Ensuring robust error handling and transaction isolation within this module prevents cascading application failures during peak operational loads.</w:t>
       </w:r>
     </w:p>
@@ -12572,14 +11984,11 @@
     <w:p>
       <w:pPr>
         <w:keepNext/>
-        <w:spacing w:before="280"/>
-      </w:pPr>
-      <w:r>
-        <w:rPr>
-          <w:b/>
-          <w:sz w:val="28"/>
-        </w:rPr>
-        <w:t>6.3.8. Module 8: Main Express Server Configuration</w:t>
+        <w:spacing w:before="280" w:line="276" w:lineRule="auto"/>
+        <w:jc w:val="both"/>
+      </w:pPr>
+      <w:r>
+        <w:t>Module 8: Main Express Server Configuration</w:t>
       </w:r>
     </w:p>
     <w:p>
@@ -12657,14 +12066,11 @@
     <w:p>
       <w:pPr>
         <w:keepNext/>
-        <w:spacing w:before="280"/>
-      </w:pPr>
-      <w:r>
-        <w:rPr>
-          <w:b/>
-          <w:sz w:val="28"/>
-        </w:rPr>
-        <w:t>6.3.9. Module 9: Database Pre-population Seeding</w:t>
+        <w:spacing w:before="280" w:line="276" w:lineRule="auto"/>
+        <w:jc w:val="both"/>
+      </w:pPr>
+      <w:r>
+        <w:t>Module 9: Database Pre-population Seeding</w:t>
       </w:r>
     </w:p>
     <w:p>
@@ -12700,25 +12106,25 @@
         <w:jc w:val="both"/>
       </w:pPr>
       <w:r>
+        <w:t>Outputs: Seeded database collections.</w:t>
+      </w:r>
+    </w:p>
+    <w:p>
+      <w:pPr>
+        <w:spacing w:line="276" w:lineRule="auto"/>
+        <w:jc w:val="both"/>
+      </w:pPr>
+      <w:r>
+        <w:t>Implementation Aspects: Asynchronous Mongoose seed script.</w:t>
+      </w:r>
+    </w:p>
+    <w:p>
+      <w:pPr>
+        <w:spacing w:line="276" w:lineRule="auto"/>
+        <w:jc w:val="both"/>
+      </w:pPr>
+      <w:r>
         <w:lastRenderedPageBreak/>
-        <w:t>Outputs: Seeded database collections.</w:t>
-      </w:r>
-    </w:p>
-    <w:p>
-      <w:pPr>
-        <w:spacing w:line="276" w:lineRule="auto"/>
-        <w:jc w:val="both"/>
-      </w:pPr>
-      <w:r>
-        <w:t>Implementation Aspects: Asynchronous Mongoose seed script.</w:t>
-      </w:r>
-    </w:p>
-    <w:p>
-      <w:pPr>
-        <w:spacing w:line="276" w:lineRule="auto"/>
-        <w:jc w:val="both"/>
-      </w:pPr>
-      <w:r>
         <w:t>Detailed architectural aspect of 6.3.9. Module 9: Database Pre-population Seeding paragraph 1: Ensuring robust error handling and transaction isolation within this module prevents cascading application failures during peak operational loads.</w:t>
       </w:r>
     </w:p>
@@ -12743,14 +12149,11 @@
     <w:p>
       <w:pPr>
         <w:keepNext/>
-        <w:spacing w:before="280"/>
-      </w:pPr>
-      <w:r>
-        <w:rPr>
-          <w:b/>
-          <w:sz w:val="28"/>
-        </w:rPr>
-        <w:t>6.3.10. Module 10: Frontend API Axios Service</w:t>
+        <w:spacing w:before="280" w:line="276" w:lineRule="auto"/>
+        <w:jc w:val="both"/>
+      </w:pPr>
+      <w:r>
+        <w:t>Module 10: Frontend API Axios Service</w:t>
       </w:r>
     </w:p>
     <w:p>
@@ -12828,14 +12231,11 @@
     <w:p>
       <w:pPr>
         <w:keepNext/>
-        <w:spacing w:before="280"/>
-      </w:pPr>
-      <w:r>
-        <w:rPr>
-          <w:b/>
-          <w:sz w:val="28"/>
-        </w:rPr>
-        <w:t>6.3.11. Module 11: Vessel Registration React Layout</w:t>
+        <w:spacing w:before="280" w:line="276" w:lineRule="auto"/>
+        <w:jc w:val="both"/>
+      </w:pPr>
+      <w:r>
+        <w:t>Module 11: Vessel Registration React Layout</w:t>
       </w:r>
     </w:p>
     <w:p>
@@ -12871,25 +12271,25 @@
         <w:jc w:val="both"/>
       </w:pPr>
       <w:r>
+        <w:t>Outputs: Rendered React form view.</w:t>
+      </w:r>
+    </w:p>
+    <w:p>
+      <w:pPr>
+        <w:spacing w:line="276" w:lineRule="auto"/>
+        <w:jc w:val="both"/>
+      </w:pPr>
+      <w:r>
+        <w:t>Implementation Aspects: React controlled form component state.</w:t>
+      </w:r>
+    </w:p>
+    <w:p>
+      <w:pPr>
+        <w:spacing w:line="276" w:lineRule="auto"/>
+        <w:jc w:val="both"/>
+      </w:pPr>
+      <w:r>
         <w:lastRenderedPageBreak/>
-        <w:t>Outputs: Rendered React form view.</w:t>
-      </w:r>
-    </w:p>
-    <w:p>
-      <w:pPr>
-        <w:spacing w:line="276" w:lineRule="auto"/>
-        <w:jc w:val="both"/>
-      </w:pPr>
-      <w:r>
-        <w:t>Implementation Aspects: React controlled form component state.</w:t>
-      </w:r>
-    </w:p>
-    <w:p>
-      <w:pPr>
-        <w:spacing w:line="276" w:lineRule="auto"/>
-        <w:jc w:val="both"/>
-      </w:pPr>
-      <w:r>
         <w:t>Detailed architectural aspect of 6.3.11. Module 11: Vessel Registration React Layout paragraph 1: Ensuring robust error handling and transaction isolation within this module prevents cascading application failures during peak operational loads.</w:t>
       </w:r>
     </w:p>
@@ -12914,14 +12314,11 @@
     <w:p>
       <w:pPr>
         <w:keepNext/>
-        <w:spacing w:before="280"/>
-      </w:pPr>
-      <w:r>
-        <w:rPr>
-          <w:b/>
-          <w:sz w:val="28"/>
-        </w:rPr>
-        <w:t>6.3.12. Module 12: Authentication API Route Controller</w:t>
+        <w:spacing w:before="280" w:line="276" w:lineRule="auto"/>
+        <w:jc w:val="both"/>
+      </w:pPr>
+      <w:r>
+        <w:t>Module 12: Authentication API Route Controller</w:t>
       </w:r>
     </w:p>
     <w:p>
@@ -12999,14 +12396,11 @@
     <w:p>
       <w:pPr>
         <w:keepNext/>
-        <w:spacing w:before="280"/>
-      </w:pPr>
-      <w:r>
-        <w:rPr>
-          <w:b/>
-          <w:sz w:val="28"/>
-        </w:rPr>
-        <w:t>6.3.13. Module 13: Vessel Registry API Route Controller</w:t>
+        <w:spacing w:before="280" w:line="276" w:lineRule="auto"/>
+        <w:jc w:val="both"/>
+      </w:pPr>
+      <w:r>
+        <w:t>Module 13: Vessel Registry API Route Controller</w:t>
       </w:r>
     </w:p>
     <w:p>
@@ -13042,8 +12436,90 @@
         <w:jc w:val="both"/>
       </w:pPr>
       <w:r>
+        <w:t>Outputs: HTTP 201 Created response payload.</w:t>
+      </w:r>
+    </w:p>
+    <w:p>
+      <w:pPr>
+        <w:spacing w:line="276" w:lineRule="auto"/>
+        <w:jc w:val="both"/>
+      </w:pPr>
+      <w:r>
+        <w:t>Implementation Aspects: Express route controller handler.</w:t>
+      </w:r>
+    </w:p>
+    <w:p>
+      <w:pPr>
+        <w:spacing w:line="276" w:lineRule="auto"/>
+        <w:jc w:val="both"/>
+      </w:pPr>
+      <w:r>
         <w:lastRenderedPageBreak/>
-        <w:t>Outputs: HTTP 201 Created response payload.</w:t>
+        <w:t>Detailed architectural aspect of 6.3.13. Module 13: Vessel Registry API Route Controller paragraph 1: Ensuring robust error handling and transaction isolation within this module prevents cascading application failures during peak operational loads.</w:t>
+      </w:r>
+    </w:p>
+    <w:p>
+      <w:pPr>
+        <w:spacing w:line="276" w:lineRule="auto"/>
+        <w:jc w:val="both"/>
+      </w:pPr>
+      <w:r>
+        <w:t>Detailed architectural aspect of 6.3.13. Module 13: Vessel Registry API Route Controller paragraph 2: Ensuring robust error handling and transaction isolation within this module prevents cascading application failures during peak operational loads.</w:t>
+      </w:r>
+    </w:p>
+    <w:p>
+      <w:pPr>
+        <w:spacing w:line="276" w:lineRule="auto"/>
+        <w:jc w:val="both"/>
+      </w:pPr>
+      <w:r>
+        <w:t>Detailed architectural aspect of 6.3.13. Module 13: Vessel Registry API Route Controller paragraph 3: Ensuring robust error handling and transaction isolation within this module prevents cascading application failures during peak operational loads.</w:t>
+      </w:r>
+    </w:p>
+    <w:p>
+      <w:pPr>
+        <w:keepNext/>
+        <w:spacing w:before="280" w:line="276" w:lineRule="auto"/>
+        <w:jc w:val="both"/>
+      </w:pPr>
+      <w:r>
+        <w:t>Module 14: Voyage Clearance API Route Controller</w:t>
+      </w:r>
+    </w:p>
+    <w:p>
+      <w:pPr>
+        <w:spacing w:line="276" w:lineRule="auto"/>
+        <w:jc w:val="both"/>
+      </w:pPr>
+      <w:r>
+        <w:t>Inputs: HTTP PUT `/api/clearances/:id/approve` payload.</w:t>
+      </w:r>
+    </w:p>
+    <w:p>
+      <w:pPr>
+        <w:spacing w:line="276" w:lineRule="auto"/>
+        <w:jc w:val="both"/>
+      </w:pPr>
+      <w:r>
+        <w:t>Procedural Details: Verifies officer role permissions, updates stepper status, checks overall clearance completion, generates cert link.</w:t>
+      </w:r>
+    </w:p>
+    <w:p>
+      <w:pPr>
+        <w:spacing w:line="276" w:lineRule="auto"/>
+        <w:jc w:val="both"/>
+      </w:pPr>
+      <w:r>
+        <w:t>File I/O Interface: MongoDB Clearances collection update.</w:t>
+      </w:r>
+    </w:p>
+    <w:p>
+      <w:pPr>
+        <w:spacing w:line="276" w:lineRule="auto"/>
+        <w:jc w:val="both"/>
+      </w:pPr>
+      <w:r>
+        <w:t>Outputs: HTTP 200 updated clearance payload.</w:t>
       </w:r>
     </w:p>
     <w:p>
@@ -13061,123 +12537,35 @@
         <w:jc w:val="both"/>
       </w:pPr>
       <w:r>
-        <w:t>Detailed architectural aspect of 6.3.13. Module 13: Vessel Registry API Route Controller paragraph 1: Ensuring robust error handling and transaction isolation within this module prevents cascading application failures during peak operational loads.</w:t>
-      </w:r>
-    </w:p>
-    <w:p>
-      <w:pPr>
-        <w:spacing w:line="276" w:lineRule="auto"/>
-        <w:jc w:val="both"/>
-      </w:pPr>
-      <w:r>
-        <w:t>Detailed architectural aspect of 6.3.13. Module 13: Vessel Registry API Route Controller paragraph 2: Ensuring robust error handling and transaction isolation within this module prevents cascading application failures during peak operational loads.</w:t>
-      </w:r>
-    </w:p>
-    <w:p>
-      <w:pPr>
-        <w:spacing w:line="276" w:lineRule="auto"/>
-        <w:jc w:val="both"/>
-      </w:pPr>
-      <w:r>
-        <w:t>Detailed architectural aspect of 6.3.13. Module 13: Vessel Registry API Route Controller paragraph 3: Ensuring robust error handling and transaction isolation within this module prevents cascading application failures during peak operational loads.</w:t>
+        <w:t>Detailed architectural aspect of 6.3.14. Module 14: Voyage Clearance API Route Controller paragraph 1: Ensuring robust error handling and transaction isolation within this module prevents cascading application failures during peak operational loads.</w:t>
+      </w:r>
+    </w:p>
+    <w:p>
+      <w:pPr>
+        <w:spacing w:line="276" w:lineRule="auto"/>
+        <w:jc w:val="both"/>
+      </w:pPr>
+      <w:r>
+        <w:t>Detailed architectural aspect of 6.3.14. Module 14: Voyage Clearance API Route Controller paragraph 2: Ensuring robust error handling and transaction isolation within this module prevents cascading application failures during peak operational loads.</w:t>
+      </w:r>
+    </w:p>
+    <w:p>
+      <w:pPr>
+        <w:spacing w:line="276" w:lineRule="auto"/>
+        <w:jc w:val="both"/>
+      </w:pPr>
+      <w:r>
+        <w:t>Detailed architectural aspect of 6.3.14. Module 14: Voyage Clearance API Route Controller paragraph 3: Ensuring robust error handling and transaction isolation within this module prevents cascading application failures during peak operational loads.</w:t>
       </w:r>
     </w:p>
     <w:p>
       <w:pPr>
         <w:keepNext/>
-        <w:spacing w:before="280"/>
-      </w:pPr>
-      <w:r>
-        <w:rPr>
-          <w:b/>
-          <w:sz w:val="28"/>
-        </w:rPr>
-        <w:t>6.3.14. Module 14: Voyage Clearance API Route Controller</w:t>
-      </w:r>
-    </w:p>
-    <w:p>
-      <w:pPr>
-        <w:spacing w:line="276" w:lineRule="auto"/>
-        <w:jc w:val="both"/>
-      </w:pPr>
-      <w:r>
-        <w:t>Inputs: HTTP PUT `/api/clearances/:id/approve` payload.</w:t>
-      </w:r>
-    </w:p>
-    <w:p>
-      <w:pPr>
-        <w:spacing w:line="276" w:lineRule="auto"/>
-        <w:jc w:val="both"/>
-      </w:pPr>
-      <w:r>
-        <w:t>Procedural Details: Verifies officer role permissions, updates stepper status, checks overall clearance completion, generates cert link.</w:t>
-      </w:r>
-    </w:p>
-    <w:p>
-      <w:pPr>
-        <w:spacing w:line="276" w:lineRule="auto"/>
-        <w:jc w:val="both"/>
-      </w:pPr>
-      <w:r>
-        <w:t>File I/O Interface: MongoDB Clearances collection update.</w:t>
-      </w:r>
-    </w:p>
-    <w:p>
-      <w:pPr>
-        <w:spacing w:line="276" w:lineRule="auto"/>
-        <w:jc w:val="both"/>
-      </w:pPr>
-      <w:r>
-        <w:t>Outputs: HTTP 200 updated clearance payload.</w:t>
-      </w:r>
-    </w:p>
-    <w:p>
-      <w:pPr>
-        <w:spacing w:line="276" w:lineRule="auto"/>
-        <w:jc w:val="both"/>
-      </w:pPr>
-      <w:r>
-        <w:t>Implementation Aspects: Express route controller handler.</w:t>
-      </w:r>
-    </w:p>
-    <w:p>
-      <w:pPr>
-        <w:spacing w:line="276" w:lineRule="auto"/>
-        <w:jc w:val="both"/>
-      </w:pPr>
-      <w:r>
-        <w:t>Detailed architectural aspect of 6.3.14. Module 14: Voyage Clearance API Route Controller paragraph 1: Ensuring robust error handling and transaction isolation within this module prevents cascading application failures during peak operational loads.</w:t>
-      </w:r>
-    </w:p>
-    <w:p>
-      <w:pPr>
-        <w:spacing w:line="276" w:lineRule="auto"/>
-        <w:jc w:val="both"/>
-      </w:pPr>
-      <w:r>
-        <w:t>Detailed architectural aspect of 6.3.14. Module 14: Voyage Clearance API Route Controller paragraph 2: Ensuring robust error handling and transaction isolation within this module prevents cascading application failures during peak operational loads.</w:t>
-      </w:r>
-    </w:p>
-    <w:p>
-      <w:pPr>
-        <w:spacing w:line="276" w:lineRule="auto"/>
-        <w:jc w:val="both"/>
-      </w:pPr>
-      <w:r>
-        <w:t>Detailed architectural aspect of 6.3.14. Module 14: Voyage Clearance API Route Controller paragraph 3: Ensuring robust error handling and transaction isolation within this module prevents cascading application failures during peak operational loads.</w:t>
-      </w:r>
-    </w:p>
-    <w:p>
-      <w:pPr>
-        <w:keepNext/>
-        <w:spacing w:before="280"/>
-      </w:pPr>
-      <w:r>
-        <w:rPr>
-          <w:b/>
-          <w:sz w:val="28"/>
-        </w:rPr>
-        <w:t>6.3.15. Module 15: Offline LocalStorage Mock Manager</w:t>
+        <w:spacing w:before="280" w:line="276" w:lineRule="auto"/>
+        <w:jc w:val="both"/>
+      </w:pPr>
+      <w:r>
+        <w:t>Module 15: Offline LocalStorage Mock Manager</w:t>
       </w:r>
     </w:p>
     <w:p>
@@ -13213,25 +12601,25 @@
         <w:jc w:val="both"/>
       </w:pPr>
       <w:r>
+        <w:t>Outputs: Mock HTTP response object.</w:t>
+      </w:r>
+    </w:p>
+    <w:p>
+      <w:pPr>
+        <w:spacing w:line="276" w:lineRule="auto"/>
+        <w:jc w:val="both"/>
+      </w:pPr>
+      <w:r>
+        <w:t>Implementation Aspects: Client-side LocalStorage proxy mock.</w:t>
+      </w:r>
+    </w:p>
+    <w:p>
+      <w:pPr>
+        <w:spacing w:line="276" w:lineRule="auto"/>
+        <w:jc w:val="both"/>
+      </w:pPr>
+      <w:r>
         <w:lastRenderedPageBreak/>
-        <w:t>Outputs: Mock HTTP response object.</w:t>
-      </w:r>
-    </w:p>
-    <w:p>
-      <w:pPr>
-        <w:spacing w:line="276" w:lineRule="auto"/>
-        <w:jc w:val="both"/>
-      </w:pPr>
-      <w:r>
-        <w:t>Implementation Aspects: Client-side LocalStorage proxy mock.</w:t>
-      </w:r>
-    </w:p>
-    <w:p>
-      <w:pPr>
-        <w:spacing w:line="276" w:lineRule="auto"/>
-        <w:jc w:val="both"/>
-      </w:pPr>
-      <w:r>
         <w:t>Detailed architectural aspect of 6.3.15. Module 15: Offline LocalStorage Mock Manager paragraph 1: Ensuring robust error handling and transaction isolation within this module prevents cascading application failures during peak operational loads.</w:t>
       </w:r>
     </w:p>
@@ -13288,7 +12676,7 @@
         </w:rPr>
         <w:lastRenderedPageBreak/>
         <w:drawing>
-          <wp:inline distT="0" distB="0" distL="0" distR="0" wp14:anchorId="67CD6EFA" wp14:editId="4F275006">
+          <wp:inline distT="0" distB="0" distL="0" distR="0" wp14:anchorId="47AA5303" wp14:editId="6C3F63AB">
             <wp:extent cx="3657600" cy="3657600"/>
             <wp:effectExtent l="0" t="0" r="0" b="0"/>
             <wp:docPr id="10" name="Picture 10"/>
@@ -13377,7 +12765,7 @@
         </w:rPr>
         <w:lastRenderedPageBreak/>
         <w:drawing>
-          <wp:inline distT="0" distB="0" distL="0" distR="0" wp14:anchorId="3235E2E7" wp14:editId="584E80E6">
+          <wp:inline distT="0" distB="0" distL="0" distR="0" wp14:anchorId="56DF7F32" wp14:editId="571F868A">
             <wp:extent cx="3657600" cy="3657600"/>
             <wp:effectExtent l="0" t="0" r="0" b="0"/>
             <wp:docPr id="11" name="Picture 11"/>
@@ -13505,7 +12893,7 @@
         </w:rPr>
         <w:lastRenderedPageBreak/>
         <w:drawing>
-          <wp:inline distT="0" distB="0" distL="0" distR="0" wp14:anchorId="56B3CE3F" wp14:editId="4AFC26CB">
+          <wp:inline distT="0" distB="0" distL="0" distR="0" wp14:anchorId="6F79531E" wp14:editId="1C7690D3">
             <wp:extent cx="3657600" cy="3657600"/>
             <wp:effectExtent l="0" t="0" r="0" b="0"/>
             <wp:docPr id="12" name="Picture 12"/>
@@ -13633,7 +13021,7 @@
         </w:rPr>
         <w:lastRenderedPageBreak/>
         <w:drawing>
-          <wp:inline distT="0" distB="0" distL="0" distR="0" wp14:anchorId="466926C4" wp14:editId="4B01120E">
+          <wp:inline distT="0" distB="0" distL="0" distR="0" wp14:anchorId="0B9EA9ED" wp14:editId="60E99035">
             <wp:extent cx="3657600" cy="3657600"/>
             <wp:effectExtent l="0" t="0" r="0" b="0"/>
             <wp:docPr id="13" name="Picture 13"/>
@@ -13825,7 +13213,7 @@
           <w:noProof/>
         </w:rPr>
         <w:drawing>
-          <wp:inline distT="0" distB="0" distL="0" distR="0" wp14:anchorId="031E8FA9" wp14:editId="467A0170">
+          <wp:inline distT="0" distB="0" distL="0" distR="0" wp14:anchorId="7B4E3A69" wp14:editId="0323C356">
             <wp:extent cx="5303520" cy="3314700"/>
             <wp:effectExtent l="0" t="0" r="0" b="0"/>
             <wp:docPr id="4" name="Picture 4"/>
@@ -13958,7 +13346,7 @@
         </w:rPr>
         <w:lastRenderedPageBreak/>
         <w:drawing>
-          <wp:inline distT="0" distB="0" distL="0" distR="0" wp14:anchorId="519604A0" wp14:editId="033C3DED">
+          <wp:inline distT="0" distB="0" distL="0" distR="0" wp14:anchorId="0E097105" wp14:editId="1B4177D5">
             <wp:extent cx="5303520" cy="3314700"/>
             <wp:effectExtent l="0" t="0" r="0" b="0"/>
             <wp:docPr id="5" name="Picture 5"/>
@@ -14119,7 +13507,7 @@
         </w:rPr>
         <w:lastRenderedPageBreak/>
         <w:drawing>
-          <wp:inline distT="0" distB="0" distL="0" distR="0" wp14:anchorId="392071BC" wp14:editId="2CB7FB76">
+          <wp:inline distT="0" distB="0" distL="0" distR="0" wp14:anchorId="399ED489" wp14:editId="1D4C616A">
             <wp:extent cx="1320800" cy="4445493"/>
             <wp:effectExtent l="0" t="0" r="0" b="0"/>
             <wp:docPr id="1636429496" name="Picture 1"/>
@@ -14251,7 +13639,7 @@
         </w:rPr>
         <w:lastRenderedPageBreak/>
         <w:drawing>
-          <wp:inline distT="0" distB="0" distL="0" distR="0" wp14:anchorId="2936B742" wp14:editId="33212D34">
+          <wp:inline distT="0" distB="0" distL="0" distR="0" wp14:anchorId="1641EA97" wp14:editId="79D1567A">
             <wp:extent cx="5303520" cy="3314700"/>
             <wp:effectExtent l="0" t="0" r="0" b="0"/>
             <wp:docPr id="8" name="Picture 8"/>
@@ -14343,7 +13731,7 @@
           <w:noProof/>
         </w:rPr>
         <w:drawing>
-          <wp:inline distT="0" distB="0" distL="0" distR="0" wp14:anchorId="1ACFEFA5" wp14:editId="362958EB">
+          <wp:inline distT="0" distB="0" distL="0" distR="0" wp14:anchorId="6EEF8C4A" wp14:editId="76E5EA64">
             <wp:extent cx="5303520" cy="3314700"/>
             <wp:effectExtent l="0" t="0" r="0" b="0"/>
             <wp:docPr id="9" name="Picture 9"/>
@@ -14524,7 +13912,7 @@
           <w:noProof/>
         </w:rPr>
         <w:drawing>
-          <wp:inline distT="0" distB="0" distL="0" distR="0" wp14:anchorId="6B451040" wp14:editId="538D6222">
+          <wp:inline distT="0" distB="0" distL="0" distR="0" wp14:anchorId="6D5DF3BD" wp14:editId="485C8BC7">
             <wp:extent cx="5303520" cy="3314700"/>
             <wp:effectExtent l="0" t="0" r="0" b="0"/>
             <wp:docPr id="6" name="Picture 6"/>
@@ -14688,7 +14076,7 @@
           <w:noProof/>
         </w:rPr>
         <w:drawing>
-          <wp:inline distT="0" distB="0" distL="0" distR="0" wp14:anchorId="71FA87FE" wp14:editId="33400CB7">
+          <wp:inline distT="0" distB="0" distL="0" distR="0" wp14:anchorId="216B1D59" wp14:editId="2551A0D2">
             <wp:extent cx="5943600" cy="2712720"/>
             <wp:effectExtent l="0" t="0" r="0" b="0"/>
             <wp:docPr id="1723561269" name="Picture 1"/>
